--- a/function/templates/이력서_표준서식.docx
+++ b/function/templates/이력서_표준서식.docx
@@ -4,230 +4,134 @@
   <w:body>
     <w:p>
       <w:pPr>
-        <w:spacing w:after="0" w:line="340" w:lineRule="auto"/>
+        <w:spacing w:after="20" w:line="220" w:lineRule="auto"/>
         <w:jc w:val="center"/>
         <w:rPr>
-          <w:sz w:val="34"/>
+          <w:b/>
+          <w:sz w:val="32"/>
           <w:lang w:eastAsia="ko-KR"/>
         </w:rPr>
       </w:pPr>
       <w:r>
         <w:rPr>
           <w:b/>
-          <w:sz w:val="34"/>
-          <w:lang w:eastAsia="ko-KR"/>
-        </w:rPr>
-        <w:t>이기찬</w:t>
+          <w:sz w:val="32"/>
+          <w:lang w:eastAsia="ko-KR"/>
+        </w:rPr>
+        <w:t>이기찬 (Gichan Lee)</w:t>
       </w:r>
     </w:p>
     <w:p>
       <w:pPr>
-        <w:spacing w:after="0" w:line="210" w:lineRule="auto"/>
+        <w:spacing w:after="20" w:line="220" w:lineRule="auto"/>
         <w:jc w:val="center"/>
         <w:rPr>
+          <w:b/>
+          <w:sz w:val="21"/>
           <w:lang w:eastAsia="ko-KR"/>
         </w:rPr>
       </w:pPr>
       <w:r>
         <w:rPr>
           <w:b/>
-          <w:lang w:eastAsia="ko-KR"/>
-        </w:rPr>
-        <w:t xml:space="preserve">AI Solution Engineer — </w:t>
-      </w:r>
-      <w:r>
-        <w:rPr>
-          <w:b/>
-          <w:lang w:eastAsia="ko-KR"/>
-        </w:rPr>
-        <w:t>고객</w:t>
-      </w:r>
-      <w:r>
-        <w:rPr>
-          <w:b/>
-          <w:lang w:eastAsia="ko-KR"/>
-        </w:rPr>
-        <w:t xml:space="preserve"> </w:t>
-      </w:r>
-      <w:r>
-        <w:rPr>
-          <w:b/>
-          <w:lang w:eastAsia="ko-KR"/>
-        </w:rPr>
-        <w:t>인프라에</w:t>
-      </w:r>
-      <w:r>
-        <w:rPr>
-          <w:b/>
-          <w:lang w:eastAsia="ko-KR"/>
-        </w:rPr>
-        <w:t xml:space="preserve"> AI</w:t>
-      </w:r>
-      <w:proofErr w:type="spellStart"/>
-      <w:r>
-        <w:rPr>
-          <w:b/>
-          <w:lang w:eastAsia="ko-KR"/>
-        </w:rPr>
-        <w:t>를</w:t>
-      </w:r>
-      <w:proofErr w:type="spellEnd"/>
-      <w:r>
-        <w:rPr>
-          <w:b/>
-          <w:lang w:eastAsia="ko-KR"/>
-        </w:rPr>
-        <w:t xml:space="preserve"> </w:t>
-      </w:r>
-      <w:r>
-        <w:rPr>
-          <w:b/>
-          <w:lang w:eastAsia="ko-KR"/>
-        </w:rPr>
-        <w:t>배포하고</w:t>
-      </w:r>
-      <w:r>
-        <w:rPr>
-          <w:b/>
-          <w:lang w:eastAsia="ko-KR"/>
-        </w:rPr>
-        <w:t xml:space="preserve">, </w:t>
-      </w:r>
-      <w:r>
-        <w:rPr>
-          <w:b/>
-          <w:lang w:eastAsia="ko-KR"/>
-        </w:rPr>
-        <w:t>파트너가</w:t>
-      </w:r>
-      <w:r>
-        <w:rPr>
-          <w:b/>
-          <w:lang w:eastAsia="ko-KR"/>
-        </w:rPr>
-        <w:t xml:space="preserve"> </w:t>
-      </w:r>
-      <w:r>
-        <w:rPr>
-          <w:b/>
-          <w:lang w:eastAsia="ko-KR"/>
-        </w:rPr>
-        <w:t>스스로</w:t>
-      </w:r>
-      <w:r>
-        <w:rPr>
-          <w:b/>
-          <w:lang w:eastAsia="ko-KR"/>
-        </w:rPr>
-        <w:t xml:space="preserve"> </w:t>
-      </w:r>
-      <w:r>
-        <w:rPr>
-          <w:b/>
-          <w:lang w:eastAsia="ko-KR"/>
-        </w:rPr>
-        <w:t>운영하게</w:t>
-      </w:r>
-      <w:r>
-        <w:rPr>
-          <w:b/>
-          <w:lang w:eastAsia="ko-KR"/>
-        </w:rPr>
-        <w:t xml:space="preserve"> </w:t>
-      </w:r>
-      <w:r>
-        <w:rPr>
-          <w:b/>
-          <w:lang w:eastAsia="ko-KR"/>
-        </w:rPr>
-        <w:t>만드는</w:t>
-      </w:r>
-      <w:r>
-        <w:rPr>
-          <w:b/>
-          <w:lang w:eastAsia="ko-KR"/>
-        </w:rPr>
-        <w:t xml:space="preserve"> </w:t>
-      </w:r>
-      <w:r>
-        <w:rPr>
-          <w:b/>
-          <w:lang w:eastAsia="ko-KR"/>
-        </w:rPr>
-        <w:t>현직</w:t>
-      </w:r>
-      <w:r>
-        <w:rPr>
-          <w:b/>
-          <w:lang w:eastAsia="ko-KR"/>
-        </w:rPr>
-        <w:t xml:space="preserve"> FDE</w:t>
+          <w:sz w:val="21"/>
+          <w:lang w:eastAsia="ko-KR"/>
+        </w:rPr>
+        <w:t>DevOps / SRE — 클라우드 전환과 AI 자동화를 같은 손으로 해온 엔지니어</w:t>
       </w:r>
     </w:p>
     <w:p>
       <w:pPr>
-        <w:spacing w:after="0" w:line="180" w:lineRule="auto"/>
+        <w:spacing w:after="20" w:line="220" w:lineRule="auto"/>
         <w:jc w:val="center"/>
         <w:rPr>
           <w:sz w:val="17"/>
+          <w:lang w:eastAsia="ko-KR"/>
         </w:rPr>
       </w:pPr>
-      <w:r>
-        <w:rPr>
-          <w:color w:val="444444"/>
+      <w:proofErr w:type="spellStart"/>
+      <w:r>
+        <w:rPr>
           <w:sz w:val="17"/>
-        </w:rPr>
-        <w:t xml:space="preserve">010-6666-2824 | gichanlee@icloud.com | </w:t>
-      </w:r>
-      <w:proofErr w:type="spellStart"/>
-      <w:r>
-        <w:rPr>
-          <w:color w:val="444444"/>
+          <w:lang w:eastAsia="ko-KR"/>
+        </w:rPr>
+        <w:t>온프렘</w:t>
+      </w:r>
+      <w:proofErr w:type="spellEnd"/>
+      <w:r>
+        <w:rPr>
           <w:sz w:val="17"/>
-        </w:rPr>
-        <w:t>서울시</w:t>
-      </w:r>
-      <w:proofErr w:type="spellEnd"/>
-      <w:r>
-        <w:rPr>
-          <w:color w:val="444444"/>
+          <w:lang w:eastAsia="ko-KR"/>
+        </w:rPr>
+        <w:t xml:space="preserve"> k8s 14개 서비스를 2년째 직접 운영하고, 그 운영을 AI 에이전트로 자동화했습니다. </w:t>
+      </w:r>
+    </w:p>
+    <w:p>
+      <w:pPr>
+        <w:spacing w:after="20" w:line="220" w:lineRule="auto"/>
+        <w:jc w:val="center"/>
+        <w:rPr>
           <w:sz w:val="17"/>
-        </w:rPr>
-        <w:t xml:space="preserve"> </w:t>
-      </w:r>
-      <w:proofErr w:type="spellStart"/>
-      <w:r>
-        <w:rPr>
-          <w:color w:val="444444"/>
+          <w:lang w:eastAsia="ko-KR"/>
+        </w:rPr>
+      </w:pPr>
+      <w:r>
+        <w:rPr>
           <w:sz w:val="17"/>
-        </w:rPr>
-        <w:t>강남구</w:t>
-      </w:r>
-      <w:proofErr w:type="spellEnd"/>
-      <w:r>
-        <w:rPr>
-          <w:color w:val="444444"/>
+          <w:lang w:eastAsia="ko-KR"/>
+        </w:rPr>
+        <w:t>연차보다 빠르게 배우는 것으로 증명해왔습니다.</w:t>
+      </w:r>
+    </w:p>
+    <w:p>
+      <w:pPr>
+        <w:spacing w:after="20" w:line="220" w:lineRule="auto"/>
+        <w:jc w:val="center"/>
+        <w:rPr>
           <w:sz w:val="17"/>
-        </w:rPr>
-        <w:t xml:space="preserve"> </w:t>
-      </w:r>
-      <w:proofErr w:type="spellStart"/>
-      <w:r>
-        <w:rPr>
-          <w:color w:val="444444"/>
+          <w:lang w:eastAsia="ko-KR"/>
+        </w:rPr>
+      </w:pPr>
+      <w:r>
+        <w:rPr>
           <w:sz w:val="17"/>
-        </w:rPr>
-        <w:t>자곡동</w:t>
-      </w:r>
-      <w:proofErr w:type="spellEnd"/>
-      <w:r>
-        <w:rPr>
-          <w:color w:val="444444"/>
+          <w:lang w:eastAsia="ko-KR"/>
+        </w:rPr>
+        <w:t xml:space="preserve">010-6666-2824 | </w:t>
+      </w:r>
+      <w:hyperlink r:id="rId8" w:history="1">
+        <w:r>
+          <w:rPr>
+            <w:rStyle w:val="aff1"/>
+            <w:sz w:val="17"/>
+            <w:lang w:eastAsia="ko-KR"/>
+          </w:rPr>
+          <w:t>gichanlee@icloud.com</w:t>
+        </w:r>
+      </w:hyperlink>
+      <w:r>
+        <w:rPr>
           <w:sz w:val="17"/>
-        </w:rPr>
-        <w:br/>
-      </w:r>
-      <w:hyperlink r:id="rId8" w:history="1">
+          <w:lang w:eastAsia="ko-KR"/>
+        </w:rPr>
+        <w:t xml:space="preserve"> | 서울시 강남구 자곡동</w:t>
+      </w:r>
+    </w:p>
+    <w:p>
+      <w:pPr>
+        <w:spacing w:after="20" w:line="220" w:lineRule="auto"/>
+        <w:jc w:val="center"/>
+        <w:rPr>
+          <w:sz w:val="17"/>
+        </w:rPr>
+      </w:pPr>
+      <w:r>
+        <w:rPr>
+          <w:sz w:val="17"/>
+        </w:rPr>
+        <w:t xml:space="preserve">GitHub: </w:t>
+      </w:r>
+      <w:hyperlink r:id="rId9" w:history="1">
         <w:r>
           <w:rPr>
             <w:rStyle w:val="aff1"/>
@@ -238,12 +142,11 @@
       </w:hyperlink>
       <w:r>
         <w:rPr>
-          <w:color w:val="444444"/>
           <w:sz w:val="17"/>
         </w:rPr>
-        <w:t xml:space="preserve"> | </w:t>
-      </w:r>
-      <w:hyperlink r:id="rId9" w:history="1">
+        <w:t xml:space="preserve"> | Portfolio: </w:t>
+      </w:r>
+      <w:hyperlink r:id="rId10" w:history="1">
         <w:r>
           <w:rPr>
             <w:rStyle w:val="aff1"/>
@@ -254,12 +157,26 @@
       </w:hyperlink>
       <w:r>
         <w:rPr>
-          <w:color w:val="444444"/>
           <w:sz w:val="17"/>
         </w:rPr>
-        <w:t xml:space="preserve"> | </w:t>
-      </w:r>
-      <w:hyperlink r:id="rId10" w:history="1">
+        <w:t xml:space="preserve"> | Wiki: </w:t>
+      </w:r>
+      <w:hyperlink r:id="rId11" w:history="1">
+        <w:r>
+          <w:rPr>
+            <w:rStyle w:val="aff1"/>
+            <w:sz w:val="17"/>
+          </w:rPr>
+          <w:t>wiki.bit-habit.com</w:t>
+        </w:r>
+      </w:hyperlink>
+      <w:r>
+        <w:rPr>
+          <w:sz w:val="17"/>
+        </w:rPr>
+        <w:t xml:space="preserve"> | LinkedIn: </w:t>
+      </w:r>
+      <w:hyperlink r:id="rId12" w:history="1">
         <w:r>
           <w:rPr>
             <w:rStyle w:val="aff1"/>
@@ -272,27 +189,17 @@
     <w:p>
       <w:pPr>
         <w:pStyle w:val="1"/>
-        <w:spacing w:before="80" w:after="20" w:line="240" w:lineRule="auto"/>
-        <w:rPr>
-          <w:rFonts w:ascii="맑은 고딕" w:eastAsia="맑은 고딕" w:hAnsi="맑은 고딕"/>
-          <w:lang w:eastAsia="ko-KR"/>
-        </w:rPr>
+        <w:spacing w:before="120" w:line="220" w:lineRule="auto"/>
       </w:pPr>
       <w:r>
-        <w:rPr>
-          <w:rFonts w:ascii="맑은 고딕" w:eastAsia="맑은 고딕" w:hAnsi="맑은 고딕" w:cs="맑은 고딕" w:hint="eastAsia"/>
-          <w:lang w:eastAsia="ko-KR"/>
-        </w:rPr>
         <w:t>요약</w:t>
       </w:r>
     </w:p>
     <w:p>
       <w:pPr>
         <w:pStyle w:val="a0"/>
-        <w:spacing w:after="10" w:line="184" w:lineRule="auto"/>
-        <w:ind w:left="240" w:hanging="240"/>
-        <w:rPr>
-          <w:sz w:val="18"/>
+        <w:spacing w:after="20" w:line="220" w:lineRule="auto"/>
+        <w:rPr>
           <w:lang w:eastAsia="ko-KR"/>
         </w:rPr>
       </w:pPr>
@@ -300,6448 +207,1883 @@
       <w:r>
         <w:rPr>
           <w:b/>
-          <w:sz w:val="18"/>
-          <w:lang w:eastAsia="ko-KR"/>
-        </w:rPr>
-        <w:t>온프레미스</w:t>
+          <w:lang w:eastAsia="ko-KR"/>
+        </w:rPr>
+        <w:t>온프렘</w:t>
       </w:r>
       <w:proofErr w:type="spellEnd"/>
       <w:r>
         <w:rPr>
           <w:b/>
-          <w:sz w:val="18"/>
-          <w:lang w:eastAsia="ko-KR"/>
-        </w:rPr>
-        <w:t xml:space="preserve"> k8s </w:t>
+          <w:lang w:eastAsia="ko-KR"/>
+        </w:rPr>
+        <w:t xml:space="preserve"> k8s 구축·운영·장애대응 (2년)</w:t>
+      </w:r>
+      <w:r>
+        <w:rPr>
+          <w:lang w:eastAsia="ko-KR"/>
+        </w:rPr>
+        <w:t xml:space="preserve"> — 단일 k3s 클러스터에 14개 서비스를 직접 구성해 </w:t>
+      </w:r>
+      <w:proofErr w:type="spellStart"/>
+      <w:r>
+        <w:rPr>
+          <w:lang w:eastAsia="ko-KR"/>
+        </w:rPr>
+        <w:t>무중단</w:t>
+      </w:r>
+      <w:proofErr w:type="spellEnd"/>
+      <w:r>
+        <w:rPr>
+          <w:lang w:eastAsia="ko-KR"/>
+        </w:rPr>
+        <w:t xml:space="preserve"> 운영. </w:t>
+      </w:r>
+      <w:proofErr w:type="spellStart"/>
+      <w:r>
+        <w:rPr>
+          <w:lang w:eastAsia="ko-KR"/>
+        </w:rPr>
+        <w:t>ArgoCD</w:t>
+      </w:r>
+      <w:proofErr w:type="spellEnd"/>
+      <w:r>
+        <w:rPr>
+          <w:lang w:eastAsia="ko-KR"/>
+        </w:rPr>
+        <w:t xml:space="preserve"> </w:t>
+      </w:r>
+      <w:proofErr w:type="spellStart"/>
+      <w:r>
+        <w:rPr>
+          <w:lang w:eastAsia="ko-KR"/>
+        </w:rPr>
+        <w:t>GitOps</w:t>
+      </w:r>
+      <w:proofErr w:type="spellEnd"/>
+      <w:r>
+        <w:rPr>
+          <w:lang w:eastAsia="ko-KR"/>
+        </w:rPr>
+        <w:t xml:space="preserve"> CI/CD, Prometheus 관측 스택 구축. 위임할 사람 없이 알림→원인분석→복구→재발방지 루프를 혼자 반복. </w:t>
       </w:r>
       <w:r>
         <w:rPr>
           <w:b/>
-          <w:sz w:val="18"/>
-          <w:lang w:eastAsia="ko-KR"/>
-        </w:rPr>
-        <w:t>배포</w:t>
-      </w:r>
+          <w:lang w:eastAsia="ko-KR"/>
+        </w:rPr>
+        <w:t xml:space="preserve">지금 이 순간의 상태를 직접 확인하실 수 있습니다 — </w:t>
+      </w:r>
+      <w:hyperlink r:id="rId13" w:history="1">
+        <w:r>
+          <w:rPr>
+            <w:rStyle w:val="aff1"/>
+            <w:lang w:eastAsia="ko-KR"/>
+          </w:rPr>
+          <w:t>status.bit-habit.com</w:t>
+        </w:r>
+      </w:hyperlink>
       <w:r>
         <w:rPr>
           <w:b/>
-          <w:sz w:val="18"/>
-          <w:lang w:eastAsia="ko-KR"/>
-        </w:rPr>
-        <w:t>·</w:t>
-      </w:r>
+          <w:lang w:eastAsia="ko-KR"/>
+        </w:rPr>
+        <w:t xml:space="preserve"> (실시간 헬스 대시보드) · </w:t>
+      </w:r>
+      <w:hyperlink r:id="rId14" w:history="1">
+        <w:r>
+          <w:rPr>
+            <w:rStyle w:val="aff1"/>
+            <w:lang w:eastAsia="ko-KR"/>
+          </w:rPr>
+          <w:t>infra.bit-habit.com</w:t>
+        </w:r>
+      </w:hyperlink>
       <w:r>
         <w:rPr>
           <w:b/>
-          <w:sz w:val="18"/>
-          <w:lang w:eastAsia="ko-KR"/>
-        </w:rPr>
-        <w:t>운영</w:t>
-      </w:r>
-      <w:r>
-        <w:rPr>
-          <w:b/>
-          <w:sz w:val="18"/>
-          <w:lang w:eastAsia="ko-KR"/>
-        </w:rPr>
-        <w:t>·</w:t>
-      </w:r>
-      <w:r>
-        <w:rPr>
-          <w:b/>
-          <w:sz w:val="18"/>
-          <w:lang w:eastAsia="ko-KR"/>
-        </w:rPr>
-        <w:t>트러블슈팅</w:t>
-      </w:r>
-      <w:r>
-        <w:rPr>
-          <w:sz w:val="18"/>
-          <w:lang w:eastAsia="ko-KR"/>
-        </w:rPr>
-        <w:t xml:space="preserve"> —</w:t>
-      </w:r>
-      <w:r>
-        <w:rPr>
-          <w:sz w:val="18"/>
-          <w:lang w:eastAsia="ko-KR"/>
-        </w:rPr>
-        <w:t xml:space="preserve"> </w:t>
-      </w:r>
-      <w:r>
-        <w:rPr>
-          <w:sz w:val="18"/>
-          <w:lang w:eastAsia="ko-KR"/>
-        </w:rPr>
-        <w:t>단일</w:t>
-      </w:r>
-      <w:r>
-        <w:rPr>
-          <w:sz w:val="18"/>
-          <w:lang w:eastAsia="ko-KR"/>
-        </w:rPr>
-        <w:t xml:space="preserve"> k3s </w:t>
-      </w:r>
-      <w:r>
-        <w:rPr>
-          <w:sz w:val="18"/>
-          <w:lang w:eastAsia="ko-KR"/>
-        </w:rPr>
-        <w:t>클러스터에</w:t>
-      </w:r>
-      <w:r>
-        <w:rPr>
-          <w:sz w:val="18"/>
-          <w:lang w:eastAsia="ko-KR"/>
-        </w:rPr>
-        <w:t xml:space="preserve"> 14</w:t>
-      </w:r>
-      <w:r>
-        <w:rPr>
-          <w:sz w:val="18"/>
-          <w:lang w:eastAsia="ko-KR"/>
-        </w:rPr>
-        <w:t>개</w:t>
-      </w:r>
-      <w:r>
-        <w:rPr>
-          <w:sz w:val="18"/>
-          <w:lang w:eastAsia="ko-KR"/>
-        </w:rPr>
-        <w:t xml:space="preserve"> </w:t>
-      </w:r>
-      <w:r>
-        <w:rPr>
-          <w:sz w:val="18"/>
-          <w:lang w:eastAsia="ko-KR"/>
-        </w:rPr>
-        <w:t>서비스를</w:t>
-      </w:r>
-      <w:r>
-        <w:rPr>
-          <w:sz w:val="18"/>
-          <w:lang w:eastAsia="ko-KR"/>
-        </w:rPr>
-        <w:t xml:space="preserve"> </w:t>
-      </w:r>
-      <w:r>
-        <w:rPr>
-          <w:sz w:val="18"/>
-          <w:lang w:eastAsia="ko-KR"/>
-        </w:rPr>
-        <w:t>직접</w:t>
-      </w:r>
-      <w:r>
-        <w:rPr>
-          <w:sz w:val="18"/>
-          <w:lang w:eastAsia="ko-KR"/>
-        </w:rPr>
-        <w:t xml:space="preserve"> </w:t>
-      </w:r>
-      <w:r>
-        <w:rPr>
-          <w:sz w:val="18"/>
-          <w:lang w:eastAsia="ko-KR"/>
-        </w:rPr>
-        <w:t>구성해</w:t>
-      </w:r>
-      <w:r>
-        <w:rPr>
-          <w:sz w:val="18"/>
-          <w:lang w:eastAsia="ko-KR"/>
-        </w:rPr>
-        <w:t xml:space="preserve"> 2</w:t>
-      </w:r>
-      <w:r>
-        <w:rPr>
-          <w:sz w:val="18"/>
-          <w:lang w:eastAsia="ko-KR"/>
-        </w:rPr>
-        <w:t>년째</w:t>
-      </w:r>
-      <w:r>
-        <w:rPr>
-          <w:sz w:val="18"/>
-          <w:lang w:eastAsia="ko-KR"/>
-        </w:rPr>
-        <w:t xml:space="preserve"> </w:t>
-      </w:r>
-      <w:r>
-        <w:rPr>
-          <w:sz w:val="18"/>
-          <w:lang w:eastAsia="ko-KR"/>
-        </w:rPr>
-        <w:t>운영</w:t>
-      </w:r>
-      <w:r>
-        <w:rPr>
-          <w:sz w:val="18"/>
-          <w:lang w:eastAsia="ko-KR"/>
-        </w:rPr>
-        <w:t xml:space="preserve"> </w:t>
-      </w:r>
-      <w:r>
-        <w:rPr>
-          <w:sz w:val="18"/>
-          <w:lang w:eastAsia="ko-KR"/>
-        </w:rPr>
-        <w:t>중</w:t>
-      </w:r>
-      <w:r>
-        <w:rPr>
-          <w:sz w:val="18"/>
-          <w:lang w:eastAsia="ko-KR"/>
-        </w:rPr>
-        <w:t>.</w:t>
+          <w:lang w:eastAsia="ko-KR"/>
+        </w:rPr>
+        <w:t xml:space="preserve"> (아키텍처 문서)</w:t>
       </w:r>
     </w:p>
     <w:p>
       <w:pPr>
         <w:pStyle w:val="a0"/>
-        <w:spacing w:after="10" w:line="184" w:lineRule="auto"/>
-        <w:ind w:left="240" w:hanging="240"/>
-        <w:rPr>
-          <w:sz w:val="18"/>
+        <w:spacing w:after="20" w:line="220" w:lineRule="auto"/>
+        <w:rPr>
           <w:lang w:eastAsia="ko-KR"/>
         </w:rPr>
       </w:pPr>
       <w:r>
         <w:rPr>
           <w:b/>
-          <w:sz w:val="18"/>
-          <w:lang w:eastAsia="ko-KR"/>
-        </w:rPr>
-        <w:t>파트너</w:t>
-      </w:r>
-      <w:r>
-        <w:rPr>
-          <w:b/>
-          <w:sz w:val="18"/>
-          <w:lang w:eastAsia="ko-KR"/>
-        </w:rPr>
-        <w:t>·</w:t>
+          <w:lang w:eastAsia="ko-KR"/>
+        </w:rPr>
+        <w:t>클라우드 전환 단독 수행</w:t>
+      </w:r>
+      <w:r>
+        <w:rPr>
+          <w:lang w:eastAsia="ko-KR"/>
+        </w:rPr>
+        <w:t xml:space="preserve"> — AWS(EC2·Route 53) 위에 구축·운영한 뒤 워크로드·비용·아키텍처를 재설계해 OCI로 </w:t>
       </w:r>
       <w:proofErr w:type="spellStart"/>
       <w:r>
         <w:rPr>
-          <w:b/>
-          <w:sz w:val="18"/>
-          <w:lang w:eastAsia="ko-KR"/>
-        </w:rPr>
-        <w:t>비개발</w:t>
+          <w:lang w:eastAsia="ko-KR"/>
+        </w:rPr>
+        <w:t>무중단</w:t>
       </w:r>
       <w:proofErr w:type="spellEnd"/>
       <w:r>
         <w:rPr>
-          <w:b/>
-          <w:sz w:val="18"/>
-          <w:lang w:eastAsia="ko-KR"/>
-        </w:rPr>
-        <w:t xml:space="preserve"> </w:t>
-      </w:r>
-      <w:r>
-        <w:rPr>
-          <w:b/>
-          <w:sz w:val="18"/>
-          <w:lang w:eastAsia="ko-KR"/>
-        </w:rPr>
-        <w:t>이해관계자</w:t>
-      </w:r>
-      <w:r>
-        <w:rPr>
-          <w:b/>
-          <w:sz w:val="18"/>
-          <w:lang w:eastAsia="ko-KR"/>
-        </w:rPr>
-        <w:t xml:space="preserve"> </w:t>
-      </w:r>
-      <w:r>
-        <w:rPr>
-          <w:b/>
-          <w:sz w:val="18"/>
-          <w:lang w:eastAsia="ko-KR"/>
-        </w:rPr>
-        <w:t>기술</w:t>
-      </w:r>
-      <w:r>
-        <w:rPr>
-          <w:b/>
-          <w:sz w:val="18"/>
-          <w:lang w:eastAsia="ko-KR"/>
-        </w:rPr>
-        <w:t xml:space="preserve"> </w:t>
-      </w:r>
-      <w:r>
-        <w:rPr>
-          <w:b/>
-          <w:sz w:val="18"/>
-          <w:lang w:eastAsia="ko-KR"/>
-        </w:rPr>
-        <w:t>지원과</w:t>
-      </w:r>
-      <w:r>
-        <w:rPr>
-          <w:b/>
-          <w:sz w:val="18"/>
-          <w:lang w:eastAsia="ko-KR"/>
-        </w:rPr>
-        <w:t xml:space="preserve"> </w:t>
-      </w:r>
-      <w:r>
-        <w:rPr>
-          <w:b/>
-          <w:sz w:val="18"/>
-          <w:lang w:eastAsia="ko-KR"/>
-        </w:rPr>
-        <w:t>교육</w:t>
-      </w:r>
-      <w:r>
-        <w:rPr>
-          <w:sz w:val="18"/>
-          <w:lang w:eastAsia="ko-KR"/>
-        </w:rPr>
-        <w:t xml:space="preserve"> — MS M365 </w:t>
-      </w:r>
-      <w:r>
-        <w:rPr>
-          <w:sz w:val="18"/>
-          <w:lang w:eastAsia="ko-KR"/>
-        </w:rPr>
-        <w:t>기술지원에서</w:t>
-      </w:r>
-      <w:r>
-        <w:rPr>
-          <w:sz w:val="18"/>
-          <w:lang w:eastAsia="ko-KR"/>
-        </w:rPr>
-        <w:t xml:space="preserve"> </w:t>
-      </w:r>
-      <w:r>
-        <w:rPr>
-          <w:sz w:val="18"/>
-          <w:lang w:eastAsia="ko-KR"/>
-        </w:rPr>
-        <w:t>전</w:t>
-      </w:r>
-      <w:r>
-        <w:rPr>
-          <w:sz w:val="18"/>
-          <w:lang w:eastAsia="ko-KR"/>
-        </w:rPr>
-        <w:t xml:space="preserve"> </w:t>
-      </w:r>
-      <w:r>
-        <w:rPr>
-          <w:sz w:val="18"/>
-          <w:lang w:eastAsia="ko-KR"/>
-        </w:rPr>
-        <w:t>지표</w:t>
-      </w:r>
-      <w:r>
-        <w:rPr>
-          <w:sz w:val="18"/>
-          <w:lang w:eastAsia="ko-KR"/>
-        </w:rPr>
-        <w:t xml:space="preserve"> 1</w:t>
-      </w:r>
-      <w:r>
-        <w:rPr>
-          <w:sz w:val="18"/>
-          <w:lang w:eastAsia="ko-KR"/>
-        </w:rPr>
-        <w:t>위</w:t>
-      </w:r>
-      <w:r>
-        <w:rPr>
-          <w:sz w:val="18"/>
-          <w:lang w:eastAsia="ko-KR"/>
-        </w:rPr>
-        <w:t>(</w:t>
+          <w:lang w:eastAsia="ko-KR"/>
+        </w:rPr>
+        <w:t xml:space="preserve"> 이관, 인프라 비용 $0로 전환. Terraform</w:t>
       </w:r>
       <w:proofErr w:type="spellStart"/>
       <w:r>
         <w:rPr>
-          <w:sz w:val="18"/>
-          <w:lang w:eastAsia="ko-KR"/>
-        </w:rPr>
-        <w:t>해결률</w:t>
+          <w:lang w:eastAsia="ko-KR"/>
+        </w:rPr>
+        <w:t>으로</w:t>
       </w:r>
       <w:proofErr w:type="spellEnd"/>
       <w:r>
         <w:rPr>
-          <w:sz w:val="18"/>
-          <w:lang w:eastAsia="ko-KR"/>
-        </w:rPr>
-        <w:t xml:space="preserve"> 92.7%, </w:t>
-      </w:r>
-      <w:r>
-        <w:rPr>
-          <w:sz w:val="18"/>
-          <w:lang w:eastAsia="ko-KR"/>
-        </w:rPr>
-        <w:t>불만족</w:t>
-      </w:r>
-      <w:r>
-        <w:rPr>
-          <w:sz w:val="18"/>
-          <w:lang w:eastAsia="ko-KR"/>
-        </w:rPr>
-        <w:t xml:space="preserve"> 0%)</w:t>
+          <w:lang w:eastAsia="ko-KR"/>
+        </w:rPr>
+        <w:t xml:space="preserve"> 인프라를 코드로 정의한 경험(</w:t>
+      </w:r>
+      <w:proofErr w:type="spellStart"/>
+      <w:r>
+        <w:rPr>
+          <w:lang w:eastAsia="ko-KR"/>
+        </w:rPr>
+        <w:t>azure_infra</w:t>
+      </w:r>
+      <w:proofErr w:type="spellEnd"/>
+      <w:r>
+        <w:rPr>
+          <w:lang w:eastAsia="ko-KR"/>
+        </w:rPr>
+        <w:t>).</w:t>
       </w:r>
     </w:p>
     <w:p>
       <w:pPr>
         <w:pStyle w:val="a0"/>
-        <w:spacing w:after="10" w:line="184" w:lineRule="auto"/>
-        <w:ind w:left="240" w:hanging="240"/>
-        <w:rPr>
-          <w:sz w:val="18"/>
+        <w:spacing w:after="20" w:line="220" w:lineRule="auto"/>
+        <w:rPr>
           <w:lang w:eastAsia="ko-KR"/>
         </w:rPr>
       </w:pPr>
       <w:r>
         <w:rPr>
           <w:b/>
-          <w:sz w:val="18"/>
-          <w:lang w:eastAsia="ko-KR"/>
-        </w:rPr>
-        <w:t>복잡한</w:t>
-      </w:r>
+          <w:lang w:eastAsia="ko-KR"/>
+        </w:rPr>
+        <w:t>A.I Native 엔지니어링 (현직)</w:t>
+      </w:r>
+      <w:r>
+        <w:rPr>
+          <w:lang w:eastAsia="ko-KR"/>
+        </w:rPr>
+        <w:t xml:space="preserve"> — Claude </w:t>
+      </w:r>
+      <w:proofErr w:type="spellStart"/>
+      <w:r>
+        <w:rPr>
+          <w:lang w:eastAsia="ko-KR"/>
+        </w:rPr>
+        <w:t>Code·Codex</w:t>
+      </w:r>
+      <w:proofErr w:type="spellEnd"/>
+      <w:r>
+        <w:rPr>
+          <w:lang w:eastAsia="ko-KR"/>
+        </w:rPr>
+        <w:t xml:space="preserve"> 에이전트를 사내 개발 프로세스에 이식해 이슈 생성→PR→코드리뷰 자동화. 정부 지침서 검토 업무를 10시간 → 2시간으로 단축하고, 비전공자가 스스로 돌리도록 문서화·</w:t>
+      </w:r>
+      <w:proofErr w:type="spellStart"/>
+      <w:r>
+        <w:rPr>
+          <w:lang w:eastAsia="ko-KR"/>
+        </w:rPr>
+        <w:t>온보딩</w:t>
+      </w:r>
+      <w:proofErr w:type="spellEnd"/>
+      <w:r>
+        <w:rPr>
+          <w:lang w:eastAsia="ko-KR"/>
+        </w:rPr>
+        <w:t>.</w:t>
+      </w:r>
+    </w:p>
+    <w:p>
+      <w:pPr>
+        <w:pStyle w:val="a0"/>
+        <w:spacing w:after="20" w:line="220" w:lineRule="auto"/>
+        <w:rPr>
+          <w:lang w:eastAsia="ko-KR"/>
+        </w:rPr>
+      </w:pPr>
       <w:r>
         <w:rPr>
           <w:b/>
-          <w:sz w:val="18"/>
-          <w:lang w:eastAsia="ko-KR"/>
-        </w:rPr>
-        <w:t xml:space="preserve"> </w:t>
-      </w:r>
-      <w:r>
-        <w:rPr>
-          <w:b/>
-          <w:sz w:val="18"/>
-          <w:lang w:eastAsia="ko-KR"/>
-        </w:rPr>
-        <w:t>엔지니어링을</w:t>
-      </w:r>
-      <w:r>
-        <w:rPr>
-          <w:b/>
-          <w:sz w:val="18"/>
-          <w:lang w:eastAsia="ko-KR"/>
-        </w:rPr>
-        <w:t xml:space="preserve"> </w:t>
-      </w:r>
-      <w:r>
-        <w:rPr>
-          <w:b/>
-          <w:sz w:val="18"/>
-          <w:lang w:eastAsia="ko-KR"/>
-        </w:rPr>
-        <w:t>문서로</w:t>
-      </w:r>
-      <w:r>
-        <w:rPr>
-          <w:b/>
-          <w:sz w:val="18"/>
-          <w:lang w:eastAsia="ko-KR"/>
-        </w:rPr>
-        <w:t xml:space="preserve"> </w:t>
-      </w:r>
-      <w:r>
-        <w:rPr>
-          <w:b/>
-          <w:sz w:val="18"/>
-          <w:lang w:eastAsia="ko-KR"/>
-        </w:rPr>
-        <w:t>자산화</w:t>
-      </w:r>
-      <w:r>
-        <w:rPr>
-          <w:sz w:val="18"/>
-          <w:lang w:eastAsia="ko-KR"/>
-        </w:rPr>
-        <w:t xml:space="preserve"> — </w:t>
-      </w:r>
-      <w:r>
-        <w:rPr>
-          <w:sz w:val="18"/>
-          <w:lang w:eastAsia="ko-KR"/>
-        </w:rPr>
-        <w:t>클라우드</w:t>
-      </w:r>
-      <w:r>
-        <w:rPr>
-          <w:sz w:val="18"/>
-          <w:lang w:eastAsia="ko-KR"/>
-        </w:rPr>
-        <w:t xml:space="preserve">/AI </w:t>
-      </w:r>
-      <w:r>
-        <w:rPr>
-          <w:sz w:val="18"/>
-          <w:lang w:eastAsia="ko-KR"/>
-        </w:rPr>
-        <w:t>기술</w:t>
-      </w:r>
-      <w:r>
-        <w:rPr>
-          <w:sz w:val="18"/>
-          <w:lang w:eastAsia="ko-KR"/>
-        </w:rPr>
-        <w:t xml:space="preserve"> </w:t>
-      </w:r>
-      <w:r>
-        <w:rPr>
-          <w:sz w:val="18"/>
-          <w:lang w:eastAsia="ko-KR"/>
-        </w:rPr>
-        <w:t>가이드북을</w:t>
-      </w:r>
-      <w:r>
-        <w:rPr>
-          <w:sz w:val="18"/>
-          <w:lang w:eastAsia="ko-KR"/>
-        </w:rPr>
-        <w:t xml:space="preserve"> </w:t>
-      </w:r>
-      <w:r>
-        <w:rPr>
-          <w:sz w:val="18"/>
-          <w:lang w:eastAsia="ko-KR"/>
-        </w:rPr>
-        <w:t>직접</w:t>
-      </w:r>
-      <w:r>
-        <w:rPr>
-          <w:sz w:val="18"/>
-          <w:lang w:eastAsia="ko-KR"/>
-        </w:rPr>
-        <w:t xml:space="preserve"> </w:t>
-      </w:r>
-      <w:r>
-        <w:rPr>
-          <w:sz w:val="18"/>
-          <w:lang w:eastAsia="ko-KR"/>
-        </w:rPr>
-        <w:t>집필</w:t>
-      </w:r>
-      <w:r>
-        <w:rPr>
-          <w:sz w:val="18"/>
-          <w:lang w:eastAsia="ko-KR"/>
-        </w:rPr>
-        <w:t>·</w:t>
-      </w:r>
-      <w:r>
-        <w:rPr>
-          <w:sz w:val="18"/>
-          <w:lang w:eastAsia="ko-KR"/>
-        </w:rPr>
-        <w:t>공개</w:t>
-      </w:r>
-      <w:r>
-        <w:rPr>
-          <w:sz w:val="18"/>
-          <w:lang w:eastAsia="ko-KR"/>
-        </w:rPr>
-        <w:t xml:space="preserve">. </w:t>
-      </w:r>
-      <w:r>
-        <w:rPr>
-          <w:sz w:val="18"/>
-          <w:lang w:eastAsia="ko-KR"/>
-        </w:rPr>
-        <w:t>비전공자</w:t>
-      </w:r>
-      <w:r>
-        <w:rPr>
-          <w:sz w:val="18"/>
-          <w:lang w:eastAsia="ko-KR"/>
-        </w:rPr>
-        <w:t xml:space="preserve"> </w:t>
+          <w:lang w:eastAsia="ko-KR"/>
+        </w:rPr>
+        <w:t>기술지원·교육 이력</w:t>
+      </w:r>
+      <w:r>
+        <w:rPr>
+          <w:lang w:eastAsia="ko-KR"/>
+        </w:rPr>
+        <w:t xml:space="preserve"> — MS M365 글로벌 기술지원 20명 중 전 지표 1위(</w:t>
       </w:r>
       <w:proofErr w:type="spellStart"/>
       <w:r>
         <w:rPr>
-          <w:sz w:val="18"/>
-          <w:lang w:eastAsia="ko-KR"/>
-        </w:rPr>
-        <w:t>온보딩과</w:t>
+          <w:lang w:eastAsia="ko-KR"/>
+        </w:rPr>
+        <w:t>해결률</w:t>
       </w:r>
       <w:proofErr w:type="spellEnd"/>
       <w:r>
         <w:rPr>
-          <w:sz w:val="18"/>
-          <w:lang w:eastAsia="ko-KR"/>
-        </w:rPr>
-        <w:t xml:space="preserve"> </w:t>
-      </w:r>
-      <w:r>
-        <w:rPr>
-          <w:sz w:val="18"/>
-          <w:lang w:eastAsia="ko-KR"/>
-        </w:rPr>
-        <w:t>정부</w:t>
-      </w:r>
-      <w:r>
-        <w:rPr>
-          <w:sz w:val="18"/>
-          <w:lang w:eastAsia="ko-KR"/>
-        </w:rPr>
-        <w:t xml:space="preserve"> </w:t>
-      </w:r>
-      <w:r>
-        <w:rPr>
-          <w:sz w:val="18"/>
-          <w:lang w:eastAsia="ko-KR"/>
-        </w:rPr>
-        <w:t>지침서</w:t>
-      </w:r>
-      <w:r>
-        <w:rPr>
-          <w:sz w:val="18"/>
-          <w:lang w:eastAsia="ko-KR"/>
-        </w:rPr>
-        <w:t xml:space="preserve"> LLM </w:t>
-      </w:r>
-      <w:r>
-        <w:rPr>
-          <w:sz w:val="18"/>
-          <w:lang w:eastAsia="ko-KR"/>
-        </w:rPr>
-        <w:t>워크플로우화</w:t>
-      </w:r>
-      <w:r>
-        <w:rPr>
-          <w:sz w:val="18"/>
-          <w:lang w:eastAsia="ko-KR"/>
-        </w:rPr>
-        <w:t>(10h→2h)</w:t>
-      </w:r>
-      <w:proofErr w:type="spellStart"/>
-      <w:r>
-        <w:rPr>
-          <w:sz w:val="18"/>
-          <w:lang w:eastAsia="ko-KR"/>
-        </w:rPr>
-        <w:t>를</w:t>
-      </w:r>
-      <w:proofErr w:type="spellEnd"/>
-      <w:r>
-        <w:rPr>
-          <w:sz w:val="18"/>
-          <w:lang w:eastAsia="ko-KR"/>
-        </w:rPr>
-        <w:t xml:space="preserve"> </w:t>
-      </w:r>
-      <w:r>
-        <w:rPr>
-          <w:sz w:val="18"/>
-          <w:lang w:eastAsia="ko-KR"/>
-        </w:rPr>
-        <w:t>현직에서</w:t>
-      </w:r>
-      <w:r>
-        <w:rPr>
-          <w:sz w:val="18"/>
-          <w:lang w:eastAsia="ko-KR"/>
-        </w:rPr>
-        <w:t xml:space="preserve"> </w:t>
-      </w:r>
-      <w:r>
-        <w:rPr>
-          <w:sz w:val="18"/>
-          <w:lang w:eastAsia="ko-KR"/>
-        </w:rPr>
-        <w:t>수행</w:t>
-      </w:r>
-      <w:r>
-        <w:rPr>
-          <w:sz w:val="18"/>
-          <w:lang w:eastAsia="ko-KR"/>
-        </w:rPr>
-        <w:t>.</w:t>
+          <w:lang w:eastAsia="ko-KR"/>
+        </w:rPr>
+        <w:t xml:space="preserve"> 92.7%, 불만족 0%). 42 Seoul 3년 스터디 운영, 클라우드·AI 기술 가이드북 집필·공개(</w:t>
+      </w:r>
+      <w:hyperlink r:id="rId15" w:history="1">
+        <w:r>
+          <w:rPr>
+            <w:rStyle w:val="aff1"/>
+            <w:lang w:eastAsia="ko-KR"/>
+          </w:rPr>
+          <w:t>wiki.bit-habit.com</w:t>
+        </w:r>
+      </w:hyperlink>
+      <w:r>
+        <w:rPr>
+          <w:lang w:eastAsia="ko-KR"/>
+        </w:rPr>
+        <w:t>).</w:t>
       </w:r>
     </w:p>
     <w:p>
       <w:pPr>
         <w:pStyle w:val="1"/>
-        <w:spacing w:before="80" w:after="20" w:line="240" w:lineRule="auto"/>
-        <w:rPr>
-          <w:rFonts w:ascii="맑은 고딕" w:eastAsia="맑은 고딕" w:hAnsi="맑은 고딕"/>
-          <w:lang w:eastAsia="ko-KR"/>
-        </w:rPr>
+        <w:spacing w:before="120" w:line="220" w:lineRule="auto"/>
       </w:pPr>
-      <w:r>
-        <w:rPr>
-          <w:rFonts w:ascii="맑은 고딕" w:eastAsia="맑은 고딕" w:hAnsi="맑은 고딕" w:cs="맑은 고딕" w:hint="eastAsia"/>
-          <w:lang w:eastAsia="ko-KR"/>
-        </w:rPr>
+      <w:proofErr w:type="spellStart"/>
+      <w:r>
         <w:t>경력</w:t>
       </w:r>
+      <w:proofErr w:type="spellEnd"/>
     </w:p>
     <w:p>
       <w:pPr>
         <w:pStyle w:val="21"/>
-        <w:spacing w:before="70" w:after="30" w:line="210" w:lineRule="auto"/>
-        <w:rPr>
-          <w:rFonts w:ascii="맑은 고딕" w:eastAsia="맑은 고딕" w:hAnsi="맑은 고딕"/>
-          <w:lang w:eastAsia="ko-KR"/>
-        </w:rPr>
+        <w:tabs>
+          <w:tab w:val="right" w:pos="10546"/>
+        </w:tabs>
+        <w:spacing w:line="220" w:lineRule="auto"/>
+      </w:pPr>
+      <w:r>
+        <w:t>한국경영분석연구원 | AI Technical Product Manager / Lead AI FDE</w:t>
+      </w:r>
+      <w:r>
+        <w:tab/>
+        <w:t>2026.05 – 현재</w:t>
+      </w:r>
+    </w:p>
+    <w:p>
+      <w:pPr>
+        <w:pStyle w:val="a0"/>
+        <w:spacing w:after="20" w:line="220" w:lineRule="auto"/>
+        <w:rPr>
+          <w:lang w:eastAsia="ko-KR"/>
+        </w:rPr>
+      </w:pPr>
+      <w:r>
+        <w:rPr>
+          <w:b/>
+          <w:lang w:eastAsia="ko-KR"/>
+        </w:rPr>
+        <w:t>AI Agent 기반 업무 자동화 파이프라인 구축</w:t>
+      </w:r>
+      <w:r>
+        <w:rPr>
+          <w:lang w:eastAsia="ko-KR"/>
+        </w:rPr>
+        <w:t xml:space="preserve"> — Claude </w:t>
+      </w:r>
+      <w:proofErr w:type="spellStart"/>
+      <w:r>
+        <w:rPr>
+          <w:lang w:eastAsia="ko-KR"/>
+        </w:rPr>
+        <w:t>Code·Codex를</w:t>
+      </w:r>
+      <w:proofErr w:type="spellEnd"/>
+      <w:r>
+        <w:rPr>
+          <w:lang w:eastAsia="ko-KR"/>
+        </w:rPr>
+        <w:t xml:space="preserve"> 사내 개발 프로세스에 도입, GitHub Issue 생성부터 PR 작성·코드 리뷰까지 자동화. Teams 실시간 자막(STT)을 </w:t>
+      </w:r>
+      <w:proofErr w:type="spellStart"/>
+      <w:r>
+        <w:rPr>
+          <w:lang w:eastAsia="ko-KR"/>
+        </w:rPr>
+        <w:t>NotebookLM</w:t>
+      </w:r>
+      <w:proofErr w:type="spellEnd"/>
+      <w:r>
+        <w:rPr>
+          <w:lang w:eastAsia="ko-KR"/>
+        </w:rPr>
+        <w:t>과 연동해 회의록 요약·검색·문서화를 자동화.</w:t>
+      </w:r>
+    </w:p>
+    <w:p>
+      <w:pPr>
+        <w:pStyle w:val="a0"/>
+        <w:spacing w:after="20" w:line="220" w:lineRule="auto"/>
+        <w:rPr>
+          <w:lang w:eastAsia="ko-KR"/>
+        </w:rPr>
+      </w:pPr>
+      <w:r>
+        <w:rPr>
+          <w:b/>
+          <w:lang w:eastAsia="ko-KR"/>
+        </w:rPr>
+        <w:t>정부 지침서 기반 LLM 워크플로우 설계</w:t>
+      </w:r>
+      <w:r>
+        <w:rPr>
+          <w:lang w:eastAsia="ko-KR"/>
+        </w:rPr>
+        <w:t xml:space="preserve"> — 소프트웨어 대가 산정 가이드 분석 업무를 10시간 → 2시간으로 단축. 비전공자 팀원이 스스로 돌릴 수 있도록 절차를 문서화·</w:t>
+      </w:r>
+      <w:proofErr w:type="spellStart"/>
+      <w:r>
+        <w:rPr>
+          <w:lang w:eastAsia="ko-KR"/>
+        </w:rPr>
+        <w:t>온보딩</w:t>
+      </w:r>
+      <w:proofErr w:type="spellEnd"/>
+      <w:r>
+        <w:rPr>
+          <w:lang w:eastAsia="ko-KR"/>
+        </w:rPr>
+        <w:t>.</w:t>
+      </w:r>
+    </w:p>
+    <w:p>
+      <w:pPr>
+        <w:pStyle w:val="a0"/>
+        <w:spacing w:after="20" w:line="220" w:lineRule="auto"/>
+        <w:rPr>
+          <w:lang w:eastAsia="ko-KR"/>
+        </w:rPr>
+      </w:pPr>
+      <w:r>
+        <w:rPr>
+          <w:b/>
+          <w:lang w:eastAsia="ko-KR"/>
+        </w:rPr>
+        <w:t xml:space="preserve">사내 </w:t>
+      </w:r>
+      <w:proofErr w:type="spellStart"/>
+      <w:r>
+        <w:rPr>
+          <w:b/>
+          <w:lang w:eastAsia="ko-KR"/>
+        </w:rPr>
+        <w:t>온프레미스</w:t>
+      </w:r>
+      <w:proofErr w:type="spellEnd"/>
+      <w:r>
+        <w:rPr>
+          <w:b/>
+          <w:lang w:eastAsia="ko-KR"/>
+        </w:rPr>
+        <w:t xml:space="preserve"> 서버 및 배포 자동화 운영</w:t>
+      </w:r>
+      <w:r>
+        <w:rPr>
+          <w:lang w:eastAsia="ko-KR"/>
+        </w:rPr>
+        <w:t xml:space="preserve"> — Ubuntu 서버에 Docker/k3s 환경을 구축하고 GitHub PR 병합 시 자동 배포되는 CI/CD 파이프라인 운영. 팀원 로컬 장비 성능 한계는 </w:t>
+      </w:r>
+      <w:proofErr w:type="spellStart"/>
+      <w:r>
+        <w:rPr>
+          <w:lang w:eastAsia="ko-KR"/>
+        </w:rPr>
+        <w:t>OCI·Codespaces</w:t>
+      </w:r>
+      <w:proofErr w:type="spellEnd"/>
+      <w:r>
+        <w:rPr>
+          <w:lang w:eastAsia="ko-KR"/>
+        </w:rPr>
+        <w:t xml:space="preserve"> 기반 웹 IDE로 해결.</w:t>
+      </w:r>
+    </w:p>
+    <w:p>
+      <w:pPr>
+        <w:pStyle w:val="a0"/>
+        <w:spacing w:after="20" w:line="220" w:lineRule="auto"/>
+        <w:rPr>
+          <w:lang w:eastAsia="ko-KR"/>
+        </w:rPr>
+      </w:pPr>
+      <w:r>
+        <w:rPr>
+          <w:b/>
+          <w:lang w:eastAsia="ko-KR"/>
+        </w:rPr>
+        <w:t>요구사항 구조화 및 제품 피드백 루프</w:t>
+      </w:r>
+      <w:r>
+        <w:rPr>
+          <w:lang w:eastAsia="ko-KR"/>
+        </w:rPr>
+        <w:t xml:space="preserve"> — 경영진의 비즈니스 요구를 기술 과제로 번역하고 </w:t>
+      </w:r>
+      <w:proofErr w:type="spellStart"/>
+      <w:r>
+        <w:rPr>
+          <w:lang w:eastAsia="ko-KR"/>
+        </w:rPr>
+        <w:t>스코프를</w:t>
+      </w:r>
+      <w:proofErr w:type="spellEnd"/>
+      <w:r>
+        <w:rPr>
+          <w:lang w:eastAsia="ko-KR"/>
+        </w:rPr>
+        <w:t xml:space="preserve"> 관리. 사내 HR·자격증 추천 시스템(Quali-fit) 기획부터 배포까지 리드 (</w:t>
+      </w:r>
+      <w:hyperlink r:id="rId16" w:history="1">
+        <w:r>
+          <w:rPr>
+            <w:rStyle w:val="aff1"/>
+            <w:lang w:eastAsia="ko-KR"/>
+          </w:rPr>
+          <w:t>quali-fit.bit-habit.com</w:t>
+        </w:r>
+      </w:hyperlink>
+      <w:r>
+        <w:rPr>
+          <w:lang w:eastAsia="ko-KR"/>
+        </w:rPr>
+        <w:t>).</w:t>
+      </w:r>
+    </w:p>
+    <w:p>
+      <w:pPr>
+        <w:pStyle w:val="a0"/>
+        <w:spacing w:after="20" w:line="220" w:lineRule="auto"/>
+        <w:rPr>
+          <w:lang w:eastAsia="ko-KR"/>
+        </w:rPr>
+      </w:pPr>
+      <w:r>
+        <w:rPr>
+          <w:b/>
+          <w:lang w:eastAsia="ko-KR"/>
+        </w:rPr>
+        <w:t>반복 병목의 근본 해결</w:t>
+      </w:r>
+      <w:r>
+        <w:rPr>
+          <w:lang w:eastAsia="ko-KR"/>
+        </w:rPr>
+        <w:t xml:space="preserve"> — 피드백 포털을 하드코딩 대신 검증된 오픈소스로 대체, 대가 산정 가이드는 </w:t>
+      </w:r>
+      <w:proofErr w:type="spellStart"/>
+      <w:r>
+        <w:rPr>
+          <w:lang w:eastAsia="ko-KR"/>
+        </w:rPr>
+        <w:t>크롤링</w:t>
+      </w:r>
+      <w:proofErr w:type="spellEnd"/>
+      <w:r>
+        <w:rPr>
+          <w:lang w:eastAsia="ko-KR"/>
+        </w:rPr>
+        <w:t xml:space="preserve"> 자동 동기화로 사람 손을 제거. 도구를 더 만들지 않고 구조로 없애는 쪽을 택함.</w:t>
+      </w:r>
+    </w:p>
+    <w:p>
+      <w:pPr>
+        <w:pStyle w:val="a0"/>
+        <w:spacing w:after="20" w:line="220" w:lineRule="auto"/>
+        <w:rPr>
+          <w:lang w:eastAsia="ko-KR"/>
+        </w:rPr>
+      </w:pPr>
+      <w:r>
+        <w:rPr>
+          <w:b/>
+          <w:lang w:eastAsia="ko-KR"/>
+        </w:rPr>
+        <w:t>팀 기술 교육</w:t>
+      </w:r>
+      <w:r>
+        <w:rPr>
+          <w:lang w:eastAsia="ko-KR"/>
+        </w:rPr>
+        <w:t xml:space="preserve"> — 주니어 대상 Git </w:t>
+      </w:r>
+      <w:proofErr w:type="spellStart"/>
+      <w:r>
+        <w:rPr>
+          <w:lang w:eastAsia="ko-KR"/>
+        </w:rPr>
+        <w:t>브랜치</w:t>
+      </w:r>
+      <w:proofErr w:type="spellEnd"/>
+      <w:r>
+        <w:rPr>
+          <w:lang w:eastAsia="ko-KR"/>
+        </w:rPr>
+        <w:t xml:space="preserve"> 전략·클라우드 환경 세팅 교육, 경영진 시연 롤플레잉 훈련 운영.</w:t>
+      </w:r>
+    </w:p>
+    <w:p>
+      <w:pPr>
+        <w:pStyle w:val="21"/>
+        <w:tabs>
+          <w:tab w:val="right" w:pos="10546"/>
+        </w:tabs>
+        <w:spacing w:line="220" w:lineRule="auto"/>
       </w:pPr>
       <w:proofErr w:type="spellStart"/>
       <w:r>
-        <w:rPr>
-          <w:rFonts w:ascii="맑은 고딕" w:eastAsia="맑은 고딕" w:hAnsi="맑은 고딕"/>
-          <w:sz w:val="21"/>
-        </w:rPr>
-        <w:t>한국경영분석연구원</w:t>
+        <w:t>Bithabit</w:t>
       </w:r>
       <w:proofErr w:type="spellEnd"/>
       <w:r>
-        <w:rPr>
-          <w:rFonts w:ascii="맑은 고딕" w:eastAsia="맑은 고딕" w:hAnsi="맑은 고딕"/>
-          <w:sz w:val="21"/>
-        </w:rPr>
-        <w:t xml:space="preserve"> | AI Technical Product Manager / Lead AI FDE</w:t>
-      </w:r>
-      <w:r>
-        <w:rPr>
-          <w:rFonts w:ascii="맑은 고딕" w:eastAsia="맑은 고딕" w:hAnsi="맑은 고딕"/>
-          <w:b w:val="0"/>
-          <w:i/>
-          <w:color w:val="595959"/>
-          <w:sz w:val="18"/>
-        </w:rPr>
+        <w:t xml:space="preserve"> | AI Architect / Infrastructure Owner (Founder)</w:t>
+      </w:r>
+      <w:r>
         <w:tab/>
-      </w:r>
-      <w:r>
-        <w:rPr>
-          <w:rFonts w:ascii="맑은 고딕" w:eastAsia="맑은 고딕" w:hAnsi="맑은 고딕" w:hint="eastAsia"/>
-          <w:b w:val="0"/>
-          <w:i/>
-          <w:color w:val="595959"/>
-          <w:sz w:val="18"/>
-          <w:lang w:eastAsia="ko-KR"/>
-        </w:rPr>
-        <w:t xml:space="preserve">                                 </w:t>
-      </w:r>
-      <w:r>
-        <w:rPr>
-          <w:rFonts w:ascii="맑은 고딕" w:eastAsia="맑은 고딕" w:hAnsi="맑은 고딕"/>
-          <w:b w:val="0"/>
-          <w:i/>
-          <w:color w:val="595959"/>
-          <w:sz w:val="18"/>
-        </w:rPr>
-        <w:t xml:space="preserve">2026.05 – </w:t>
+        <w:t>2024.08 – 현재</w:t>
+      </w:r>
+    </w:p>
+    <w:p>
+      <w:pPr>
+        <w:pStyle w:val="a0"/>
+        <w:spacing w:after="20" w:line="220" w:lineRule="auto"/>
+        <w:rPr>
+          <w:lang w:eastAsia="ko-KR"/>
+        </w:rPr>
+      </w:pPr>
+      <w:r>
+        <w:rPr>
+          <w:b/>
+          <w:lang w:eastAsia="ko-KR"/>
+        </w:rPr>
+        <w:t>단일 k3s 클러스터에 14개 서비스 운영 (bit-habit-infra)</w:t>
+      </w:r>
+      <w:r>
+        <w:rPr>
+          <w:lang w:eastAsia="ko-KR"/>
+        </w:rPr>
+        <w:t xml:space="preserve"> — 클라우드 상에 클러스터를 직접 구성하고 네트워크·스토리지·</w:t>
       </w:r>
       <w:proofErr w:type="spellStart"/>
       <w:r>
         <w:rPr>
-          <w:rFonts w:ascii="맑은 고딕" w:eastAsia="맑은 고딕" w:hAnsi="맑은 고딕"/>
-          <w:b w:val="0"/>
-          <w:i/>
-          <w:color w:val="595959"/>
-          <w:sz w:val="18"/>
-        </w:rPr>
-        <w:t>현재</w:t>
+          <w:lang w:eastAsia="ko-KR"/>
+        </w:rPr>
+        <w:t>인그레스</w:t>
+      </w:r>
+      <w:proofErr w:type="spellEnd"/>
+      <w:r>
+        <w:rPr>
+          <w:lang w:eastAsia="ko-KR"/>
+        </w:rPr>
+        <w:t xml:space="preserve"> 설계. 2년 이상 실사용 트래픽을 </w:t>
+      </w:r>
+      <w:proofErr w:type="spellStart"/>
+      <w:r>
+        <w:rPr>
+          <w:lang w:eastAsia="ko-KR"/>
+        </w:rPr>
+        <w:t>무중단</w:t>
+      </w:r>
+      <w:proofErr w:type="spellEnd"/>
+      <w:r>
+        <w:rPr>
+          <w:lang w:eastAsia="ko-KR"/>
+        </w:rPr>
+        <w:t xml:space="preserve"> 운영.</w:t>
+      </w:r>
+    </w:p>
+    <w:p>
+      <w:pPr>
+        <w:pStyle w:val="a0"/>
+        <w:spacing w:after="20" w:line="220" w:lineRule="auto"/>
+        <w:rPr>
+          <w:lang w:eastAsia="ko-KR"/>
+        </w:rPr>
+      </w:pPr>
+      <w:r>
+        <w:rPr>
+          <w:b/>
+          <w:lang w:eastAsia="ko-KR"/>
+        </w:rPr>
+        <w:t>클라우드 이관 과제 단독 수행 (AWS → OCI)</w:t>
+      </w:r>
+      <w:r>
+        <w:rPr>
+          <w:lang w:eastAsia="ko-KR"/>
+        </w:rPr>
+        <w:t xml:space="preserve"> — AWS(EC2·Route 53) 위에 먼저 구축·운영한 뒤, 워크로드·비용·아키텍처를 비교 분석해 이관을 설계하고 실행. 서비스 중단 없이 인프라 비용을 $0로 전환.</w:t>
+      </w:r>
+    </w:p>
+    <w:p>
+      <w:pPr>
+        <w:pStyle w:val="a0"/>
+        <w:spacing w:after="20" w:line="220" w:lineRule="auto"/>
+        <w:rPr>
+          <w:lang w:eastAsia="ko-KR"/>
+        </w:rPr>
+      </w:pPr>
+      <w:proofErr w:type="spellStart"/>
+      <w:r>
+        <w:rPr>
+          <w:b/>
+          <w:lang w:eastAsia="ko-KR"/>
+        </w:rPr>
+        <w:t>ArgoCD</w:t>
+      </w:r>
+      <w:proofErr w:type="spellEnd"/>
+      <w:r>
+        <w:rPr>
+          <w:b/>
+          <w:lang w:eastAsia="ko-KR"/>
+        </w:rPr>
+        <w:t xml:space="preserve"> 기반 </w:t>
+      </w:r>
+      <w:proofErr w:type="spellStart"/>
+      <w:r>
+        <w:rPr>
+          <w:b/>
+          <w:lang w:eastAsia="ko-KR"/>
+        </w:rPr>
+        <w:t>GitOps</w:t>
+      </w:r>
+      <w:proofErr w:type="spellEnd"/>
+      <w:r>
+        <w:rPr>
+          <w:b/>
+          <w:lang w:eastAsia="ko-KR"/>
+        </w:rPr>
+        <w:t xml:space="preserve"> 배포 자동화 및 관찰가능성 확보</w:t>
+      </w:r>
+      <w:r>
+        <w:rPr>
+          <w:lang w:eastAsia="ko-KR"/>
+        </w:rPr>
+        <w:t xml:space="preserve"> — 선언형 </w:t>
+      </w:r>
+      <w:proofErr w:type="spellStart"/>
+      <w:r>
+        <w:rPr>
+          <w:lang w:eastAsia="ko-KR"/>
+        </w:rPr>
+        <w:t>매니페스트로</w:t>
+      </w:r>
+      <w:proofErr w:type="spellEnd"/>
+      <w:r>
+        <w:rPr>
+          <w:lang w:eastAsia="ko-KR"/>
+        </w:rPr>
+        <w:t xml:space="preserve"> 배포 파이프라인을 표준화하고, Prometheus 모니터링 스택을 구성해 서비스 상태를 상시 관측.</w:t>
+      </w:r>
+    </w:p>
+    <w:p>
+      <w:pPr>
+        <w:pStyle w:val="a0"/>
+        <w:spacing w:after="20" w:line="220" w:lineRule="auto"/>
+        <w:rPr>
+          <w:lang w:eastAsia="ko-KR"/>
+        </w:rPr>
+      </w:pPr>
+      <w:r>
+        <w:rPr>
+          <w:b/>
+          <w:lang w:eastAsia="ko-KR"/>
+        </w:rPr>
+        <w:t>관측·문서를 외부에 공개해 상시 검증 가능한 상태로 운영</w:t>
+      </w:r>
+      <w:r>
+        <w:rPr>
+          <w:lang w:eastAsia="ko-KR"/>
+        </w:rPr>
+        <w:t xml:space="preserve"> — 전 </w:t>
+      </w:r>
+      <w:proofErr w:type="spellStart"/>
+      <w:r>
+        <w:rPr>
+          <w:lang w:eastAsia="ko-KR"/>
+        </w:rPr>
+        <w:t>엔드포인트</w:t>
+      </w:r>
+      <w:proofErr w:type="spellEnd"/>
+      <w:r>
+        <w:rPr>
+          <w:lang w:eastAsia="ko-KR"/>
+        </w:rPr>
+        <w:t xml:space="preserve"> 실시간 헬스 대시보드(</w:t>
+      </w:r>
+      <w:hyperlink r:id="rId17" w:history="1">
+        <w:r>
+          <w:rPr>
+            <w:rStyle w:val="aff1"/>
+            <w:lang w:eastAsia="ko-KR"/>
+          </w:rPr>
+          <w:t>status.bit-habit.com</w:t>
+        </w:r>
+      </w:hyperlink>
+      <w:r>
+        <w:rPr>
+          <w:lang w:eastAsia="ko-KR"/>
+        </w:rPr>
+        <w:t>)</w:t>
+      </w:r>
+      <w:proofErr w:type="spellStart"/>
+      <w:r>
+        <w:rPr>
+          <w:lang w:eastAsia="ko-KR"/>
+        </w:rPr>
+        <w:t>를</w:t>
+      </w:r>
+      <w:proofErr w:type="spellEnd"/>
+      <w:r>
+        <w:rPr>
+          <w:lang w:eastAsia="ko-KR"/>
+        </w:rPr>
+        <w:t xml:space="preserve"> 공개 운영하고, 클러스터 구조·트래픽 경로·장애 지점을 다이어그램으로 설명한 아키텍처 문서(</w:t>
+      </w:r>
+      <w:hyperlink r:id="rId18" w:history="1">
+        <w:r>
+          <w:rPr>
+            <w:rStyle w:val="aff1"/>
+            <w:lang w:eastAsia="ko-KR"/>
+          </w:rPr>
+          <w:t>infra.bit-habit.com</w:t>
+        </w:r>
+      </w:hyperlink>
+      <w:r>
+        <w:rPr>
+          <w:lang w:eastAsia="ko-KR"/>
+        </w:rPr>
+        <w:t>)</w:t>
+      </w:r>
+      <w:proofErr w:type="spellStart"/>
+      <w:r>
+        <w:rPr>
+          <w:lang w:eastAsia="ko-KR"/>
+        </w:rPr>
+        <w:t>를</w:t>
+      </w:r>
+      <w:proofErr w:type="spellEnd"/>
+      <w:r>
+        <w:rPr>
+          <w:lang w:eastAsia="ko-KR"/>
+        </w:rPr>
+        <w:t xml:space="preserve"> 상시 갱신. 내 인프라의 상태를 누구나 지금 확인할 수 있게 만들어 두었음.</w:t>
+      </w:r>
+    </w:p>
+    <w:p>
+      <w:pPr>
+        <w:pStyle w:val="a0"/>
+        <w:spacing w:after="20" w:line="220" w:lineRule="auto"/>
+        <w:rPr>
+          <w:lang w:eastAsia="ko-KR"/>
+        </w:rPr>
+      </w:pPr>
+      <w:r>
+        <w:rPr>
+          <w:b/>
+          <w:lang w:eastAsia="ko-KR"/>
+        </w:rPr>
+        <w:t>웹 인증·보안 직접 구현</w:t>
+      </w:r>
+      <w:r>
+        <w:rPr>
+          <w:lang w:eastAsia="ko-KR"/>
+        </w:rPr>
+        <w:t xml:space="preserve"> — Email OTP + JWT 기반 인증/인가 플로우를 설계·구현하고 2년 이상 실사용 트래픽에서 운영.</w:t>
+      </w:r>
+    </w:p>
+    <w:p>
+      <w:pPr>
+        <w:pStyle w:val="a0"/>
+        <w:spacing w:after="20" w:line="220" w:lineRule="auto"/>
+        <w:rPr>
+          <w:lang w:eastAsia="ko-KR"/>
+        </w:rPr>
+      </w:pPr>
+      <w:proofErr w:type="spellStart"/>
+      <w:r>
+        <w:rPr>
+          <w:b/>
+          <w:lang w:eastAsia="ko-KR"/>
+        </w:rPr>
+        <w:t>Bithabit</w:t>
+      </w:r>
+      <w:proofErr w:type="spellEnd"/>
+      <w:r>
+        <w:rPr>
+          <w:b/>
+          <w:lang w:eastAsia="ko-KR"/>
+        </w:rPr>
+        <w:t xml:space="preserve"> 습관 형성 서비스</w:t>
+      </w:r>
+      <w:r>
+        <w:rPr>
+          <w:lang w:eastAsia="ko-KR"/>
+        </w:rPr>
+        <w:t xml:space="preserve"> — IITP </w:t>
+      </w:r>
+      <w:proofErr w:type="spellStart"/>
+      <w:r>
+        <w:rPr>
+          <w:lang w:eastAsia="ko-KR"/>
+        </w:rPr>
+        <w:t>해커톤</w:t>
+      </w:r>
+      <w:proofErr w:type="spellEnd"/>
+      <w:r>
+        <w:rPr>
+          <w:lang w:eastAsia="ko-KR"/>
+        </w:rPr>
+        <w:t xml:space="preserve"> 2위, 2년 이상 실사용 서비스로 운영 중. 서버 비용 절감을 위해 </w:t>
+      </w:r>
+      <w:proofErr w:type="spellStart"/>
+      <w:r>
+        <w:rPr>
+          <w:lang w:eastAsia="ko-KR"/>
+        </w:rPr>
+        <w:t>타임랩스</w:t>
+      </w:r>
+      <w:proofErr w:type="spellEnd"/>
+      <w:r>
+        <w:rPr>
+          <w:lang w:eastAsia="ko-KR"/>
+        </w:rPr>
+        <w:t xml:space="preserve"> GIF 생성을 클라이언트로 이전($0).</w:t>
+      </w:r>
+    </w:p>
+    <w:p>
+      <w:pPr>
+        <w:pStyle w:val="21"/>
+        <w:tabs>
+          <w:tab w:val="right" w:pos="10546"/>
+        </w:tabs>
+        <w:spacing w:line="220" w:lineRule="auto"/>
+      </w:pPr>
+      <w:r>
+        <w:t>Concentrix Korea (Microsoft M365) | Technical Success Advisor</w:t>
+      </w:r>
+      <w:r>
+        <w:tab/>
+        <w:t>2025.08 – 2025.11</w:t>
+      </w:r>
+    </w:p>
+    <w:p>
+      <w:pPr>
+        <w:pStyle w:val="a0"/>
+        <w:spacing w:after="20" w:line="220" w:lineRule="auto"/>
+        <w:rPr>
+          <w:lang w:eastAsia="ko-KR"/>
+        </w:rPr>
+      </w:pPr>
+      <w:r>
+        <w:rPr>
+          <w:b/>
+          <w:lang w:eastAsia="ko-KR"/>
+        </w:rPr>
+        <w:t>글로벌 고객 기술지원 전 지표 팀 1위</w:t>
+      </w:r>
+      <w:r>
+        <w:rPr>
+          <w:lang w:eastAsia="ko-KR"/>
+        </w:rPr>
+        <w:t xml:space="preserve"> — 문제 </w:t>
+      </w:r>
+      <w:proofErr w:type="spellStart"/>
+      <w:r>
+        <w:rPr>
+          <w:lang w:eastAsia="ko-KR"/>
+        </w:rPr>
+        <w:t>해결률</w:t>
+      </w:r>
+      <w:proofErr w:type="spellEnd"/>
+      <w:r>
+        <w:rPr>
+          <w:lang w:eastAsia="ko-KR"/>
+        </w:rPr>
+        <w:t xml:space="preserve"> 92.7%, 불만족(DSAT) 0%, Microsoft Global Tester로 선발.</w:t>
+      </w:r>
+    </w:p>
+    <w:p>
+      <w:pPr>
+        <w:pStyle w:val="a0"/>
+        <w:spacing w:after="20" w:line="220" w:lineRule="auto"/>
+        <w:rPr>
+          <w:lang w:eastAsia="ko-KR"/>
+        </w:rPr>
+      </w:pPr>
+      <w:r>
+        <w:rPr>
+          <w:b/>
+          <w:lang w:eastAsia="ko-KR"/>
+        </w:rPr>
+        <w:t xml:space="preserve">Fireteam </w:t>
+      </w:r>
+      <w:proofErr w:type="spellStart"/>
+      <w:r>
+        <w:rPr>
+          <w:b/>
+          <w:lang w:eastAsia="ko-KR"/>
+        </w:rPr>
+        <w:t>멘토십</w:t>
+      </w:r>
+      <w:proofErr w:type="spellEnd"/>
+      <w:r>
+        <w:rPr>
+          <w:b/>
+          <w:lang w:eastAsia="ko-KR"/>
+        </w:rPr>
+        <w:t xml:space="preserve"> 운영 (MS-900)</w:t>
+      </w:r>
+      <w:r>
+        <w:rPr>
+          <w:lang w:eastAsia="ko-KR"/>
+        </w:rPr>
+        <w:t xml:space="preserve"> — 신규 </w:t>
+      </w:r>
+      <w:proofErr w:type="spellStart"/>
+      <w:r>
+        <w:rPr>
+          <w:lang w:eastAsia="ko-KR"/>
+        </w:rPr>
+        <w:t>인입</w:t>
+      </w:r>
+      <w:proofErr w:type="spellEnd"/>
+      <w:r>
+        <w:rPr>
+          <w:lang w:eastAsia="ko-KR"/>
+        </w:rPr>
+        <w:t xml:space="preserve"> 엔지니어 대상 기술 교육 세션을 설계·진행.</w:t>
+      </w:r>
+    </w:p>
+    <w:p>
+      <w:pPr>
+        <w:pStyle w:val="a0"/>
+        <w:spacing w:after="20" w:line="220" w:lineRule="auto"/>
+        <w:rPr>
+          <w:lang w:eastAsia="ko-KR"/>
+        </w:rPr>
+      </w:pPr>
+      <w:r>
+        <w:rPr>
+          <w:lang w:eastAsia="ko-KR"/>
+        </w:rPr>
+        <w:lastRenderedPageBreak/>
+        <w:t>라이선스·인증·권한(OAuth·</w:t>
+      </w:r>
+      <w:proofErr w:type="spellStart"/>
+      <w:r>
+        <w:rPr>
+          <w:lang w:eastAsia="ko-KR"/>
+        </w:rPr>
+        <w:t>테넌트</w:t>
+      </w:r>
+      <w:proofErr w:type="spellEnd"/>
+      <w:r>
+        <w:rPr>
+          <w:lang w:eastAsia="ko-KR"/>
+        </w:rPr>
+        <w:t xml:space="preserve"> 관리) 및 네트워크 이슈를 영어로 진단하고, 재현 절차와 해결 과정을 문서화해 팀 자산으로 축적.</w:t>
+      </w:r>
+    </w:p>
+    <w:p>
+      <w:pPr>
+        <w:pStyle w:val="21"/>
+        <w:tabs>
+          <w:tab w:val="right" w:pos="10546"/>
+        </w:tabs>
+        <w:spacing w:line="220" w:lineRule="auto"/>
+      </w:pPr>
+      <w:r>
+        <w:t>FPT Software Korea | Embedded Support Engineer</w:t>
+      </w:r>
+      <w:r>
+        <w:tab/>
+        <w:t>2024.10 – 2025.07</w:t>
+      </w:r>
+    </w:p>
+    <w:p>
+      <w:pPr>
+        <w:pStyle w:val="a0"/>
+        <w:spacing w:after="20" w:line="220" w:lineRule="auto"/>
+        <w:rPr>
+          <w:lang w:eastAsia="ko-KR"/>
+        </w:rPr>
+      </w:pPr>
+      <w:proofErr w:type="spellStart"/>
+      <w:r>
+        <w:rPr>
+          <w:lang w:eastAsia="ko-KR"/>
+        </w:rPr>
+        <w:t>현대오토에버</w:t>
+      </w:r>
+      <w:proofErr w:type="spellEnd"/>
+      <w:r>
+        <w:rPr>
+          <w:lang w:eastAsia="ko-KR"/>
+        </w:rPr>
+        <w:t xml:space="preserve"> 차량 보안 모듈 진단 및 리눅스 환경 트러블슈팅 지원. 담당 범위를 넘어 팀원들의 환경 이슈 해결을 상시 지원.</w:t>
+      </w:r>
+    </w:p>
+    <w:p>
+      <w:pPr>
+        <w:pStyle w:val="21"/>
+        <w:tabs>
+          <w:tab w:val="right" w:pos="10546"/>
+        </w:tabs>
+        <w:spacing w:line="220" w:lineRule="auto"/>
+        <w:rPr>
+          <w:rFonts w:hint="eastAsia"/>
+          <w:lang w:eastAsia="ko-KR"/>
+        </w:rPr>
+      </w:pPr>
+      <w:proofErr w:type="spellStart"/>
+      <w:r>
+        <w:t>가마솥</w:t>
+      </w:r>
+      <w:proofErr w:type="spellEnd"/>
+      <w:r>
+        <w:t xml:space="preserve"> </w:t>
+      </w:r>
+      <w:proofErr w:type="spellStart"/>
+      <w:r>
+        <w:t>화상영어</w:t>
+      </w:r>
+      <w:proofErr w:type="spellEnd"/>
+      <w:r>
+        <w:t xml:space="preserve"> (</w:t>
+      </w:r>
+      <w:proofErr w:type="spellStart"/>
+      <w:r>
+        <w:t>베트남</w:t>
+      </w:r>
+      <w:proofErr w:type="spellEnd"/>
+      <w:r>
+        <w:t xml:space="preserve"> </w:t>
+      </w:r>
+      <w:proofErr w:type="spellStart"/>
+      <w:r>
+        <w:t>하노이</w:t>
+      </w:r>
+      <w:proofErr w:type="spellEnd"/>
+      <w:r>
+        <w:t>) | Founder &amp; Operator</w:t>
+      </w:r>
+      <w:r>
+        <w:tab/>
+        <w:t>2018 – 2022</w:t>
+      </w:r>
+    </w:p>
+    <w:p>
+      <w:pPr>
+        <w:pStyle w:val="a0"/>
+        <w:spacing w:after="20" w:line="220" w:lineRule="auto"/>
+        <w:rPr>
+          <w:lang w:eastAsia="ko-KR"/>
+        </w:rPr>
+      </w:pPr>
+      <w:r>
+        <w:rPr>
+          <w:lang w:eastAsia="ko-KR"/>
+        </w:rPr>
+        <w:t xml:space="preserve">한국 학생과 필리핀 교사를 연결하는 완전 </w:t>
+      </w:r>
+      <w:proofErr w:type="spellStart"/>
+      <w:r>
+        <w:rPr>
+          <w:lang w:eastAsia="ko-KR"/>
+        </w:rPr>
+        <w:t>비대면</w:t>
+      </w:r>
+      <w:proofErr w:type="spellEnd"/>
+      <w:r>
+        <w:rPr>
+          <w:lang w:eastAsia="ko-KR"/>
+        </w:rPr>
+        <w:t xml:space="preserve"> 교육 사업을 4년간 운영. 다국적 파트너(교사) 채용·교육·품질 관리, 사용자 피드백 수집·반영 루프 운영, 교사 관리 도구 및 Unity 학습 게임 자체 개발.</w:t>
+      </w:r>
+    </w:p>
+    <w:p>
+      <w:pPr>
+        <w:pStyle w:val="1"/>
+        <w:spacing w:before="120" w:line="220" w:lineRule="auto"/>
+      </w:pPr>
+      <w:proofErr w:type="spellStart"/>
+      <w:r>
+        <w:t>주요</w:t>
+      </w:r>
+      <w:proofErr w:type="spellEnd"/>
+      <w:r>
+        <w:t xml:space="preserve"> </w:t>
+      </w:r>
+      <w:proofErr w:type="spellStart"/>
+      <w:r>
+        <w:t>프로젝트</w:t>
+      </w:r>
+      <w:proofErr w:type="spellEnd"/>
+    </w:p>
+    <w:p>
+      <w:pPr>
+        <w:pStyle w:val="31"/>
+        <w:spacing w:line="220" w:lineRule="auto"/>
+      </w:pPr>
+      <w:r>
+        <w:t xml:space="preserve">BookToss — </w:t>
+      </w:r>
+      <w:hyperlink r:id="rId19" w:history="1">
+        <w:r>
+          <w:rPr>
+            <w:rStyle w:val="aff1"/>
+            <w:b w:val="0"/>
+          </w:rPr>
+          <w:t>booktoss.bit-habit.com</w:t>
+        </w:r>
+      </w:hyperlink>
+      <w:r>
+        <w:t xml:space="preserve"> · </w:t>
+      </w:r>
+      <w:hyperlink r:id="rId20" w:history="1">
+        <w:r>
+          <w:rPr>
+            <w:rStyle w:val="aff1"/>
+            <w:b w:val="0"/>
+          </w:rPr>
+          <w:t>github.com/bookseal/Booktoss</w:t>
+        </w:r>
+      </w:hyperlink>
+    </w:p>
+    <w:p>
+      <w:pPr>
+        <w:pStyle w:val="a0"/>
+        <w:spacing w:after="20" w:line="220" w:lineRule="auto"/>
+        <w:rPr>
+          <w:lang w:eastAsia="ko-KR"/>
+        </w:rPr>
+      </w:pPr>
+      <w:proofErr w:type="spellStart"/>
+      <w:r>
+        <w:rPr>
+          <w:lang w:eastAsia="ko-KR"/>
+        </w:rPr>
+        <w:t>LangGraph</w:t>
+      </w:r>
+      <w:proofErr w:type="spellEnd"/>
+      <w:r>
+        <w:rPr>
+          <w:lang w:eastAsia="ko-KR"/>
+        </w:rPr>
+        <w:t xml:space="preserve"> + Browser-use/Playwright로 공개 API가 없는 서울 25개 </w:t>
+      </w:r>
+      <w:proofErr w:type="spellStart"/>
+      <w:r>
+        <w:rPr>
+          <w:lang w:eastAsia="ko-KR"/>
+        </w:rPr>
+        <w:t>구립도서관을</w:t>
+      </w:r>
+      <w:proofErr w:type="spellEnd"/>
+      <w:r>
+        <w:rPr>
+          <w:lang w:eastAsia="ko-KR"/>
+        </w:rPr>
+        <w:t xml:space="preserve"> 통합 검색하는 AI 에이전트. 도서 탐색 시간 5분 → 1분(80%↓). 레거시 시스템에 API가 없을 때 자동화 계층을 직접 얹은 사례.</w:t>
+      </w:r>
+    </w:p>
+    <w:p>
+      <w:pPr>
+        <w:pStyle w:val="31"/>
+        <w:spacing w:line="220" w:lineRule="auto"/>
+      </w:pPr>
+      <w:r>
+        <w:t xml:space="preserve">Sentinel — </w:t>
+      </w:r>
+      <w:hyperlink r:id="rId21" w:history="1">
+        <w:r>
+          <w:rPr>
+            <w:rStyle w:val="aff1"/>
+            <w:b w:val="0"/>
+          </w:rPr>
+          <w:t>sentinel.bit-habit.com</w:t>
+        </w:r>
+      </w:hyperlink>
+    </w:p>
+    <w:p>
+      <w:pPr>
+        <w:pStyle w:val="a0"/>
+        <w:spacing w:after="20" w:line="220" w:lineRule="auto"/>
+        <w:rPr>
+          <w:lang w:eastAsia="ko-KR"/>
+        </w:rPr>
+      </w:pPr>
+      <w:proofErr w:type="spellStart"/>
+      <w:r>
+        <w:rPr>
+          <w:lang w:eastAsia="ko-KR"/>
+        </w:rPr>
+        <w:t>메가존클라우드</w:t>
+      </w:r>
+      <w:proofErr w:type="spellEnd"/>
+      <w:r>
+        <w:rPr>
+          <w:lang w:eastAsia="ko-KR"/>
+        </w:rPr>
+        <w:t xml:space="preserve"> </w:t>
+      </w:r>
+      <w:proofErr w:type="spellStart"/>
+      <w:r>
+        <w:rPr>
+          <w:lang w:eastAsia="ko-KR"/>
+        </w:rPr>
+        <w:t>해커톤</w:t>
+      </w:r>
+      <w:proofErr w:type="spellEnd"/>
+      <w:r>
+        <w:rPr>
+          <w:lang w:eastAsia="ko-KR"/>
+        </w:rPr>
+        <w:t xml:space="preserve"> 1위. 실시간 음성 볼륨 감지를 로컬 NumPy 연산으로 처리해 추론 비용 $0·지연 10ms 미만 달성.</w:t>
+      </w:r>
+    </w:p>
+    <w:p>
+      <w:pPr>
+        <w:pStyle w:val="31"/>
+        <w:spacing w:line="220" w:lineRule="auto"/>
+      </w:pPr>
+      <w:r>
+        <w:t xml:space="preserve">LLM App Lab — </w:t>
+      </w:r>
+      <w:hyperlink r:id="rId22" w:history="1">
+        <w:r>
+          <w:rPr>
+            <w:rStyle w:val="aff1"/>
+            <w:b w:val="0"/>
+          </w:rPr>
+          <w:t>llm-app-lab.bit-habit.com</w:t>
+        </w:r>
+      </w:hyperlink>
+      <w:r>
+        <w:t xml:space="preserve"> · </w:t>
+      </w:r>
+      <w:hyperlink r:id="rId23" w:history="1">
+        <w:r>
+          <w:rPr>
+            <w:rStyle w:val="aff1"/>
+            <w:b w:val="0"/>
+          </w:rPr>
+          <w:t>github.com/bookseal/llm-app-lab</w:t>
+        </w:r>
+      </w:hyperlink>
+    </w:p>
+    <w:p>
+      <w:pPr>
+        <w:pStyle w:val="a0"/>
+        <w:spacing w:after="20" w:line="220" w:lineRule="auto"/>
+        <w:rPr>
+          <w:lang w:eastAsia="ko-KR"/>
+        </w:rPr>
+      </w:pPr>
+      <w:r>
+        <w:rPr>
+          <w:lang w:eastAsia="ko-KR"/>
+        </w:rPr>
+        <w:t xml:space="preserve">정적 문서 페이지에서 버튼 하나로 실제 앱이 뜨는 </w:t>
+      </w:r>
+      <w:r>
+        <w:rPr>
+          <w:b/>
+          <w:lang w:eastAsia="ko-KR"/>
+        </w:rPr>
+        <w:t xml:space="preserve">k3s scale-to-zero </w:t>
+      </w:r>
+      <w:proofErr w:type="spellStart"/>
+      <w:r>
+        <w:rPr>
+          <w:b/>
+          <w:lang w:eastAsia="ko-KR"/>
+        </w:rPr>
+        <w:t>런처</w:t>
+      </w:r>
+      <w:r>
+        <w:rPr>
+          <w:lang w:eastAsia="ko-KR"/>
+        </w:rPr>
+        <w:t>를</w:t>
+      </w:r>
+      <w:proofErr w:type="spellEnd"/>
+      <w:r>
+        <w:rPr>
+          <w:lang w:eastAsia="ko-KR"/>
+        </w:rPr>
+        <w:t xml:space="preserve"> 직접 구현 (</w:t>
+      </w:r>
+      <w:proofErr w:type="spellStart"/>
+      <w:r>
+        <w:rPr>
+          <w:lang w:eastAsia="ko-KR"/>
+        </w:rPr>
+        <w:t>Traefik</w:t>
+      </w:r>
+      <w:proofErr w:type="spellEnd"/>
+      <w:r>
+        <w:rPr>
+          <w:lang w:eastAsia="ko-KR"/>
+        </w:rPr>
+        <w:t xml:space="preserve"> + cert-manager). 유휴 </w:t>
+      </w:r>
+      <w:proofErr w:type="spellStart"/>
+      <w:r>
+        <w:rPr>
+          <w:lang w:eastAsia="ko-KR"/>
+        </w:rPr>
+        <w:t>파드는</w:t>
+      </w:r>
+      <w:proofErr w:type="spellEnd"/>
+      <w:r>
+        <w:rPr>
+          <w:lang w:eastAsia="ko-KR"/>
+        </w:rPr>
+        <w:t xml:space="preserve"> 자동으로 0으로 내려 비용을 0으로 유지. 인프라와 AI 애플리케이션이 한 저장소에서 만나는 프로젝트.</w:t>
+      </w:r>
+    </w:p>
+    <w:p>
+      <w:pPr>
+        <w:pStyle w:val="31"/>
+        <w:spacing w:line="220" w:lineRule="auto"/>
+      </w:pPr>
+      <w:r>
+        <w:t xml:space="preserve">Cloud Architect's Playbook — </w:t>
+      </w:r>
+      <w:hyperlink r:id="rId24" w:history="1">
+        <w:r>
+          <w:rPr>
+            <w:rStyle w:val="aff1"/>
+            <w:b w:val="0"/>
+          </w:rPr>
+          <w:t>wiki.bit-habit.com</w:t>
+        </w:r>
+      </w:hyperlink>
+    </w:p>
+    <w:p>
+      <w:pPr>
+        <w:pStyle w:val="a0"/>
+        <w:spacing w:after="20" w:line="220" w:lineRule="auto"/>
+        <w:rPr>
+          <w:lang w:eastAsia="ko-KR"/>
+        </w:rPr>
+      </w:pPr>
+      <w:r>
+        <w:rPr>
+          <w:lang w:eastAsia="ko-KR"/>
+        </w:rPr>
+        <w:t>클라우드·M365·AI Agent Engineering·</w:t>
+      </w:r>
+      <w:proofErr w:type="spellStart"/>
+      <w:r>
+        <w:rPr>
+          <w:lang w:eastAsia="ko-KR"/>
+        </w:rPr>
+        <w:t>아키텍트를</w:t>
+      </w:r>
+      <w:proofErr w:type="spellEnd"/>
+      <w:r>
+        <w:rPr>
+          <w:lang w:eastAsia="ko-KR"/>
+        </w:rPr>
+        <w:t xml:space="preserve"> 위한 시스템 수학을 다루는 기술 가이드북. 복잡한 개념을 누구나 따라올 수 있는 순서로 재구성해 공개.</w:t>
+      </w:r>
+    </w:p>
+    <w:p>
+      <w:pPr>
+        <w:pStyle w:val="31"/>
+        <w:spacing w:line="220" w:lineRule="auto"/>
+        <w:rPr>
+          <w:lang w:eastAsia="ko-KR"/>
+        </w:rPr>
+      </w:pPr>
+      <w:r>
+        <w:rPr>
+          <w:lang w:eastAsia="ko-KR"/>
+        </w:rPr>
+        <w:t xml:space="preserve">인프라를 손으로 만들어온 기록 — </w:t>
+      </w:r>
+      <w:hyperlink r:id="rId25" w:history="1">
+        <w:r>
+          <w:rPr>
+            <w:rStyle w:val="aff1"/>
+            <w:b w:val="0"/>
+            <w:lang w:eastAsia="ko-KR"/>
+          </w:rPr>
+          <w:t>github.com/bookseal</w:t>
+        </w:r>
+      </w:hyperlink>
+    </w:p>
+    <w:p>
+      <w:pPr>
+        <w:pStyle w:val="a0"/>
+        <w:spacing w:after="20" w:line="220" w:lineRule="auto"/>
+      </w:pPr>
+      <w:r>
+        <w:t>bit-habit-</w:t>
+      </w:r>
+      <w:proofErr w:type="gramStart"/>
+      <w:r>
+        <w:t>infra(</w:t>
+      </w:r>
+      <w:proofErr w:type="spellStart"/>
+      <w:proofErr w:type="gramEnd"/>
+      <w:r>
+        <w:t>운영</w:t>
+      </w:r>
+      <w:proofErr w:type="spellEnd"/>
+      <w:r>
+        <w:t xml:space="preserve"> </w:t>
+      </w:r>
+      <w:proofErr w:type="spellStart"/>
+      <w:r>
+        <w:t>중인</w:t>
+      </w:r>
+      <w:proofErr w:type="spellEnd"/>
+      <w:r>
+        <w:t xml:space="preserve"> k3s </w:t>
+      </w:r>
+      <w:proofErr w:type="spellStart"/>
+      <w:r>
+        <w:t>클러스터</w:t>
+      </w:r>
+      <w:proofErr w:type="spellEnd"/>
+      <w:r>
+        <w:t xml:space="preserve"> 구성) · azure_</w:t>
+      </w:r>
+      <w:proofErr w:type="gramStart"/>
+      <w:r>
+        <w:t>infra(</w:t>
+      </w:r>
+      <w:proofErr w:type="gramEnd"/>
+      <w:r>
+        <w:t>Terraform IaC) · 42_docker_compose_</w:t>
+      </w:r>
+      <w:proofErr w:type="gramStart"/>
+      <w:r>
+        <w:t>inception(</w:t>
+      </w:r>
+      <w:proofErr w:type="gramEnd"/>
+      <w:r>
+        <w:t>Docker 인프라를 nginx·TLS부터 밑바닥 구축) · 42_irc_</w:t>
+      </w:r>
+      <w:proofErr w:type="gramStart"/>
+      <w:r>
+        <w:t>server(</w:t>
+      </w:r>
+      <w:proofErr w:type="gramEnd"/>
+      <w:r>
+        <w:t xml:space="preserve">C 소켓 서버) · 42_philosopher(동시성·데드락). </w:t>
+      </w:r>
+    </w:p>
+    <w:p>
+      <w:pPr>
+        <w:pStyle w:val="31"/>
+        <w:spacing w:line="220" w:lineRule="auto"/>
+      </w:pPr>
+      <w:r>
+        <w:t xml:space="preserve">Seoul APT Prediction / Viz Platform — </w:t>
+      </w:r>
+      <w:hyperlink r:id="rId26" w:history="1">
+        <w:r>
+          <w:rPr>
+            <w:rStyle w:val="aff1"/>
+            <w:b w:val="0"/>
+          </w:rPr>
+          <w:t>seoul-apt.bit-habit.com</w:t>
+        </w:r>
+      </w:hyperlink>
+      <w:r>
+        <w:t xml:space="preserve"> · </w:t>
+      </w:r>
+      <w:hyperlink r:id="rId27" w:history="1">
+        <w:r>
+          <w:rPr>
+            <w:rStyle w:val="aff1"/>
+            <w:b w:val="0"/>
+          </w:rPr>
+          <w:t>viz.bit-habit.com</w:t>
+        </w:r>
+      </w:hyperlink>
+    </w:p>
+    <w:p>
+      <w:pPr>
+        <w:pStyle w:val="a0"/>
+        <w:spacing w:after="20" w:line="220" w:lineRule="auto"/>
+        <w:rPr>
+          <w:lang w:eastAsia="ko-KR"/>
+        </w:rPr>
+      </w:pPr>
+      <w:proofErr w:type="spellStart"/>
+      <w:r>
+        <w:rPr>
+          <w:lang w:eastAsia="ko-KR"/>
+        </w:rPr>
+        <w:t>머신러닝을</w:t>
+      </w:r>
+      <w:proofErr w:type="spellEnd"/>
+      <w:r>
+        <w:rPr>
+          <w:lang w:eastAsia="ko-KR"/>
+        </w:rPr>
+        <w:t xml:space="preserve"> 휴리스틱 → 선형회귀 → PCA → AutoML까지 10단계로, 선형대수를 벡터 → SVD → </w:t>
+      </w:r>
+      <w:proofErr w:type="spellStart"/>
+      <w:r>
+        <w:rPr>
+          <w:lang w:eastAsia="ko-KR"/>
+        </w:rPr>
+        <w:t>임베딩까지</w:t>
+      </w:r>
+      <w:proofErr w:type="spellEnd"/>
+      <w:r>
+        <w:rPr>
+          <w:lang w:eastAsia="ko-KR"/>
+        </w:rPr>
+        <w:t xml:space="preserve"> 시각화로 체험하게 만든 학습 플랫폼 (</w:t>
+      </w:r>
+      <w:proofErr w:type="spellStart"/>
+      <w:r>
+        <w:rPr>
+          <w:lang w:eastAsia="ko-KR"/>
+        </w:rPr>
+        <w:t>Streamlit</w:t>
+      </w:r>
+      <w:proofErr w:type="spellEnd"/>
+      <w:r>
+        <w:rPr>
+          <w:lang w:eastAsia="ko-KR"/>
+        </w:rPr>
+        <w:t>, scikit-learn, Manim).</w:t>
+      </w:r>
+    </w:p>
+    <w:p>
+      <w:pPr>
+        <w:pStyle w:val="1"/>
+        <w:spacing w:before="120" w:line="220" w:lineRule="auto"/>
+      </w:pPr>
+      <w:proofErr w:type="spellStart"/>
+      <w:r>
+        <w:t>기술</w:t>
+      </w:r>
+      <w:proofErr w:type="spellEnd"/>
+      <w:r>
+        <w:t xml:space="preserve"> </w:t>
+      </w:r>
+      <w:proofErr w:type="spellStart"/>
+      <w:r>
+        <w:t>스택</w:t>
       </w:r>
       <w:proofErr w:type="spellEnd"/>
     </w:p>
     <w:p>
       <w:pPr>
         <w:pStyle w:val="a0"/>
-        <w:spacing w:after="10" w:line="184" w:lineRule="auto"/>
-        <w:ind w:left="240" w:hanging="240"/>
-        <w:rPr>
-          <w:sz w:val="18"/>
-          <w:lang w:eastAsia="ko-KR"/>
-        </w:rPr>
+        <w:spacing w:after="20" w:line="220" w:lineRule="auto"/>
       </w:pPr>
       <w:r>
         <w:rPr>
           <w:b/>
-          <w:sz w:val="18"/>
-          <w:lang w:eastAsia="ko-KR"/>
-        </w:rPr>
-        <w:t xml:space="preserve">AI Agent </w:t>
-      </w:r>
-      <w:r>
-        <w:rPr>
-          <w:b/>
-          <w:sz w:val="18"/>
-          <w:lang w:eastAsia="ko-KR"/>
-        </w:rPr>
-        <w:t>기반</w:t>
-      </w:r>
-      <w:r>
-        <w:rPr>
-          <w:b/>
-          <w:sz w:val="18"/>
-          <w:lang w:eastAsia="ko-KR"/>
-        </w:rPr>
-        <w:t xml:space="preserve"> </w:t>
-      </w:r>
-      <w:r>
-        <w:rPr>
-          <w:b/>
-          <w:sz w:val="18"/>
-          <w:lang w:eastAsia="ko-KR"/>
-        </w:rPr>
-        <w:t>업무</w:t>
-      </w:r>
-      <w:r>
-        <w:rPr>
-          <w:b/>
-          <w:sz w:val="18"/>
-          <w:lang w:eastAsia="ko-KR"/>
-        </w:rPr>
-        <w:t xml:space="preserve"> </w:t>
-      </w:r>
-      <w:r>
-        <w:rPr>
-          <w:b/>
-          <w:sz w:val="18"/>
-          <w:lang w:eastAsia="ko-KR"/>
-        </w:rPr>
-        <w:t>자동화</w:t>
-      </w:r>
-      <w:r>
-        <w:rPr>
-          <w:b/>
-          <w:sz w:val="18"/>
-          <w:lang w:eastAsia="ko-KR"/>
-        </w:rPr>
-        <w:t xml:space="preserve"> </w:t>
-      </w:r>
-      <w:r>
-        <w:rPr>
-          <w:b/>
-          <w:sz w:val="18"/>
-          <w:lang w:eastAsia="ko-KR"/>
-        </w:rPr>
-        <w:t>파이프라인</w:t>
-      </w:r>
-      <w:r>
-        <w:rPr>
-          <w:b/>
-          <w:sz w:val="18"/>
-          <w:lang w:eastAsia="ko-KR"/>
-        </w:rPr>
-        <w:t xml:space="preserve"> </w:t>
-      </w:r>
-      <w:r>
-        <w:rPr>
-          <w:b/>
-          <w:sz w:val="18"/>
-          <w:lang w:eastAsia="ko-KR"/>
-        </w:rPr>
-        <w:t>구축</w:t>
-      </w:r>
-      <w:r>
-        <w:rPr>
-          <w:sz w:val="18"/>
-          <w:lang w:eastAsia="ko-KR"/>
-        </w:rPr>
-        <w:t xml:space="preserve"> — Claude </w:t>
-      </w:r>
-      <w:proofErr w:type="spellStart"/>
-      <w:r>
-        <w:rPr>
-          <w:sz w:val="18"/>
-          <w:lang w:eastAsia="ko-KR"/>
-        </w:rPr>
-        <w:t>Code·Codex</w:t>
-      </w:r>
-      <w:r>
-        <w:rPr>
-          <w:sz w:val="18"/>
-          <w:lang w:eastAsia="ko-KR"/>
-        </w:rPr>
-        <w:t>를</w:t>
-      </w:r>
-      <w:proofErr w:type="spellEnd"/>
-      <w:r>
-        <w:rPr>
-          <w:sz w:val="18"/>
-          <w:lang w:eastAsia="ko-KR"/>
-        </w:rPr>
-        <w:t xml:space="preserve"> </w:t>
-      </w:r>
-      <w:r>
-        <w:rPr>
-          <w:sz w:val="18"/>
-          <w:lang w:eastAsia="ko-KR"/>
-        </w:rPr>
-        <w:t>사내</w:t>
-      </w:r>
-      <w:r>
-        <w:rPr>
-          <w:sz w:val="18"/>
-          <w:lang w:eastAsia="ko-KR"/>
-        </w:rPr>
-        <w:t xml:space="preserve"> </w:t>
-      </w:r>
-      <w:r>
-        <w:rPr>
-          <w:sz w:val="18"/>
-          <w:lang w:eastAsia="ko-KR"/>
-        </w:rPr>
-        <w:t>개발</w:t>
-      </w:r>
-      <w:r>
-        <w:rPr>
-          <w:sz w:val="18"/>
-          <w:lang w:eastAsia="ko-KR"/>
-        </w:rPr>
-        <w:t xml:space="preserve"> </w:t>
-      </w:r>
-      <w:r>
-        <w:rPr>
-          <w:sz w:val="18"/>
-          <w:lang w:eastAsia="ko-KR"/>
-        </w:rPr>
-        <w:t>프로세스에</w:t>
-      </w:r>
-      <w:r>
-        <w:rPr>
-          <w:sz w:val="18"/>
-          <w:lang w:eastAsia="ko-KR"/>
-        </w:rPr>
-        <w:t xml:space="preserve"> </w:t>
-      </w:r>
-      <w:r>
-        <w:rPr>
-          <w:sz w:val="18"/>
-          <w:lang w:eastAsia="ko-KR"/>
-        </w:rPr>
-        <w:t>도입</w:t>
-      </w:r>
-      <w:r>
-        <w:rPr>
-          <w:sz w:val="18"/>
-          <w:lang w:eastAsia="ko-KR"/>
-        </w:rPr>
-        <w:t xml:space="preserve">, GitHub Issue </w:t>
-      </w:r>
-      <w:r>
-        <w:rPr>
-          <w:sz w:val="18"/>
-          <w:lang w:eastAsia="ko-KR"/>
-        </w:rPr>
-        <w:t>생성부터</w:t>
-      </w:r>
-      <w:r>
-        <w:rPr>
-          <w:sz w:val="18"/>
-          <w:lang w:eastAsia="ko-KR"/>
-        </w:rPr>
-        <w:t xml:space="preserve"> PR </w:t>
-      </w:r>
-      <w:r>
-        <w:rPr>
-          <w:sz w:val="18"/>
-          <w:lang w:eastAsia="ko-KR"/>
-        </w:rPr>
-        <w:t>작성</w:t>
-      </w:r>
-      <w:r>
-        <w:rPr>
-          <w:sz w:val="18"/>
-          <w:lang w:eastAsia="ko-KR"/>
-        </w:rPr>
-        <w:t>·</w:t>
-      </w:r>
-      <w:r>
-        <w:rPr>
-          <w:sz w:val="18"/>
-          <w:lang w:eastAsia="ko-KR"/>
-        </w:rPr>
-        <w:t>코드</w:t>
-      </w:r>
-      <w:r>
-        <w:rPr>
-          <w:sz w:val="18"/>
-          <w:lang w:eastAsia="ko-KR"/>
-        </w:rPr>
-        <w:t xml:space="preserve"> </w:t>
-      </w:r>
-      <w:r>
-        <w:rPr>
-          <w:sz w:val="18"/>
-          <w:lang w:eastAsia="ko-KR"/>
-        </w:rPr>
-        <w:t>리뷰까지</w:t>
-      </w:r>
-      <w:r>
-        <w:rPr>
-          <w:sz w:val="18"/>
-          <w:lang w:eastAsia="ko-KR"/>
-        </w:rPr>
-        <w:t xml:space="preserve"> </w:t>
-      </w:r>
-      <w:r>
-        <w:rPr>
-          <w:sz w:val="18"/>
-          <w:lang w:eastAsia="ko-KR"/>
-        </w:rPr>
-        <w:t>자동화</w:t>
-      </w:r>
-      <w:r>
-        <w:rPr>
-          <w:sz w:val="18"/>
-          <w:lang w:eastAsia="ko-KR"/>
-        </w:rPr>
-        <w:t xml:space="preserve">. Teams </w:t>
-      </w:r>
-      <w:r>
-        <w:rPr>
-          <w:sz w:val="18"/>
-          <w:lang w:eastAsia="ko-KR"/>
-        </w:rPr>
-        <w:t>실시간</w:t>
-      </w:r>
-      <w:r>
-        <w:rPr>
-          <w:sz w:val="18"/>
-          <w:lang w:eastAsia="ko-KR"/>
-        </w:rPr>
-        <w:t xml:space="preserve"> </w:t>
-      </w:r>
-      <w:r>
-        <w:rPr>
-          <w:sz w:val="18"/>
-          <w:lang w:eastAsia="ko-KR"/>
-        </w:rPr>
-        <w:t>자막</w:t>
-      </w:r>
-      <w:r>
-        <w:rPr>
-          <w:sz w:val="18"/>
-          <w:lang w:eastAsia="ko-KR"/>
-        </w:rPr>
-        <w:t>(STT)</w:t>
-      </w:r>
-      <w:r>
-        <w:rPr>
-          <w:sz w:val="18"/>
-          <w:lang w:eastAsia="ko-KR"/>
-        </w:rPr>
-        <w:t>을</w:t>
-      </w:r>
-      <w:r>
-        <w:rPr>
-          <w:sz w:val="18"/>
-          <w:lang w:eastAsia="ko-KR"/>
-        </w:rPr>
-        <w:t xml:space="preserve"> </w:t>
-      </w:r>
-      <w:proofErr w:type="spellStart"/>
-      <w:r>
-        <w:rPr>
-          <w:sz w:val="18"/>
-          <w:lang w:eastAsia="ko-KR"/>
-        </w:rPr>
-        <w:t>NotebookLM</w:t>
-      </w:r>
-      <w:proofErr w:type="spellEnd"/>
-      <w:r>
-        <w:rPr>
-          <w:sz w:val="18"/>
-          <w:lang w:eastAsia="ko-KR"/>
-        </w:rPr>
-        <w:t>과</w:t>
-      </w:r>
-      <w:r>
-        <w:rPr>
-          <w:sz w:val="18"/>
-          <w:lang w:eastAsia="ko-KR"/>
-        </w:rPr>
-        <w:t xml:space="preserve"> </w:t>
-      </w:r>
-      <w:r>
-        <w:rPr>
-          <w:sz w:val="18"/>
-          <w:lang w:eastAsia="ko-KR"/>
-        </w:rPr>
-        <w:t>연동해</w:t>
-      </w:r>
-      <w:r>
-        <w:rPr>
-          <w:sz w:val="18"/>
-          <w:lang w:eastAsia="ko-KR"/>
-        </w:rPr>
-        <w:t xml:space="preserve"> </w:t>
-      </w:r>
-      <w:r>
-        <w:rPr>
-          <w:sz w:val="18"/>
-          <w:lang w:eastAsia="ko-KR"/>
-        </w:rPr>
-        <w:t>회의록</w:t>
-      </w:r>
-      <w:r>
-        <w:rPr>
-          <w:sz w:val="18"/>
-          <w:lang w:eastAsia="ko-KR"/>
-        </w:rPr>
-        <w:t xml:space="preserve"> </w:t>
-      </w:r>
-      <w:r>
-        <w:rPr>
-          <w:sz w:val="18"/>
-          <w:lang w:eastAsia="ko-KR"/>
-        </w:rPr>
-        <w:t>요약</w:t>
-      </w:r>
-      <w:r>
-        <w:rPr>
-          <w:sz w:val="18"/>
-          <w:lang w:eastAsia="ko-KR"/>
-        </w:rPr>
-        <w:t>·</w:t>
-      </w:r>
-      <w:r>
-        <w:rPr>
-          <w:sz w:val="18"/>
-          <w:lang w:eastAsia="ko-KR"/>
-        </w:rPr>
-        <w:t>검색</w:t>
-      </w:r>
-      <w:r>
-        <w:rPr>
-          <w:sz w:val="18"/>
-          <w:lang w:eastAsia="ko-KR"/>
-        </w:rPr>
-        <w:t>·</w:t>
-      </w:r>
-      <w:r>
-        <w:rPr>
-          <w:sz w:val="18"/>
-          <w:lang w:eastAsia="ko-KR"/>
-        </w:rPr>
-        <w:t>문서화를</w:t>
-      </w:r>
-      <w:r>
-        <w:rPr>
-          <w:sz w:val="18"/>
-          <w:lang w:eastAsia="ko-KR"/>
-        </w:rPr>
-        <w:t xml:space="preserve"> </w:t>
-      </w:r>
-      <w:r>
-        <w:rPr>
-          <w:sz w:val="18"/>
-          <w:lang w:eastAsia="ko-KR"/>
-        </w:rPr>
-        <w:t>자동화</w:t>
-      </w:r>
-      <w:r>
-        <w:rPr>
-          <w:sz w:val="18"/>
-          <w:lang w:eastAsia="ko-KR"/>
-        </w:rPr>
-        <w:t>.</w:t>
+        </w:rPr>
+        <w:t>Infra &amp; Ops</w:t>
+      </w:r>
+      <w:r>
+        <w:t>: Kubernetes(k3s), Docker / Docker Compose, ArgoCD(GitOps), Terraform(IaC), Prometheus, Traefik·Nginx·cert-manager, Linux(Ubuntu), AWS(EC2·Route 53)·Oracle Cloud·Azure, GitHub Actions CI/CD</w:t>
       </w:r>
     </w:p>
     <w:p>
       <w:pPr>
         <w:pStyle w:val="a0"/>
-        <w:spacing w:after="10" w:line="184" w:lineRule="auto"/>
-        <w:ind w:left="240" w:hanging="240"/>
-        <w:rPr>
-          <w:sz w:val="18"/>
+        <w:spacing w:after="20" w:line="220" w:lineRule="auto"/>
+        <w:rPr>
           <w:lang w:eastAsia="ko-KR"/>
         </w:rPr>
       </w:pPr>
       <w:r>
         <w:rPr>
           <w:b/>
-          <w:sz w:val="18"/>
-          <w:lang w:eastAsia="ko-KR"/>
-        </w:rPr>
-        <w:t>정부</w:t>
-      </w:r>
-      <w:r>
-        <w:rPr>
-          <w:b/>
-          <w:sz w:val="18"/>
-          <w:lang w:eastAsia="ko-KR"/>
-        </w:rPr>
-        <w:t xml:space="preserve"> </w:t>
-      </w:r>
-      <w:r>
-        <w:rPr>
-          <w:b/>
-          <w:sz w:val="18"/>
-          <w:lang w:eastAsia="ko-KR"/>
-        </w:rPr>
-        <w:t>지침서</w:t>
-      </w:r>
-      <w:r>
-        <w:rPr>
-          <w:b/>
-          <w:sz w:val="18"/>
-          <w:lang w:eastAsia="ko-KR"/>
-        </w:rPr>
-        <w:t xml:space="preserve"> </w:t>
-      </w:r>
-      <w:r>
-        <w:rPr>
-          <w:b/>
-          <w:sz w:val="18"/>
-          <w:lang w:eastAsia="ko-KR"/>
-        </w:rPr>
-        <w:t>기반</w:t>
-      </w:r>
-      <w:r>
-        <w:rPr>
-          <w:b/>
-          <w:sz w:val="18"/>
-          <w:lang w:eastAsia="ko-KR"/>
-        </w:rPr>
-        <w:t xml:space="preserve"> LLM </w:t>
-      </w:r>
-      <w:r>
-        <w:rPr>
-          <w:b/>
-          <w:sz w:val="18"/>
-          <w:lang w:eastAsia="ko-KR"/>
-        </w:rPr>
-        <w:t>워크플로우</w:t>
-      </w:r>
-      <w:r>
-        <w:rPr>
-          <w:b/>
-          <w:sz w:val="18"/>
-          <w:lang w:eastAsia="ko-KR"/>
-        </w:rPr>
-        <w:t xml:space="preserve"> </w:t>
-      </w:r>
-      <w:r>
-        <w:rPr>
-          <w:b/>
-          <w:sz w:val="18"/>
-          <w:lang w:eastAsia="ko-KR"/>
-        </w:rPr>
-        <w:t>설계</w:t>
-      </w:r>
-      <w:r>
-        <w:rPr>
-          <w:sz w:val="18"/>
-          <w:lang w:eastAsia="ko-KR"/>
-        </w:rPr>
-        <w:t xml:space="preserve"> — </w:t>
-      </w:r>
-      <w:r>
-        <w:rPr>
-          <w:sz w:val="18"/>
-          <w:lang w:eastAsia="ko-KR"/>
-        </w:rPr>
-        <w:t>소프트웨어</w:t>
-      </w:r>
-      <w:r>
-        <w:rPr>
-          <w:sz w:val="18"/>
-          <w:lang w:eastAsia="ko-KR"/>
-        </w:rPr>
-        <w:t xml:space="preserve"> </w:t>
-      </w:r>
-      <w:r>
-        <w:rPr>
-          <w:sz w:val="18"/>
-          <w:lang w:eastAsia="ko-KR"/>
-        </w:rPr>
-        <w:t>대가</w:t>
-      </w:r>
-      <w:r>
-        <w:rPr>
-          <w:sz w:val="18"/>
-          <w:lang w:eastAsia="ko-KR"/>
-        </w:rPr>
-        <w:t xml:space="preserve"> </w:t>
-      </w:r>
-      <w:r>
-        <w:rPr>
-          <w:sz w:val="18"/>
-          <w:lang w:eastAsia="ko-KR"/>
-        </w:rPr>
-        <w:t>산정</w:t>
-      </w:r>
-      <w:r>
-        <w:rPr>
-          <w:sz w:val="18"/>
-          <w:lang w:eastAsia="ko-KR"/>
-        </w:rPr>
-        <w:t xml:space="preserve"> </w:t>
-      </w:r>
-      <w:r>
-        <w:rPr>
-          <w:sz w:val="18"/>
-          <w:lang w:eastAsia="ko-KR"/>
-        </w:rPr>
-        <w:t>가이드</w:t>
-      </w:r>
-      <w:r>
-        <w:rPr>
-          <w:sz w:val="18"/>
-          <w:lang w:eastAsia="ko-KR"/>
-        </w:rPr>
-        <w:t xml:space="preserve"> </w:t>
-      </w:r>
-      <w:r>
-        <w:rPr>
-          <w:sz w:val="18"/>
-          <w:lang w:eastAsia="ko-KR"/>
-        </w:rPr>
-        <w:t>분석</w:t>
-      </w:r>
-      <w:r>
-        <w:rPr>
-          <w:sz w:val="18"/>
-          <w:lang w:eastAsia="ko-KR"/>
-        </w:rPr>
-        <w:t xml:space="preserve"> </w:t>
-      </w:r>
-      <w:r>
-        <w:rPr>
-          <w:sz w:val="18"/>
-          <w:lang w:eastAsia="ko-KR"/>
-        </w:rPr>
-        <w:t>업무를</w:t>
-      </w:r>
-      <w:r>
-        <w:rPr>
-          <w:sz w:val="18"/>
-          <w:lang w:eastAsia="ko-KR"/>
-        </w:rPr>
-        <w:t xml:space="preserve"> 10</w:t>
-      </w:r>
-      <w:r>
-        <w:rPr>
-          <w:sz w:val="18"/>
-          <w:lang w:eastAsia="ko-KR"/>
-        </w:rPr>
-        <w:t>시간</w:t>
-      </w:r>
-      <w:r>
-        <w:rPr>
-          <w:sz w:val="18"/>
-          <w:lang w:eastAsia="ko-KR"/>
-        </w:rPr>
-        <w:t xml:space="preserve"> → 2</w:t>
-      </w:r>
-      <w:r>
-        <w:rPr>
-          <w:sz w:val="18"/>
-          <w:lang w:eastAsia="ko-KR"/>
-        </w:rPr>
-        <w:t>시간으로</w:t>
-      </w:r>
-      <w:r>
-        <w:rPr>
-          <w:sz w:val="18"/>
-          <w:lang w:eastAsia="ko-KR"/>
-        </w:rPr>
-        <w:t xml:space="preserve"> </w:t>
-      </w:r>
-      <w:r>
-        <w:rPr>
-          <w:sz w:val="18"/>
-          <w:lang w:eastAsia="ko-KR"/>
-        </w:rPr>
-        <w:t>단축</w:t>
-      </w:r>
-      <w:r>
-        <w:rPr>
-          <w:sz w:val="18"/>
-          <w:lang w:eastAsia="ko-KR"/>
-        </w:rPr>
-        <w:t xml:space="preserve">. </w:t>
-      </w:r>
-      <w:r>
-        <w:rPr>
-          <w:sz w:val="18"/>
-          <w:lang w:eastAsia="ko-KR"/>
-        </w:rPr>
-        <w:t>비전공자</w:t>
-      </w:r>
-      <w:r>
-        <w:rPr>
-          <w:sz w:val="18"/>
-          <w:lang w:eastAsia="ko-KR"/>
-        </w:rPr>
-        <w:t xml:space="preserve"> </w:t>
-      </w:r>
-      <w:r>
-        <w:rPr>
-          <w:sz w:val="18"/>
-          <w:lang w:eastAsia="ko-KR"/>
-        </w:rPr>
-        <w:t>팀원이</w:t>
-      </w:r>
-      <w:r>
-        <w:rPr>
-          <w:sz w:val="18"/>
-          <w:lang w:eastAsia="ko-KR"/>
-        </w:rPr>
-        <w:t xml:space="preserve"> </w:t>
-      </w:r>
-      <w:r>
-        <w:rPr>
-          <w:sz w:val="18"/>
-          <w:lang w:eastAsia="ko-KR"/>
-        </w:rPr>
-        <w:t>스스로</w:t>
-      </w:r>
-      <w:r>
-        <w:rPr>
-          <w:sz w:val="18"/>
-          <w:lang w:eastAsia="ko-KR"/>
-        </w:rPr>
-        <w:t xml:space="preserve"> </w:t>
-      </w:r>
-      <w:r>
-        <w:rPr>
-          <w:sz w:val="18"/>
-          <w:lang w:eastAsia="ko-KR"/>
-        </w:rPr>
-        <w:t>돌릴</w:t>
-      </w:r>
-      <w:r>
-        <w:rPr>
-          <w:sz w:val="18"/>
-          <w:lang w:eastAsia="ko-KR"/>
-        </w:rPr>
-        <w:t xml:space="preserve"> </w:t>
-      </w:r>
-      <w:r>
-        <w:rPr>
-          <w:sz w:val="18"/>
-          <w:lang w:eastAsia="ko-KR"/>
-        </w:rPr>
-        <w:t>수</w:t>
-      </w:r>
-      <w:r>
-        <w:rPr>
-          <w:sz w:val="18"/>
-          <w:lang w:eastAsia="ko-KR"/>
-        </w:rPr>
-        <w:t xml:space="preserve"> </w:t>
-      </w:r>
-      <w:r>
-        <w:rPr>
-          <w:sz w:val="18"/>
-          <w:lang w:eastAsia="ko-KR"/>
-        </w:rPr>
-        <w:t>있도록</w:t>
-      </w:r>
-      <w:r>
-        <w:rPr>
-          <w:sz w:val="18"/>
-          <w:lang w:eastAsia="ko-KR"/>
-        </w:rPr>
-        <w:t xml:space="preserve"> </w:t>
-      </w:r>
-      <w:r>
-        <w:rPr>
-          <w:sz w:val="18"/>
-          <w:lang w:eastAsia="ko-KR"/>
-        </w:rPr>
-        <w:t>절차를</w:t>
-      </w:r>
-      <w:r>
-        <w:rPr>
-          <w:sz w:val="18"/>
-          <w:lang w:eastAsia="ko-KR"/>
-        </w:rPr>
-        <w:t xml:space="preserve"> </w:t>
-      </w:r>
-      <w:r>
-        <w:rPr>
-          <w:sz w:val="18"/>
-          <w:lang w:eastAsia="ko-KR"/>
-        </w:rPr>
-        <w:t>문서화</w:t>
-      </w:r>
-      <w:r>
-        <w:rPr>
-          <w:sz w:val="18"/>
-          <w:lang w:eastAsia="ko-KR"/>
-        </w:rPr>
-        <w:t>·</w:t>
+          <w:lang w:eastAsia="ko-KR"/>
+        </w:rPr>
+        <w:t>Security</w:t>
+      </w:r>
+      <w:r>
+        <w:rPr>
+          <w:lang w:eastAsia="ko-KR"/>
+        </w:rPr>
+        <w:t xml:space="preserve">: </w:t>
       </w:r>
       <w:proofErr w:type="spellStart"/>
       <w:r>
         <w:rPr>
-          <w:sz w:val="18"/>
-          <w:lang w:eastAsia="ko-KR"/>
-        </w:rPr>
-        <w:t>온보딩</w:t>
+          <w:lang w:eastAsia="ko-KR"/>
+        </w:rPr>
+        <w:t>JWT·OAuth</w:t>
       </w:r>
       <w:proofErr w:type="spellEnd"/>
       <w:r>
         <w:rPr>
-          <w:sz w:val="18"/>
-          <w:lang w:eastAsia="ko-KR"/>
-        </w:rPr>
-        <w:t>.</w:t>
+          <w:lang w:eastAsia="ko-KR"/>
+        </w:rPr>
+        <w:t xml:space="preserve"> 인증/인가 설계·구현, </w:t>
+      </w:r>
+      <w:proofErr w:type="spellStart"/>
+      <w:r>
+        <w:rPr>
+          <w:lang w:eastAsia="ko-KR"/>
+        </w:rPr>
+        <w:t>테넌트</w:t>
+      </w:r>
+      <w:proofErr w:type="spellEnd"/>
+      <w:r>
+        <w:rPr>
+          <w:lang w:eastAsia="ko-KR"/>
+        </w:rPr>
+        <w:t>·권한 관리, 차량 보안 모듈 진단</w:t>
       </w:r>
     </w:p>
     <w:p>
       <w:pPr>
         <w:pStyle w:val="a0"/>
-        <w:spacing w:after="10" w:line="184" w:lineRule="auto"/>
-        <w:ind w:left="240" w:hanging="240"/>
-        <w:rPr>
-          <w:sz w:val="18"/>
-          <w:lang w:eastAsia="ko-KR"/>
-        </w:rPr>
+        <w:spacing w:after="20" w:line="220" w:lineRule="auto"/>
       </w:pPr>
       <w:r>
         <w:rPr>
           <w:b/>
-          <w:sz w:val="18"/>
-          <w:lang w:eastAsia="ko-KR"/>
-        </w:rPr>
-        <w:t>사내</w:t>
-      </w:r>
-      <w:r>
-        <w:rPr>
-          <w:b/>
-          <w:sz w:val="18"/>
-          <w:lang w:eastAsia="ko-KR"/>
-        </w:rPr>
-        <w:t xml:space="preserve"> </w:t>
-      </w:r>
-      <w:proofErr w:type="spellStart"/>
-      <w:r>
-        <w:rPr>
-          <w:b/>
-          <w:sz w:val="18"/>
-          <w:lang w:eastAsia="ko-KR"/>
-        </w:rPr>
-        <w:t>온프레미스</w:t>
-      </w:r>
-      <w:proofErr w:type="spellEnd"/>
-      <w:r>
-        <w:rPr>
-          <w:b/>
-          <w:sz w:val="18"/>
-          <w:lang w:eastAsia="ko-KR"/>
-        </w:rPr>
-        <w:t xml:space="preserve"> </w:t>
-      </w:r>
-      <w:r>
-        <w:rPr>
-          <w:b/>
-          <w:sz w:val="18"/>
-          <w:lang w:eastAsia="ko-KR"/>
-        </w:rPr>
-        <w:t>서버</w:t>
-      </w:r>
-      <w:r>
-        <w:rPr>
-          <w:b/>
-          <w:sz w:val="18"/>
-          <w:lang w:eastAsia="ko-KR"/>
-        </w:rPr>
-        <w:t xml:space="preserve"> </w:t>
-      </w:r>
-      <w:r>
-        <w:rPr>
-          <w:b/>
-          <w:sz w:val="18"/>
-          <w:lang w:eastAsia="ko-KR"/>
-        </w:rPr>
-        <w:t>및</w:t>
-      </w:r>
-      <w:r>
-        <w:rPr>
-          <w:b/>
-          <w:sz w:val="18"/>
-          <w:lang w:eastAsia="ko-KR"/>
-        </w:rPr>
-        <w:t xml:space="preserve"> </w:t>
-      </w:r>
-      <w:r>
-        <w:rPr>
-          <w:b/>
-          <w:sz w:val="18"/>
-          <w:lang w:eastAsia="ko-KR"/>
-        </w:rPr>
-        <w:t>배포</w:t>
-      </w:r>
-      <w:r>
-        <w:rPr>
-          <w:b/>
-          <w:sz w:val="18"/>
-          <w:lang w:eastAsia="ko-KR"/>
-        </w:rPr>
-        <w:t xml:space="preserve"> </w:t>
-      </w:r>
-      <w:r>
-        <w:rPr>
-          <w:b/>
-          <w:sz w:val="18"/>
-          <w:lang w:eastAsia="ko-KR"/>
-        </w:rPr>
-        <w:t>자동화</w:t>
-      </w:r>
-      <w:r>
-        <w:rPr>
-          <w:b/>
-          <w:sz w:val="18"/>
-          <w:lang w:eastAsia="ko-KR"/>
-        </w:rPr>
-        <w:t xml:space="preserve"> </w:t>
-      </w:r>
-      <w:r>
-        <w:rPr>
-          <w:b/>
-          <w:sz w:val="18"/>
-          <w:lang w:eastAsia="ko-KR"/>
-        </w:rPr>
-        <w:t>운영</w:t>
-      </w:r>
-      <w:r>
-        <w:rPr>
-          <w:sz w:val="18"/>
-          <w:lang w:eastAsia="ko-KR"/>
-        </w:rPr>
-        <w:t xml:space="preserve"> — Ubuntu </w:t>
-      </w:r>
-      <w:r>
-        <w:rPr>
-          <w:sz w:val="18"/>
-          <w:lang w:eastAsia="ko-KR"/>
-        </w:rPr>
-        <w:t>서버에</w:t>
-      </w:r>
-      <w:r>
-        <w:rPr>
-          <w:sz w:val="18"/>
-          <w:lang w:eastAsia="ko-KR"/>
-        </w:rPr>
-        <w:t xml:space="preserve"> Docker/k3s </w:t>
-      </w:r>
-      <w:r>
-        <w:rPr>
-          <w:sz w:val="18"/>
-          <w:lang w:eastAsia="ko-KR"/>
-        </w:rPr>
-        <w:t>환경을</w:t>
-      </w:r>
-      <w:r>
-        <w:rPr>
-          <w:sz w:val="18"/>
-          <w:lang w:eastAsia="ko-KR"/>
-        </w:rPr>
-        <w:t xml:space="preserve"> </w:t>
-      </w:r>
-      <w:r>
-        <w:rPr>
-          <w:sz w:val="18"/>
-          <w:lang w:eastAsia="ko-KR"/>
-        </w:rPr>
-        <w:t>구축하고</w:t>
-      </w:r>
-      <w:r>
-        <w:rPr>
-          <w:sz w:val="18"/>
-          <w:lang w:eastAsia="ko-KR"/>
-        </w:rPr>
-        <w:t xml:space="preserve"> GitHub PR </w:t>
-      </w:r>
-      <w:r>
-        <w:rPr>
-          <w:sz w:val="18"/>
-          <w:lang w:eastAsia="ko-KR"/>
-        </w:rPr>
-        <w:t>병합</w:t>
-      </w:r>
-      <w:r>
-        <w:rPr>
-          <w:sz w:val="18"/>
-          <w:lang w:eastAsia="ko-KR"/>
-        </w:rPr>
-        <w:t xml:space="preserve"> </w:t>
-      </w:r>
-      <w:r>
-        <w:rPr>
-          <w:sz w:val="18"/>
-          <w:lang w:eastAsia="ko-KR"/>
-        </w:rPr>
-        <w:t>시</w:t>
-      </w:r>
-      <w:r>
-        <w:rPr>
-          <w:sz w:val="18"/>
-          <w:lang w:eastAsia="ko-KR"/>
-        </w:rPr>
-        <w:t xml:space="preserve"> </w:t>
-      </w:r>
-      <w:r>
-        <w:rPr>
-          <w:sz w:val="18"/>
-          <w:lang w:eastAsia="ko-KR"/>
-        </w:rPr>
-        <w:t>자동</w:t>
-      </w:r>
-      <w:r>
-        <w:rPr>
-          <w:sz w:val="18"/>
-          <w:lang w:eastAsia="ko-KR"/>
-        </w:rPr>
-        <w:t xml:space="preserve"> </w:t>
-      </w:r>
-      <w:r>
-        <w:rPr>
-          <w:sz w:val="18"/>
-          <w:lang w:eastAsia="ko-KR"/>
-        </w:rPr>
-        <w:t>배포되는</w:t>
-      </w:r>
-      <w:r>
-        <w:rPr>
-          <w:sz w:val="18"/>
-          <w:lang w:eastAsia="ko-KR"/>
-        </w:rPr>
-        <w:t xml:space="preserve"> CI/CD </w:t>
-      </w:r>
-      <w:r>
-        <w:rPr>
-          <w:sz w:val="18"/>
-          <w:lang w:eastAsia="ko-KR"/>
-        </w:rPr>
-        <w:t>파이프라인</w:t>
-      </w:r>
-      <w:r>
-        <w:rPr>
-          <w:sz w:val="18"/>
-          <w:lang w:eastAsia="ko-KR"/>
-        </w:rPr>
-        <w:t xml:space="preserve"> </w:t>
-      </w:r>
-      <w:r>
-        <w:rPr>
-          <w:sz w:val="18"/>
-          <w:lang w:eastAsia="ko-KR"/>
-        </w:rPr>
-        <w:t>운영</w:t>
-      </w:r>
-      <w:r>
-        <w:rPr>
-          <w:sz w:val="18"/>
-          <w:lang w:eastAsia="ko-KR"/>
-        </w:rPr>
-        <w:t xml:space="preserve">. </w:t>
-      </w:r>
-      <w:r>
-        <w:rPr>
-          <w:sz w:val="18"/>
-          <w:lang w:eastAsia="ko-KR"/>
-        </w:rPr>
-        <w:t>팀원</w:t>
-      </w:r>
-      <w:r>
-        <w:rPr>
-          <w:sz w:val="18"/>
-          <w:lang w:eastAsia="ko-KR"/>
-        </w:rPr>
-        <w:t xml:space="preserve"> </w:t>
-      </w:r>
-      <w:r>
-        <w:rPr>
-          <w:sz w:val="18"/>
-          <w:lang w:eastAsia="ko-KR"/>
-        </w:rPr>
-        <w:t>장비</w:t>
-      </w:r>
-      <w:r>
-        <w:rPr>
-          <w:sz w:val="18"/>
-          <w:lang w:eastAsia="ko-KR"/>
-        </w:rPr>
-        <w:t xml:space="preserve"> </w:t>
-      </w:r>
-      <w:r>
-        <w:rPr>
-          <w:sz w:val="18"/>
-          <w:lang w:eastAsia="ko-KR"/>
-        </w:rPr>
-        <w:t>성능</w:t>
-      </w:r>
-      <w:r>
-        <w:rPr>
-          <w:sz w:val="18"/>
-          <w:lang w:eastAsia="ko-KR"/>
-        </w:rPr>
-        <w:t xml:space="preserve"> </w:t>
-      </w:r>
-      <w:r>
-        <w:rPr>
-          <w:sz w:val="18"/>
-          <w:lang w:eastAsia="ko-KR"/>
-        </w:rPr>
-        <w:t>한계는</w:t>
-      </w:r>
-      <w:r>
-        <w:rPr>
-          <w:sz w:val="18"/>
-          <w:lang w:eastAsia="ko-KR"/>
-        </w:rPr>
-        <w:t xml:space="preserve"> </w:t>
-      </w:r>
-      <w:proofErr w:type="spellStart"/>
-      <w:r>
-        <w:rPr>
-          <w:sz w:val="18"/>
-          <w:lang w:eastAsia="ko-KR"/>
-        </w:rPr>
-        <w:t>OCI·Codespaces</w:t>
-      </w:r>
-      <w:proofErr w:type="spellEnd"/>
-      <w:r>
-        <w:rPr>
-          <w:sz w:val="18"/>
-          <w:lang w:eastAsia="ko-KR"/>
-        </w:rPr>
-        <w:t xml:space="preserve"> </w:t>
-      </w:r>
-      <w:r>
-        <w:rPr>
-          <w:sz w:val="18"/>
-          <w:lang w:eastAsia="ko-KR"/>
-        </w:rPr>
-        <w:t>기반</w:t>
-      </w:r>
-      <w:r>
-        <w:rPr>
-          <w:sz w:val="18"/>
-          <w:lang w:eastAsia="ko-KR"/>
-        </w:rPr>
-        <w:t xml:space="preserve"> </w:t>
-      </w:r>
-      <w:r>
-        <w:rPr>
-          <w:sz w:val="18"/>
-          <w:lang w:eastAsia="ko-KR"/>
-        </w:rPr>
-        <w:t>웹</w:t>
-      </w:r>
-      <w:r>
-        <w:rPr>
-          <w:sz w:val="18"/>
-          <w:lang w:eastAsia="ko-KR"/>
-        </w:rPr>
-        <w:t xml:space="preserve"> IDE</w:t>
-      </w:r>
-      <w:r>
-        <w:rPr>
-          <w:sz w:val="18"/>
-          <w:lang w:eastAsia="ko-KR"/>
-        </w:rPr>
-        <w:t>로</w:t>
-      </w:r>
-      <w:r>
-        <w:rPr>
-          <w:sz w:val="18"/>
-          <w:lang w:eastAsia="ko-KR"/>
-        </w:rPr>
-        <w:t xml:space="preserve"> </w:t>
-      </w:r>
-      <w:r>
-        <w:rPr>
-          <w:sz w:val="18"/>
-          <w:lang w:eastAsia="ko-KR"/>
-        </w:rPr>
-        <w:t>해결</w:t>
-      </w:r>
-      <w:r>
-        <w:rPr>
-          <w:sz w:val="18"/>
-          <w:lang w:eastAsia="ko-KR"/>
-        </w:rPr>
-        <w:t>.</w:t>
+        </w:rPr>
+        <w:t>Language &amp; Scripting</w:t>
+      </w:r>
+      <w:r>
+        <w:t>: Python, Bash, TypeScript/JavaScript, C</w:t>
       </w:r>
     </w:p>
     <w:p>
       <w:pPr>
         <w:pStyle w:val="a0"/>
-        <w:spacing w:after="10" w:line="184" w:lineRule="auto"/>
-        <w:ind w:left="240" w:hanging="240"/>
-        <w:rPr>
-          <w:sz w:val="18"/>
-          <w:lang w:eastAsia="ko-KR"/>
-        </w:rPr>
+        <w:spacing w:after="20" w:line="220" w:lineRule="auto"/>
       </w:pPr>
       <w:r>
         <w:rPr>
           <w:b/>
-          <w:sz w:val="18"/>
-          <w:lang w:eastAsia="ko-KR"/>
-        </w:rPr>
-        <w:t>요구사항</w:t>
-      </w:r>
-      <w:r>
-        <w:rPr>
-          <w:b/>
-          <w:sz w:val="18"/>
-          <w:lang w:eastAsia="ko-KR"/>
-        </w:rPr>
-        <w:t xml:space="preserve"> </w:t>
-      </w:r>
-      <w:r>
-        <w:rPr>
-          <w:b/>
-          <w:sz w:val="18"/>
-          <w:lang w:eastAsia="ko-KR"/>
-        </w:rPr>
-        <w:t>구조화</w:t>
-      </w:r>
-      <w:r>
-        <w:rPr>
-          <w:b/>
-          <w:sz w:val="18"/>
-          <w:lang w:eastAsia="ko-KR"/>
-        </w:rPr>
-        <w:t xml:space="preserve"> </w:t>
-      </w:r>
-      <w:r>
-        <w:rPr>
-          <w:b/>
-          <w:sz w:val="18"/>
-          <w:lang w:eastAsia="ko-KR"/>
-        </w:rPr>
-        <w:t>및</w:t>
-      </w:r>
-      <w:r>
-        <w:rPr>
-          <w:b/>
-          <w:sz w:val="18"/>
-          <w:lang w:eastAsia="ko-KR"/>
-        </w:rPr>
-        <w:t xml:space="preserve"> </w:t>
-      </w:r>
-      <w:r>
-        <w:rPr>
-          <w:b/>
-          <w:sz w:val="18"/>
-          <w:lang w:eastAsia="ko-KR"/>
-        </w:rPr>
-        <w:t>제품</w:t>
-      </w:r>
-      <w:r>
-        <w:rPr>
-          <w:b/>
-          <w:sz w:val="18"/>
-          <w:lang w:eastAsia="ko-KR"/>
-        </w:rPr>
-        <w:t xml:space="preserve"> </w:t>
-      </w:r>
-      <w:r>
-        <w:rPr>
-          <w:b/>
-          <w:sz w:val="18"/>
-          <w:lang w:eastAsia="ko-KR"/>
-        </w:rPr>
-        <w:t>피드백</w:t>
-      </w:r>
-      <w:r>
-        <w:rPr>
-          <w:b/>
-          <w:sz w:val="18"/>
-          <w:lang w:eastAsia="ko-KR"/>
-        </w:rPr>
-        <w:t xml:space="preserve"> </w:t>
-      </w:r>
-      <w:r>
-        <w:rPr>
-          <w:b/>
-          <w:sz w:val="18"/>
-          <w:lang w:eastAsia="ko-KR"/>
-        </w:rPr>
-        <w:t>루프</w:t>
-      </w:r>
-      <w:r>
-        <w:rPr>
-          <w:sz w:val="18"/>
-          <w:lang w:eastAsia="ko-KR"/>
-        </w:rPr>
-        <w:t xml:space="preserve"> — </w:t>
-      </w:r>
-      <w:r>
-        <w:rPr>
-          <w:sz w:val="18"/>
-          <w:lang w:eastAsia="ko-KR"/>
-        </w:rPr>
-        <w:t>경영진의</w:t>
-      </w:r>
-      <w:r>
-        <w:rPr>
-          <w:sz w:val="18"/>
-          <w:lang w:eastAsia="ko-KR"/>
-        </w:rPr>
-        <w:t xml:space="preserve"> </w:t>
-      </w:r>
-      <w:r>
-        <w:rPr>
-          <w:sz w:val="18"/>
-          <w:lang w:eastAsia="ko-KR"/>
-        </w:rPr>
-        <w:t>비즈니스</w:t>
-      </w:r>
-      <w:r>
-        <w:rPr>
-          <w:sz w:val="18"/>
-          <w:lang w:eastAsia="ko-KR"/>
-        </w:rPr>
-        <w:t xml:space="preserve"> </w:t>
-      </w:r>
-      <w:r>
-        <w:rPr>
-          <w:sz w:val="18"/>
-          <w:lang w:eastAsia="ko-KR"/>
-        </w:rPr>
-        <w:t>요구를</w:t>
-      </w:r>
-      <w:r>
-        <w:rPr>
-          <w:sz w:val="18"/>
-          <w:lang w:eastAsia="ko-KR"/>
-        </w:rPr>
-        <w:t xml:space="preserve"> </w:t>
-      </w:r>
-      <w:r>
-        <w:rPr>
-          <w:sz w:val="18"/>
-          <w:lang w:eastAsia="ko-KR"/>
-        </w:rPr>
-        <w:t>기술</w:t>
-      </w:r>
-      <w:r>
-        <w:rPr>
-          <w:sz w:val="18"/>
-          <w:lang w:eastAsia="ko-KR"/>
-        </w:rPr>
-        <w:t xml:space="preserve"> </w:t>
-      </w:r>
-      <w:r>
-        <w:rPr>
-          <w:sz w:val="18"/>
-          <w:lang w:eastAsia="ko-KR"/>
-        </w:rPr>
-        <w:t>과제로</w:t>
-      </w:r>
-      <w:r>
-        <w:rPr>
-          <w:sz w:val="18"/>
-          <w:lang w:eastAsia="ko-KR"/>
-        </w:rPr>
-        <w:t xml:space="preserve"> </w:t>
-      </w:r>
-      <w:r>
-        <w:rPr>
-          <w:sz w:val="18"/>
-          <w:lang w:eastAsia="ko-KR"/>
-        </w:rPr>
-        <w:t>번역하고</w:t>
-      </w:r>
-      <w:r>
-        <w:rPr>
-          <w:sz w:val="18"/>
-          <w:lang w:eastAsia="ko-KR"/>
-        </w:rPr>
-        <w:t xml:space="preserve"> </w:t>
-      </w:r>
-      <w:proofErr w:type="spellStart"/>
-      <w:r>
-        <w:rPr>
-          <w:sz w:val="18"/>
-          <w:lang w:eastAsia="ko-KR"/>
-        </w:rPr>
-        <w:t>스코프를</w:t>
-      </w:r>
-      <w:proofErr w:type="spellEnd"/>
-      <w:r>
-        <w:rPr>
-          <w:sz w:val="18"/>
-          <w:lang w:eastAsia="ko-KR"/>
-        </w:rPr>
-        <w:t xml:space="preserve"> </w:t>
-      </w:r>
-      <w:r>
-        <w:rPr>
-          <w:sz w:val="18"/>
-          <w:lang w:eastAsia="ko-KR"/>
-        </w:rPr>
-        <w:t>관리</w:t>
-      </w:r>
-      <w:r>
-        <w:rPr>
-          <w:sz w:val="18"/>
-          <w:lang w:eastAsia="ko-KR"/>
-        </w:rPr>
-        <w:t xml:space="preserve">. </w:t>
-      </w:r>
-      <w:r>
-        <w:rPr>
-          <w:sz w:val="18"/>
-          <w:lang w:eastAsia="ko-KR"/>
-        </w:rPr>
-        <w:t>사내</w:t>
-      </w:r>
-      <w:r>
-        <w:rPr>
-          <w:sz w:val="18"/>
-          <w:lang w:eastAsia="ko-KR"/>
-        </w:rPr>
-        <w:t xml:space="preserve"> HR·</w:t>
-      </w:r>
-      <w:r>
-        <w:rPr>
-          <w:sz w:val="18"/>
-          <w:lang w:eastAsia="ko-KR"/>
-        </w:rPr>
-        <w:t>자격증</w:t>
-      </w:r>
-      <w:r>
-        <w:rPr>
-          <w:sz w:val="18"/>
-          <w:lang w:eastAsia="ko-KR"/>
-        </w:rPr>
-        <w:t xml:space="preserve"> </w:t>
-      </w:r>
-      <w:r>
-        <w:rPr>
-          <w:sz w:val="18"/>
-          <w:lang w:eastAsia="ko-KR"/>
-        </w:rPr>
-        <w:t>추천</w:t>
-      </w:r>
-      <w:r>
-        <w:rPr>
-          <w:sz w:val="18"/>
-          <w:lang w:eastAsia="ko-KR"/>
-        </w:rPr>
-        <w:t xml:space="preserve"> </w:t>
-      </w:r>
-      <w:r>
-        <w:rPr>
-          <w:sz w:val="18"/>
-          <w:lang w:eastAsia="ko-KR"/>
-        </w:rPr>
-        <w:t>시스템</w:t>
-      </w:r>
-      <w:r>
-        <w:rPr>
-          <w:sz w:val="18"/>
-          <w:lang w:eastAsia="ko-KR"/>
-        </w:rPr>
-        <w:t xml:space="preserve">(Quali-fit) </w:t>
-      </w:r>
-      <w:r>
-        <w:rPr>
-          <w:sz w:val="18"/>
-          <w:lang w:eastAsia="ko-KR"/>
-        </w:rPr>
-        <w:t>기획부터</w:t>
-      </w:r>
-      <w:r>
-        <w:rPr>
-          <w:sz w:val="18"/>
-          <w:lang w:eastAsia="ko-KR"/>
-        </w:rPr>
-        <w:t xml:space="preserve"> </w:t>
-      </w:r>
-      <w:r>
-        <w:rPr>
-          <w:sz w:val="18"/>
-          <w:lang w:eastAsia="ko-KR"/>
-        </w:rPr>
-        <w:t>배포까지</w:t>
-      </w:r>
-      <w:r>
-        <w:rPr>
-          <w:sz w:val="18"/>
-          <w:lang w:eastAsia="ko-KR"/>
-        </w:rPr>
-        <w:t xml:space="preserve"> </w:t>
-      </w:r>
-      <w:r>
-        <w:rPr>
-          <w:sz w:val="18"/>
-          <w:lang w:eastAsia="ko-KR"/>
-        </w:rPr>
-        <w:t>리드</w:t>
-      </w:r>
-      <w:r>
-        <w:rPr>
-          <w:sz w:val="18"/>
-          <w:lang w:eastAsia="ko-KR"/>
-        </w:rPr>
-        <w:t>.</w:t>
+        </w:rPr>
+        <w:t>AI &amp; LLM</w:t>
+      </w:r>
+      <w:r>
+        <w:t>: LangGraph, RAG, Claude Code / Codex 기반 에이전트 워크플로우, Browser-use, Playwright, LLM API(Solar·Claude·GPT)</w:t>
       </w:r>
     </w:p>
     <w:p>
       <w:pPr>
         <w:pStyle w:val="a0"/>
-        <w:spacing w:after="10" w:line="184" w:lineRule="auto"/>
-        <w:ind w:left="240" w:hanging="240"/>
-        <w:rPr>
-          <w:bCs/>
-          <w:sz w:val="18"/>
-          <w:lang w:eastAsia="ko-KR"/>
-        </w:rPr>
+        <w:spacing w:after="20" w:line="220" w:lineRule="auto"/>
       </w:pPr>
       <w:r>
         <w:rPr>
           <w:b/>
-          <w:sz w:val="18"/>
-          <w:lang w:eastAsia="ko-KR"/>
-        </w:rPr>
-        <w:t>반복</w:t>
-      </w:r>
-      <w:r>
-        <w:rPr>
-          <w:b/>
-          <w:sz w:val="18"/>
-          <w:lang w:eastAsia="ko-KR"/>
-        </w:rPr>
-        <w:t xml:space="preserve"> </w:t>
-      </w:r>
-      <w:r>
-        <w:rPr>
-          <w:b/>
-          <w:sz w:val="18"/>
-          <w:lang w:eastAsia="ko-KR"/>
-        </w:rPr>
-        <w:t>병목의</w:t>
-      </w:r>
-      <w:r>
-        <w:rPr>
-          <w:b/>
-          <w:sz w:val="18"/>
-          <w:lang w:eastAsia="ko-KR"/>
-        </w:rPr>
-        <w:t xml:space="preserve"> </w:t>
-      </w:r>
-      <w:r>
-        <w:rPr>
-          <w:b/>
-          <w:sz w:val="18"/>
-          <w:lang w:eastAsia="ko-KR"/>
-        </w:rPr>
-        <w:t>근본</w:t>
-      </w:r>
-      <w:r>
-        <w:rPr>
-          <w:b/>
-          <w:sz w:val="18"/>
-          <w:lang w:eastAsia="ko-KR"/>
-        </w:rPr>
-        <w:t xml:space="preserve"> </w:t>
-      </w:r>
-      <w:r>
-        <w:rPr>
-          <w:b/>
-          <w:sz w:val="18"/>
-          <w:lang w:eastAsia="ko-KR"/>
-        </w:rPr>
-        <w:t>해결</w:t>
-      </w:r>
-      <w:r>
-        <w:rPr>
-          <w:b/>
-          <w:sz w:val="18"/>
-          <w:lang w:eastAsia="ko-KR"/>
-        </w:rPr>
-        <w:t xml:space="preserve"> — </w:t>
-      </w:r>
-      <w:r>
-        <w:rPr>
-          <w:bCs/>
-          <w:sz w:val="18"/>
-          <w:lang w:eastAsia="ko-KR"/>
-        </w:rPr>
-        <w:t>피드백</w:t>
-      </w:r>
-      <w:r>
-        <w:rPr>
-          <w:bCs/>
-          <w:sz w:val="18"/>
-          <w:lang w:eastAsia="ko-KR"/>
-        </w:rPr>
-        <w:t xml:space="preserve"> </w:t>
-      </w:r>
-      <w:r>
-        <w:rPr>
-          <w:bCs/>
-          <w:sz w:val="18"/>
-          <w:lang w:eastAsia="ko-KR"/>
-        </w:rPr>
-        <w:t>포털을</w:t>
-      </w:r>
-      <w:r>
-        <w:rPr>
-          <w:bCs/>
-          <w:sz w:val="18"/>
-          <w:lang w:eastAsia="ko-KR"/>
-        </w:rPr>
-        <w:t xml:space="preserve"> </w:t>
-      </w:r>
-      <w:r>
-        <w:rPr>
-          <w:bCs/>
-          <w:sz w:val="18"/>
-          <w:lang w:eastAsia="ko-KR"/>
-        </w:rPr>
-        <w:t>하드코딩</w:t>
-      </w:r>
-      <w:r>
-        <w:rPr>
-          <w:bCs/>
-          <w:sz w:val="18"/>
-          <w:lang w:eastAsia="ko-KR"/>
-        </w:rPr>
-        <w:t xml:space="preserve"> </w:t>
-      </w:r>
-      <w:r>
-        <w:rPr>
-          <w:bCs/>
-          <w:sz w:val="18"/>
-          <w:lang w:eastAsia="ko-KR"/>
-        </w:rPr>
-        <w:t>대신</w:t>
-      </w:r>
-      <w:r>
-        <w:rPr>
-          <w:bCs/>
-          <w:sz w:val="18"/>
-          <w:lang w:eastAsia="ko-KR"/>
-        </w:rPr>
-        <w:t xml:space="preserve"> </w:t>
-      </w:r>
-      <w:r>
-        <w:rPr>
-          <w:bCs/>
-          <w:sz w:val="18"/>
-          <w:lang w:eastAsia="ko-KR"/>
-        </w:rPr>
-        <w:t>오픈소스로</w:t>
-      </w:r>
-      <w:r>
-        <w:rPr>
-          <w:bCs/>
-          <w:sz w:val="18"/>
-          <w:lang w:eastAsia="ko-KR"/>
-        </w:rPr>
-        <w:t xml:space="preserve"> </w:t>
-      </w:r>
-      <w:r>
-        <w:rPr>
-          <w:bCs/>
-          <w:sz w:val="18"/>
-          <w:lang w:eastAsia="ko-KR"/>
-        </w:rPr>
-        <w:t>대체</w:t>
-      </w:r>
-      <w:r>
-        <w:rPr>
-          <w:bCs/>
-          <w:sz w:val="18"/>
-          <w:lang w:eastAsia="ko-KR"/>
-        </w:rPr>
-        <w:t xml:space="preserve">, </w:t>
-      </w:r>
-      <w:r>
-        <w:rPr>
-          <w:bCs/>
-          <w:sz w:val="18"/>
-          <w:lang w:eastAsia="ko-KR"/>
-        </w:rPr>
-        <w:t>대가</w:t>
-      </w:r>
-      <w:r>
-        <w:rPr>
-          <w:bCs/>
-          <w:sz w:val="18"/>
-          <w:lang w:eastAsia="ko-KR"/>
-        </w:rPr>
-        <w:t xml:space="preserve"> </w:t>
-      </w:r>
-      <w:r>
-        <w:rPr>
-          <w:bCs/>
-          <w:sz w:val="18"/>
-          <w:lang w:eastAsia="ko-KR"/>
-        </w:rPr>
-        <w:t>산정</w:t>
-      </w:r>
-      <w:r>
-        <w:rPr>
-          <w:bCs/>
-          <w:sz w:val="18"/>
-          <w:lang w:eastAsia="ko-KR"/>
-        </w:rPr>
-        <w:t xml:space="preserve"> </w:t>
-      </w:r>
-      <w:r>
-        <w:rPr>
-          <w:bCs/>
-          <w:sz w:val="18"/>
-          <w:lang w:eastAsia="ko-KR"/>
-        </w:rPr>
-        <w:t>가이드는</w:t>
-      </w:r>
-      <w:r>
-        <w:rPr>
-          <w:bCs/>
-          <w:sz w:val="18"/>
-          <w:lang w:eastAsia="ko-KR"/>
-        </w:rPr>
-        <w:t xml:space="preserve"> </w:t>
-      </w:r>
-      <w:r>
-        <w:rPr>
-          <w:bCs/>
-          <w:sz w:val="18"/>
-          <w:lang w:eastAsia="ko-KR"/>
-        </w:rPr>
-        <w:t>크롤링</w:t>
-      </w:r>
-      <w:r>
-        <w:rPr>
-          <w:bCs/>
-          <w:sz w:val="18"/>
-          <w:lang w:eastAsia="ko-KR"/>
-        </w:rPr>
-        <w:t xml:space="preserve"> </w:t>
-      </w:r>
-      <w:r>
-        <w:rPr>
-          <w:bCs/>
-          <w:sz w:val="18"/>
-          <w:lang w:eastAsia="ko-KR"/>
-        </w:rPr>
-        <w:t>자동</w:t>
-      </w:r>
-      <w:r>
-        <w:rPr>
-          <w:bCs/>
-          <w:sz w:val="18"/>
-          <w:lang w:eastAsia="ko-KR"/>
-        </w:rPr>
-        <w:t xml:space="preserve"> </w:t>
-      </w:r>
-      <w:r>
-        <w:rPr>
-          <w:bCs/>
-          <w:sz w:val="18"/>
-          <w:lang w:eastAsia="ko-KR"/>
-        </w:rPr>
-        <w:t>동기화</w:t>
-      </w:r>
-      <w:r>
-        <w:rPr>
-          <w:bCs/>
-          <w:sz w:val="18"/>
-          <w:lang w:eastAsia="ko-KR"/>
-        </w:rPr>
-        <w:t>.</w:t>
+        </w:rPr>
+        <w:t>Web &amp; Data</w:t>
+      </w:r>
+      <w:r>
+        <w:t xml:space="preserve">: HTTP/REST, JSON, JWT·OAuth 인증, Next.js, </w:t>
+      </w:r>
+      <w:proofErr w:type="spellStart"/>
+      <w:r>
+        <w:t>Streamlit</w:t>
+      </w:r>
+      <w:proofErr w:type="spellEnd"/>
+      <w:r>
+        <w:t>, Flutter, SQLite/PostgreSQL</w:t>
       </w:r>
     </w:p>
     <w:p>
       <w:pPr>
-        <w:pStyle w:val="a0"/>
-        <w:spacing w:after="10" w:line="184" w:lineRule="auto"/>
-        <w:ind w:left="240" w:hanging="240"/>
-        <w:rPr>
-          <w:bCs/>
-          <w:sz w:val="18"/>
-          <w:lang w:eastAsia="ko-KR"/>
-        </w:rPr>
-      </w:pPr>
-      <w:r>
-        <w:rPr>
-          <w:b/>
-          <w:sz w:val="18"/>
-          <w:lang w:eastAsia="ko-KR"/>
-        </w:rPr>
-        <w:t>팀</w:t>
-      </w:r>
-      <w:r>
-        <w:rPr>
-          <w:b/>
-          <w:sz w:val="18"/>
-          <w:lang w:eastAsia="ko-KR"/>
-        </w:rPr>
-        <w:t xml:space="preserve"> </w:t>
-      </w:r>
-      <w:r>
-        <w:rPr>
-          <w:b/>
-          <w:sz w:val="18"/>
-          <w:lang w:eastAsia="ko-KR"/>
-        </w:rPr>
-        <w:t>기술</w:t>
-      </w:r>
-      <w:r>
-        <w:rPr>
-          <w:b/>
-          <w:sz w:val="18"/>
-          <w:lang w:eastAsia="ko-KR"/>
-        </w:rPr>
-        <w:t xml:space="preserve"> </w:t>
-      </w:r>
-      <w:r>
-        <w:rPr>
-          <w:b/>
-          <w:sz w:val="18"/>
-          <w:lang w:eastAsia="ko-KR"/>
-        </w:rPr>
-        <w:t>교육</w:t>
-      </w:r>
-      <w:r>
-        <w:rPr>
-          <w:b/>
-          <w:sz w:val="18"/>
-          <w:lang w:eastAsia="ko-KR"/>
-        </w:rPr>
-        <w:t xml:space="preserve"> — </w:t>
-      </w:r>
-      <w:r>
-        <w:rPr>
-          <w:bCs/>
-          <w:sz w:val="18"/>
-          <w:lang w:eastAsia="ko-KR"/>
-        </w:rPr>
-        <w:t>주니어</w:t>
-      </w:r>
-      <w:r>
-        <w:rPr>
-          <w:bCs/>
-          <w:sz w:val="18"/>
-          <w:lang w:eastAsia="ko-KR"/>
-        </w:rPr>
-        <w:t xml:space="preserve"> Git </w:t>
-      </w:r>
-      <w:r>
-        <w:rPr>
-          <w:bCs/>
-          <w:sz w:val="18"/>
-          <w:lang w:eastAsia="ko-KR"/>
-        </w:rPr>
-        <w:t>브랜치</w:t>
-      </w:r>
-      <w:r>
-        <w:rPr>
-          <w:bCs/>
-          <w:sz w:val="18"/>
-          <w:lang w:eastAsia="ko-KR"/>
-        </w:rPr>
-        <w:t xml:space="preserve"> </w:t>
-      </w:r>
-      <w:r>
-        <w:rPr>
-          <w:bCs/>
-          <w:sz w:val="18"/>
-          <w:lang w:eastAsia="ko-KR"/>
-        </w:rPr>
-        <w:t>전략</w:t>
-      </w:r>
-      <w:r>
-        <w:rPr>
-          <w:bCs/>
-          <w:sz w:val="18"/>
-          <w:lang w:eastAsia="ko-KR"/>
-        </w:rPr>
-        <w:t>·</w:t>
-      </w:r>
-      <w:r>
-        <w:rPr>
-          <w:bCs/>
-          <w:sz w:val="18"/>
-          <w:lang w:eastAsia="ko-KR"/>
-        </w:rPr>
-        <w:t>클라우드</w:t>
-      </w:r>
-      <w:r>
-        <w:rPr>
-          <w:bCs/>
-          <w:sz w:val="18"/>
-          <w:lang w:eastAsia="ko-KR"/>
-        </w:rPr>
-        <w:t xml:space="preserve"> </w:t>
-      </w:r>
-      <w:r>
-        <w:rPr>
-          <w:bCs/>
-          <w:sz w:val="18"/>
-          <w:lang w:eastAsia="ko-KR"/>
-        </w:rPr>
-        <w:t>환경</w:t>
-      </w:r>
-      <w:r>
-        <w:rPr>
-          <w:bCs/>
-          <w:sz w:val="18"/>
-          <w:lang w:eastAsia="ko-KR"/>
-        </w:rPr>
-        <w:t xml:space="preserve"> </w:t>
-      </w:r>
-      <w:r>
-        <w:rPr>
-          <w:bCs/>
-          <w:sz w:val="18"/>
-          <w:lang w:eastAsia="ko-KR"/>
-        </w:rPr>
-        <w:t>세팅</w:t>
-      </w:r>
-      <w:r>
-        <w:rPr>
-          <w:bCs/>
-          <w:sz w:val="18"/>
-          <w:lang w:eastAsia="ko-KR"/>
-        </w:rPr>
-        <w:t xml:space="preserve"> </w:t>
-      </w:r>
-      <w:r>
-        <w:rPr>
-          <w:bCs/>
-          <w:sz w:val="18"/>
-          <w:lang w:eastAsia="ko-KR"/>
-        </w:rPr>
-        <w:t>교육</w:t>
-      </w:r>
-      <w:r>
-        <w:rPr>
-          <w:bCs/>
-          <w:sz w:val="18"/>
-          <w:lang w:eastAsia="ko-KR"/>
-        </w:rPr>
-        <w:t xml:space="preserve">, </w:t>
-      </w:r>
-      <w:r>
-        <w:rPr>
-          <w:bCs/>
-          <w:sz w:val="18"/>
-          <w:lang w:eastAsia="ko-KR"/>
-        </w:rPr>
-        <w:t>경영진</w:t>
-      </w:r>
-      <w:r>
-        <w:rPr>
-          <w:bCs/>
-          <w:sz w:val="18"/>
-          <w:lang w:eastAsia="ko-KR"/>
-        </w:rPr>
-        <w:t xml:space="preserve"> </w:t>
-      </w:r>
-      <w:r>
-        <w:rPr>
-          <w:bCs/>
-          <w:sz w:val="18"/>
-          <w:lang w:eastAsia="ko-KR"/>
-        </w:rPr>
-        <w:t>시연</w:t>
-      </w:r>
-      <w:r>
-        <w:rPr>
-          <w:bCs/>
-          <w:sz w:val="18"/>
-          <w:lang w:eastAsia="ko-KR"/>
-        </w:rPr>
-        <w:t xml:space="preserve"> </w:t>
-      </w:r>
-      <w:r>
-        <w:rPr>
-          <w:bCs/>
-          <w:sz w:val="18"/>
-          <w:lang w:eastAsia="ko-KR"/>
-        </w:rPr>
-        <w:t>롤플레잉</w:t>
-      </w:r>
-      <w:r>
-        <w:rPr>
-          <w:bCs/>
-          <w:sz w:val="18"/>
-          <w:lang w:eastAsia="ko-KR"/>
-        </w:rPr>
-        <w:t xml:space="preserve"> </w:t>
-      </w:r>
-      <w:r>
-        <w:rPr>
-          <w:bCs/>
-          <w:sz w:val="18"/>
-          <w:lang w:eastAsia="ko-KR"/>
-        </w:rPr>
-        <w:t>훈련</w:t>
-      </w:r>
-      <w:r>
-        <w:rPr>
-          <w:bCs/>
-          <w:sz w:val="18"/>
-          <w:lang w:eastAsia="ko-KR"/>
-        </w:rPr>
-        <w:t>.</w:t>
-      </w:r>
-    </w:p>
-    <w:p>
-      <w:pPr>
-        <w:pStyle w:val="21"/>
-        <w:spacing w:before="70" w:after="30" w:line="210" w:lineRule="auto"/>
-        <w:rPr>
-          <w:rFonts w:ascii="맑은 고딕" w:eastAsia="맑은 고딕" w:hAnsi="맑은 고딕"/>
-          <w:lang w:eastAsia="ko-KR"/>
-        </w:rPr>
+        <w:pStyle w:val="1"/>
+        <w:spacing w:before="120" w:line="220" w:lineRule="auto"/>
       </w:pPr>
       <w:proofErr w:type="spellStart"/>
       <w:r>
-        <w:rPr>
-          <w:rFonts w:ascii="맑은 고딕" w:eastAsia="맑은 고딕" w:hAnsi="맑은 고딕"/>
-          <w:sz w:val="21"/>
-        </w:rPr>
-        <w:t>Bithabit</w:t>
+        <w:t>학력</w:t>
       </w:r>
       <w:proofErr w:type="spellEnd"/>
       <w:r>
-        <w:rPr>
-          <w:rFonts w:ascii="맑은 고딕" w:eastAsia="맑은 고딕" w:hAnsi="맑은 고딕"/>
-          <w:sz w:val="21"/>
-        </w:rPr>
-        <w:t xml:space="preserve"> | AI Architect / Infrastructure Owner (Founder)</w:t>
-      </w:r>
-      <w:r>
-        <w:rPr>
-          <w:rFonts w:ascii="맑은 고딕" w:eastAsia="맑은 고딕" w:hAnsi="맑은 고딕"/>
-          <w:b w:val="0"/>
-          <w:i/>
-          <w:color w:val="595959"/>
-          <w:sz w:val="18"/>
-        </w:rPr>
-        <w:tab/>
-      </w:r>
-      <w:r>
-        <w:rPr>
-          <w:rFonts w:ascii="맑은 고딕" w:eastAsia="맑은 고딕" w:hAnsi="맑은 고딕"/>
-          <w:b w:val="0"/>
-          <w:i/>
-          <w:color w:val="595959"/>
-          <w:sz w:val="18"/>
-        </w:rPr>
-        <w:tab/>
-      </w:r>
-      <w:r>
-        <w:rPr>
-          <w:rFonts w:ascii="맑은 고딕" w:eastAsia="맑은 고딕" w:hAnsi="맑은 고딕"/>
-          <w:b w:val="0"/>
-          <w:i/>
-          <w:color w:val="595959"/>
-          <w:sz w:val="18"/>
-        </w:rPr>
-        <w:tab/>
-      </w:r>
-      <w:r>
-        <w:rPr>
-          <w:rFonts w:ascii="맑은 고딕" w:eastAsia="맑은 고딕" w:hAnsi="맑은 고딕"/>
-          <w:b w:val="0"/>
-          <w:i/>
-          <w:color w:val="595959"/>
-          <w:sz w:val="18"/>
-        </w:rPr>
-        <w:tab/>
-      </w:r>
-      <w:r>
-        <w:rPr>
-          <w:rFonts w:ascii="맑은 고딕" w:eastAsia="맑은 고딕" w:hAnsi="맑은 고딕"/>
-          <w:b w:val="0"/>
-          <w:i/>
-          <w:color w:val="595959"/>
-          <w:sz w:val="18"/>
-        </w:rPr>
-        <w:tab/>
-      </w:r>
-      <w:r>
-        <w:rPr>
-          <w:rFonts w:ascii="맑은 고딕" w:eastAsia="맑은 고딕" w:hAnsi="맑은 고딕" w:hint="eastAsia"/>
-          <w:b w:val="0"/>
-          <w:i/>
-          <w:color w:val="595959"/>
-          <w:sz w:val="18"/>
-          <w:lang w:eastAsia="ko-KR"/>
-        </w:rPr>
-        <w:t xml:space="preserve">          </w:t>
-      </w:r>
-      <w:r>
-        <w:rPr>
-          <w:rFonts w:ascii="맑은 고딕" w:eastAsia="맑은 고딕" w:hAnsi="맑은 고딕"/>
-          <w:b w:val="0"/>
-          <w:i/>
-          <w:color w:val="595959"/>
-          <w:sz w:val="18"/>
-        </w:rPr>
-        <w:t xml:space="preserve">2024.08 – </w:t>
+        <w:t xml:space="preserve"> &amp; </w:t>
       </w:r>
       <w:proofErr w:type="spellStart"/>
       <w:r>
-        <w:rPr>
-          <w:rFonts w:ascii="맑은 고딕" w:eastAsia="맑은 고딕" w:hAnsi="맑은 고딕"/>
-          <w:b w:val="0"/>
-          <w:i/>
-          <w:color w:val="595959"/>
-          <w:sz w:val="18"/>
-        </w:rPr>
-        <w:t>현재</w:t>
+        <w:t>활동</w:t>
       </w:r>
       <w:proofErr w:type="spellEnd"/>
     </w:p>
     <w:p>
       <w:pPr>
         <w:pStyle w:val="a0"/>
-        <w:spacing w:after="10" w:line="184" w:lineRule="auto"/>
-        <w:ind w:left="240" w:hanging="240"/>
-        <w:rPr>
-          <w:sz w:val="18"/>
-          <w:lang w:eastAsia="ko-KR"/>
-        </w:rPr>
+        <w:spacing w:after="20" w:line="220" w:lineRule="auto"/>
       </w:pPr>
       <w:r>
         <w:rPr>
           <w:b/>
-          <w:sz w:val="18"/>
-          <w:lang w:eastAsia="ko-KR"/>
-        </w:rPr>
-        <w:t>단일</w:t>
-      </w:r>
-      <w:r>
-        <w:rPr>
-          <w:b/>
-          <w:sz w:val="18"/>
-          <w:lang w:eastAsia="ko-KR"/>
-        </w:rPr>
-        <w:t xml:space="preserve"> k3s </w:t>
-      </w:r>
-      <w:r>
-        <w:rPr>
-          <w:b/>
-          <w:sz w:val="18"/>
-          <w:lang w:eastAsia="ko-KR"/>
-        </w:rPr>
-        <w:t>클러스터에</w:t>
-      </w:r>
-      <w:r>
-        <w:rPr>
-          <w:b/>
-          <w:sz w:val="18"/>
-          <w:lang w:eastAsia="ko-KR"/>
-        </w:rPr>
-        <w:t xml:space="preserve"> 14</w:t>
-      </w:r>
-      <w:r>
-        <w:rPr>
-          <w:b/>
-          <w:sz w:val="18"/>
-          <w:lang w:eastAsia="ko-KR"/>
-        </w:rPr>
-        <w:t>개</w:t>
-      </w:r>
-      <w:r>
-        <w:rPr>
-          <w:b/>
-          <w:sz w:val="18"/>
+        </w:rPr>
+        <w:t>École 42 Seoul</w:t>
+      </w:r>
+      <w:r>
+        <w:t xml:space="preserve"> —</w:t>
+      </w:r>
+      <w:r>
+        <w:rPr>
+          <w:rFonts w:hint="eastAsia"/>
           <w:lang w:eastAsia="ko-KR"/>
         </w:rPr>
         <w:t xml:space="preserve"> </w:t>
       </w:r>
       <w:r>
         <w:rPr>
-          <w:b/>
-          <w:sz w:val="18"/>
-          <w:lang w:eastAsia="ko-KR"/>
-        </w:rPr>
-        <w:t>서비스</w:t>
-      </w:r>
-      <w:r>
-        <w:rPr>
-          <w:b/>
-          <w:sz w:val="18"/>
-          <w:lang w:eastAsia="ko-KR"/>
-        </w:rPr>
-        <w:t xml:space="preserve"> </w:t>
-      </w:r>
-      <w:r>
-        <w:rPr>
-          <w:b/>
-          <w:sz w:val="18"/>
-          <w:lang w:eastAsia="ko-KR"/>
-        </w:rPr>
-        <w:t>운영</w:t>
-      </w:r>
-      <w:r>
-        <w:rPr>
-          <w:b/>
-          <w:sz w:val="18"/>
-          <w:lang w:eastAsia="ko-KR"/>
-        </w:rPr>
-        <w:t xml:space="preserve"> (bit-habit-infra)</w:t>
-      </w:r>
-      <w:r>
-        <w:rPr>
-          <w:sz w:val="18"/>
-          <w:lang w:eastAsia="ko-KR"/>
-        </w:rPr>
-        <w:t xml:space="preserve"> — Oracle Cloud </w:t>
-      </w:r>
-      <w:r>
-        <w:rPr>
-          <w:sz w:val="18"/>
-          <w:lang w:eastAsia="ko-KR"/>
-        </w:rPr>
-        <w:t>상에</w:t>
-      </w:r>
-      <w:r>
-        <w:rPr>
-          <w:sz w:val="18"/>
-          <w:lang w:eastAsia="ko-KR"/>
-        </w:rPr>
-        <w:t xml:space="preserve"> </w:t>
-      </w:r>
-      <w:r>
-        <w:rPr>
-          <w:sz w:val="18"/>
-          <w:lang w:eastAsia="ko-KR"/>
-        </w:rPr>
-        <w:t>클러스터를</w:t>
-      </w:r>
-      <w:r>
-        <w:rPr>
-          <w:sz w:val="18"/>
-          <w:lang w:eastAsia="ko-KR"/>
-        </w:rPr>
-        <w:t xml:space="preserve"> </w:t>
-      </w:r>
-      <w:r>
-        <w:rPr>
-          <w:sz w:val="18"/>
-          <w:lang w:eastAsia="ko-KR"/>
-        </w:rPr>
-        <w:t>직접</w:t>
-      </w:r>
-      <w:r>
-        <w:rPr>
-          <w:sz w:val="18"/>
-          <w:lang w:eastAsia="ko-KR"/>
-        </w:rPr>
-        <w:t xml:space="preserve"> </w:t>
-      </w:r>
-      <w:r>
-        <w:rPr>
-          <w:sz w:val="18"/>
-          <w:lang w:eastAsia="ko-KR"/>
-        </w:rPr>
-        <w:t>구성하고</w:t>
-      </w:r>
-      <w:r>
-        <w:rPr>
-          <w:sz w:val="18"/>
-          <w:lang w:eastAsia="ko-KR"/>
-        </w:rPr>
-        <w:t xml:space="preserve"> </w:t>
-      </w:r>
-      <w:r>
-        <w:rPr>
-          <w:sz w:val="18"/>
-          <w:lang w:eastAsia="ko-KR"/>
-        </w:rPr>
-        <w:t>네트워크</w:t>
-      </w:r>
-      <w:r>
-        <w:rPr>
-          <w:sz w:val="18"/>
-          <w:lang w:eastAsia="ko-KR"/>
-        </w:rPr>
-        <w:t>·</w:t>
-      </w:r>
-      <w:r>
-        <w:rPr>
-          <w:sz w:val="18"/>
-          <w:lang w:eastAsia="ko-KR"/>
-        </w:rPr>
-        <w:t>스토리지</w:t>
-      </w:r>
-      <w:r>
-        <w:rPr>
-          <w:sz w:val="18"/>
-          <w:lang w:eastAsia="ko-KR"/>
-        </w:rPr>
-        <w:t>·</w:t>
+          <w:lang w:eastAsia="ko-KR"/>
+        </w:rPr>
+        <w:t>C.S</w:t>
+      </w:r>
+      <w:r>
+        <w:t xml:space="preserve"> (2022.10 – 2024.10). UNIX 시스템 프로그래밍·네트워크·메모리 관리를 C로 밑바닥부터 </w:t>
       </w:r>
       <w:proofErr w:type="spellStart"/>
       <w:r>
-        <w:rPr>
-          <w:sz w:val="18"/>
-          <w:lang w:eastAsia="ko-KR"/>
-        </w:rPr>
-        <w:t>인그레스</w:t>
-      </w:r>
-      <w:proofErr w:type="spellEnd"/>
-      <w:r>
-        <w:rPr>
-          <w:sz w:val="18"/>
-          <w:lang w:eastAsia="ko-KR"/>
-        </w:rPr>
-        <w:t xml:space="preserve"> </w:t>
-      </w:r>
-      <w:r>
-        <w:rPr>
-          <w:sz w:val="18"/>
-          <w:lang w:eastAsia="ko-KR"/>
-        </w:rPr>
-        <w:t>설계</w:t>
-      </w:r>
-      <w:r>
-        <w:rPr>
-          <w:sz w:val="18"/>
-          <w:lang w:eastAsia="ko-KR"/>
-        </w:rPr>
-        <w:t xml:space="preserve">. AWS → OCI </w:t>
-      </w:r>
-      <w:r>
-        <w:rPr>
-          <w:sz w:val="18"/>
-          <w:lang w:eastAsia="ko-KR"/>
-        </w:rPr>
-        <w:t>이관으로</w:t>
-      </w:r>
-      <w:r>
-        <w:rPr>
-          <w:sz w:val="18"/>
-          <w:lang w:eastAsia="ko-KR"/>
-        </w:rPr>
-        <w:t xml:space="preserve"> </w:t>
-      </w:r>
-      <w:r>
-        <w:rPr>
-          <w:sz w:val="18"/>
-          <w:lang w:eastAsia="ko-KR"/>
-        </w:rPr>
-        <w:t>인프라</w:t>
-      </w:r>
-      <w:r>
-        <w:rPr>
-          <w:sz w:val="18"/>
-          <w:lang w:eastAsia="ko-KR"/>
-        </w:rPr>
-        <w:t xml:space="preserve"> </w:t>
-      </w:r>
-      <w:r>
-        <w:rPr>
-          <w:sz w:val="18"/>
-          <w:lang w:eastAsia="ko-KR"/>
-        </w:rPr>
-        <w:t>비용을</w:t>
-      </w:r>
-      <w:r>
-        <w:rPr>
-          <w:sz w:val="18"/>
-          <w:lang w:eastAsia="ko-KR"/>
-        </w:rPr>
-        <w:t xml:space="preserve"> $0</w:t>
-      </w:r>
-      <w:r>
-        <w:rPr>
-          <w:sz w:val="18"/>
-          <w:lang w:eastAsia="ko-KR"/>
-        </w:rPr>
-        <w:t>로</w:t>
-      </w:r>
-      <w:r>
-        <w:rPr>
-          <w:sz w:val="18"/>
-          <w:lang w:eastAsia="ko-KR"/>
-        </w:rPr>
-        <w:t xml:space="preserve"> </w:t>
-      </w:r>
-      <w:r>
-        <w:rPr>
-          <w:sz w:val="18"/>
-          <w:lang w:eastAsia="ko-KR"/>
-        </w:rPr>
-        <w:t>유지</w:t>
-      </w:r>
-      <w:r>
-        <w:rPr>
-          <w:sz w:val="18"/>
-          <w:lang w:eastAsia="ko-KR"/>
-        </w:rPr>
-        <w:t>.</w:t>
-      </w:r>
-    </w:p>
-    <w:p>
-      <w:pPr>
-        <w:pStyle w:val="a0"/>
-        <w:spacing w:after="10" w:line="184" w:lineRule="auto"/>
-        <w:ind w:left="240" w:hanging="240"/>
-        <w:rPr>
-          <w:sz w:val="18"/>
-          <w:lang w:eastAsia="ko-KR"/>
-        </w:rPr>
-      </w:pPr>
-      <w:proofErr w:type="spellStart"/>
-      <w:r>
-        <w:rPr>
-          <w:b/>
-          <w:sz w:val="18"/>
-          <w:lang w:eastAsia="ko-KR"/>
-        </w:rPr>
-        <w:t>ArgoCD</w:t>
-      </w:r>
-      <w:proofErr w:type="spellEnd"/>
-      <w:r>
-        <w:rPr>
-          <w:b/>
-          <w:sz w:val="18"/>
-          <w:lang w:eastAsia="ko-KR"/>
-        </w:rPr>
-        <w:t xml:space="preserve"> </w:t>
-      </w:r>
-      <w:r>
-        <w:rPr>
-          <w:b/>
-          <w:sz w:val="18"/>
-          <w:lang w:eastAsia="ko-KR"/>
-        </w:rPr>
-        <w:t>기반</w:t>
-      </w:r>
-      <w:r>
-        <w:rPr>
-          <w:b/>
-          <w:sz w:val="18"/>
-          <w:lang w:eastAsia="ko-KR"/>
-        </w:rPr>
-        <w:t xml:space="preserve"> </w:t>
-      </w:r>
-      <w:proofErr w:type="spellStart"/>
-      <w:r>
-        <w:rPr>
-          <w:b/>
-          <w:sz w:val="18"/>
-          <w:lang w:eastAsia="ko-KR"/>
-        </w:rPr>
-        <w:t>GitOps</w:t>
-      </w:r>
-      <w:proofErr w:type="spellEnd"/>
-      <w:r>
-        <w:rPr>
-          <w:b/>
-          <w:sz w:val="18"/>
-          <w:lang w:eastAsia="ko-KR"/>
-        </w:rPr>
-        <w:t xml:space="preserve"> </w:t>
-      </w:r>
-      <w:r>
-        <w:rPr>
-          <w:b/>
-          <w:sz w:val="18"/>
-          <w:lang w:eastAsia="ko-KR"/>
-        </w:rPr>
-        <w:t>배포</w:t>
-      </w:r>
-      <w:r>
-        <w:rPr>
-          <w:b/>
-          <w:sz w:val="18"/>
-          <w:lang w:eastAsia="ko-KR"/>
-        </w:rPr>
-        <w:t xml:space="preserve"> </w:t>
-      </w:r>
-      <w:r>
-        <w:rPr>
-          <w:b/>
-          <w:sz w:val="18"/>
-          <w:lang w:eastAsia="ko-KR"/>
-        </w:rPr>
-        <w:t>자동화</w:t>
-      </w:r>
-      <w:r>
-        <w:rPr>
-          <w:b/>
-          <w:sz w:val="18"/>
-          <w:lang w:eastAsia="ko-KR"/>
-        </w:rPr>
-        <w:t xml:space="preserve"> </w:t>
-      </w:r>
-      <w:r>
-        <w:rPr>
-          <w:b/>
-          <w:sz w:val="18"/>
-          <w:lang w:eastAsia="ko-KR"/>
-        </w:rPr>
-        <w:t>및</w:t>
-      </w:r>
-      <w:r>
-        <w:rPr>
-          <w:b/>
-          <w:sz w:val="18"/>
-          <w:lang w:eastAsia="ko-KR"/>
-        </w:rPr>
-        <w:t xml:space="preserve"> </w:t>
-      </w:r>
-      <w:r>
-        <w:rPr>
-          <w:b/>
-          <w:sz w:val="18"/>
-          <w:lang w:eastAsia="ko-KR"/>
-        </w:rPr>
-        <w:t>관찰가능성</w:t>
-      </w:r>
-      <w:r>
-        <w:rPr>
-          <w:b/>
-          <w:sz w:val="18"/>
-          <w:lang w:eastAsia="ko-KR"/>
-        </w:rPr>
-        <w:t xml:space="preserve"> </w:t>
-      </w:r>
-      <w:r>
-        <w:rPr>
-          <w:b/>
-          <w:sz w:val="18"/>
-          <w:lang w:eastAsia="ko-KR"/>
-        </w:rPr>
-        <w:t>확보</w:t>
-      </w:r>
-      <w:r>
-        <w:rPr>
-          <w:sz w:val="18"/>
-          <w:lang w:eastAsia="ko-KR"/>
-        </w:rPr>
-        <w:t xml:space="preserve"> — </w:t>
-      </w:r>
-      <w:r>
-        <w:rPr>
-          <w:sz w:val="18"/>
-          <w:lang w:eastAsia="ko-KR"/>
-        </w:rPr>
-        <w:t>선언형</w:t>
-      </w:r>
-      <w:r>
-        <w:rPr>
-          <w:sz w:val="18"/>
-          <w:lang w:eastAsia="ko-KR"/>
-        </w:rPr>
-        <w:t xml:space="preserve"> </w:t>
-      </w:r>
-      <w:proofErr w:type="spellStart"/>
-      <w:r>
-        <w:rPr>
-          <w:sz w:val="18"/>
-          <w:lang w:eastAsia="ko-KR"/>
-        </w:rPr>
-        <w:t>매니페스트로</w:t>
-      </w:r>
-      <w:proofErr w:type="spellEnd"/>
-      <w:r>
-        <w:rPr>
-          <w:sz w:val="18"/>
-          <w:lang w:eastAsia="ko-KR"/>
-        </w:rPr>
-        <w:t xml:space="preserve"> </w:t>
-      </w:r>
-      <w:r>
-        <w:rPr>
-          <w:sz w:val="18"/>
-          <w:lang w:eastAsia="ko-KR"/>
-        </w:rPr>
-        <w:t>배포</w:t>
-      </w:r>
-      <w:r>
-        <w:rPr>
-          <w:sz w:val="18"/>
-          <w:lang w:eastAsia="ko-KR"/>
-        </w:rPr>
-        <w:t xml:space="preserve"> </w:t>
-      </w:r>
-      <w:r>
-        <w:rPr>
-          <w:sz w:val="18"/>
-          <w:lang w:eastAsia="ko-KR"/>
-        </w:rPr>
-        <w:t>파이프라인을</w:t>
-      </w:r>
-      <w:r>
-        <w:rPr>
-          <w:sz w:val="18"/>
-          <w:lang w:eastAsia="ko-KR"/>
-        </w:rPr>
-        <w:t xml:space="preserve"> </w:t>
-      </w:r>
-      <w:r>
-        <w:rPr>
-          <w:sz w:val="18"/>
-          <w:lang w:eastAsia="ko-KR"/>
-        </w:rPr>
-        <w:t>표준화하고</w:t>
-      </w:r>
-      <w:r>
-        <w:rPr>
-          <w:sz w:val="18"/>
-          <w:lang w:eastAsia="ko-KR"/>
-        </w:rPr>
-        <w:t xml:space="preserve">, Prometheus </w:t>
-      </w:r>
-      <w:r>
-        <w:rPr>
-          <w:sz w:val="18"/>
-          <w:lang w:eastAsia="ko-KR"/>
-        </w:rPr>
-        <w:t>모니터링</w:t>
-      </w:r>
-      <w:r>
-        <w:rPr>
-          <w:sz w:val="18"/>
-          <w:lang w:eastAsia="ko-KR"/>
-        </w:rPr>
-        <w:t xml:space="preserve"> </w:t>
-      </w:r>
-      <w:r>
-        <w:rPr>
-          <w:sz w:val="18"/>
-          <w:lang w:eastAsia="ko-KR"/>
-        </w:rPr>
-        <w:t>스택을</w:t>
-      </w:r>
-      <w:r>
-        <w:rPr>
-          <w:sz w:val="18"/>
-          <w:lang w:eastAsia="ko-KR"/>
-        </w:rPr>
-        <w:t xml:space="preserve"> </w:t>
-      </w:r>
-      <w:r>
-        <w:rPr>
-          <w:sz w:val="18"/>
-          <w:lang w:eastAsia="ko-KR"/>
-        </w:rPr>
-        <w:t>구성해</w:t>
-      </w:r>
-      <w:r>
-        <w:rPr>
-          <w:sz w:val="18"/>
-          <w:lang w:eastAsia="ko-KR"/>
-        </w:rPr>
-        <w:t xml:space="preserve"> </w:t>
-      </w:r>
-      <w:r>
-        <w:rPr>
-          <w:sz w:val="18"/>
-          <w:lang w:eastAsia="ko-KR"/>
-        </w:rPr>
-        <w:t>서비스</w:t>
-      </w:r>
-      <w:r>
-        <w:rPr>
-          <w:sz w:val="18"/>
-          <w:lang w:eastAsia="ko-KR"/>
-        </w:rPr>
-        <w:t xml:space="preserve"> </w:t>
-      </w:r>
-      <w:r>
-        <w:rPr>
-          <w:sz w:val="18"/>
-          <w:lang w:eastAsia="ko-KR"/>
-        </w:rPr>
-        <w:t>상태를</w:t>
-      </w:r>
-      <w:r>
-        <w:rPr>
-          <w:sz w:val="18"/>
-          <w:lang w:eastAsia="ko-KR"/>
-        </w:rPr>
-        <w:t xml:space="preserve"> </w:t>
-      </w:r>
-      <w:r>
-        <w:rPr>
-          <w:sz w:val="18"/>
-          <w:lang w:eastAsia="ko-KR"/>
-        </w:rPr>
-        <w:t>상시</w:t>
-      </w:r>
-      <w:r>
-        <w:rPr>
-          <w:sz w:val="18"/>
-          <w:lang w:eastAsia="ko-KR"/>
-        </w:rPr>
-        <w:t xml:space="preserve"> </w:t>
-      </w:r>
-      <w:r>
-        <w:rPr>
-          <w:sz w:val="18"/>
-          <w:lang w:eastAsia="ko-KR"/>
-        </w:rPr>
-        <w:t>관측</w:t>
-      </w:r>
-      <w:r>
-        <w:rPr>
-          <w:sz w:val="18"/>
-          <w:lang w:eastAsia="ko-KR"/>
-        </w:rPr>
-        <w:t>.</w:t>
-      </w:r>
-    </w:p>
-    <w:p>
-      <w:pPr>
-        <w:pStyle w:val="a0"/>
-        <w:spacing w:after="10" w:line="184" w:lineRule="auto"/>
-        <w:ind w:left="240" w:hanging="240"/>
-        <w:rPr>
-          <w:sz w:val="18"/>
-          <w:lang w:eastAsia="ko-KR"/>
-        </w:rPr>
-      </w:pPr>
-      <w:r>
-        <w:rPr>
-          <w:b/>
-          <w:sz w:val="18"/>
-          <w:lang w:eastAsia="ko-KR"/>
-        </w:rPr>
-        <w:t>웹</w:t>
-      </w:r>
-      <w:r>
-        <w:rPr>
-          <w:b/>
-          <w:sz w:val="18"/>
-          <w:lang w:eastAsia="ko-KR"/>
-        </w:rPr>
-        <w:t xml:space="preserve"> </w:t>
-      </w:r>
-      <w:r>
-        <w:rPr>
-          <w:b/>
-          <w:sz w:val="18"/>
-          <w:lang w:eastAsia="ko-KR"/>
-        </w:rPr>
-        <w:t>인증</w:t>
-      </w:r>
-      <w:r>
-        <w:rPr>
-          <w:b/>
-          <w:sz w:val="18"/>
-          <w:lang w:eastAsia="ko-KR"/>
-        </w:rPr>
-        <w:t>·</w:t>
-      </w:r>
-      <w:r>
-        <w:rPr>
-          <w:b/>
-          <w:sz w:val="18"/>
-          <w:lang w:eastAsia="ko-KR"/>
-        </w:rPr>
-        <w:t>보안</w:t>
-      </w:r>
-      <w:r>
-        <w:rPr>
-          <w:b/>
-          <w:sz w:val="18"/>
-          <w:lang w:eastAsia="ko-KR"/>
-        </w:rPr>
-        <w:t xml:space="preserve"> </w:t>
-      </w:r>
-      <w:r>
-        <w:rPr>
-          <w:b/>
-          <w:sz w:val="18"/>
-          <w:lang w:eastAsia="ko-KR"/>
-        </w:rPr>
-        <w:t>직접</w:t>
-      </w:r>
-      <w:r>
-        <w:rPr>
-          <w:b/>
-          <w:sz w:val="18"/>
-          <w:lang w:eastAsia="ko-KR"/>
-        </w:rPr>
-        <w:t xml:space="preserve"> </w:t>
-      </w:r>
-      <w:r>
-        <w:rPr>
-          <w:b/>
-          <w:sz w:val="18"/>
-          <w:lang w:eastAsia="ko-KR"/>
-        </w:rPr>
         <w:t>구현</w:t>
-      </w:r>
-      <w:r>
-        <w:rPr>
-          <w:sz w:val="18"/>
-          <w:lang w:eastAsia="ko-KR"/>
-        </w:rPr>
-        <w:t xml:space="preserve"> — Email OTP + JWT </w:t>
-      </w:r>
-      <w:r>
-        <w:rPr>
-          <w:sz w:val="18"/>
-          <w:lang w:eastAsia="ko-KR"/>
-        </w:rPr>
-        <w:t>기반</w:t>
-      </w:r>
-      <w:r>
-        <w:rPr>
-          <w:sz w:val="18"/>
-          <w:lang w:eastAsia="ko-KR"/>
-        </w:rPr>
-        <w:t xml:space="preserve"> </w:t>
-      </w:r>
-      <w:r>
-        <w:rPr>
-          <w:sz w:val="18"/>
-          <w:lang w:eastAsia="ko-KR"/>
-        </w:rPr>
-        <w:t>인증</w:t>
-      </w:r>
-      <w:r>
-        <w:rPr>
-          <w:sz w:val="18"/>
-          <w:lang w:eastAsia="ko-KR"/>
-        </w:rPr>
-        <w:t>/</w:t>
-      </w:r>
-      <w:r>
-        <w:rPr>
-          <w:sz w:val="18"/>
-          <w:lang w:eastAsia="ko-KR"/>
-        </w:rPr>
-        <w:t>인가</w:t>
-      </w:r>
-      <w:r>
-        <w:rPr>
-          <w:sz w:val="18"/>
-          <w:lang w:eastAsia="ko-KR"/>
-        </w:rPr>
-        <w:t xml:space="preserve"> </w:t>
-      </w:r>
-      <w:r>
-        <w:rPr>
-          <w:sz w:val="18"/>
-          <w:lang w:eastAsia="ko-KR"/>
-        </w:rPr>
-        <w:t>플로우를</w:t>
-      </w:r>
-      <w:r>
-        <w:rPr>
-          <w:sz w:val="18"/>
-          <w:lang w:eastAsia="ko-KR"/>
-        </w:rPr>
-        <w:t xml:space="preserve"> </w:t>
-      </w:r>
-      <w:r>
-        <w:rPr>
-          <w:sz w:val="18"/>
-          <w:lang w:eastAsia="ko-KR"/>
-        </w:rPr>
-        <w:t>설계</w:t>
-      </w:r>
-      <w:r>
-        <w:rPr>
-          <w:sz w:val="18"/>
-          <w:lang w:eastAsia="ko-KR"/>
-        </w:rPr>
-        <w:t>·</w:t>
-      </w:r>
-      <w:r>
-        <w:rPr>
-          <w:sz w:val="18"/>
-          <w:lang w:eastAsia="ko-KR"/>
-        </w:rPr>
-        <w:t>구현하고</w:t>
-      </w:r>
-      <w:r>
-        <w:rPr>
-          <w:sz w:val="18"/>
-          <w:lang w:eastAsia="ko-KR"/>
-        </w:rPr>
-        <w:t xml:space="preserve"> 2</w:t>
-      </w:r>
-      <w:r>
-        <w:rPr>
-          <w:sz w:val="18"/>
-          <w:lang w:eastAsia="ko-KR"/>
-        </w:rPr>
-        <w:t>년</w:t>
-      </w:r>
-      <w:r>
-        <w:rPr>
-          <w:sz w:val="18"/>
-          <w:lang w:eastAsia="ko-KR"/>
-        </w:rPr>
-        <w:t xml:space="preserve"> </w:t>
-      </w:r>
-      <w:r>
-        <w:rPr>
-          <w:sz w:val="18"/>
-          <w:lang w:eastAsia="ko-KR"/>
-        </w:rPr>
-        <w:t>이상</w:t>
-      </w:r>
-      <w:r>
-        <w:rPr>
-          <w:sz w:val="18"/>
-          <w:lang w:eastAsia="ko-KR"/>
-        </w:rPr>
-        <w:t xml:space="preserve"> </w:t>
-      </w:r>
-      <w:r>
-        <w:rPr>
-          <w:sz w:val="18"/>
-          <w:lang w:eastAsia="ko-KR"/>
-        </w:rPr>
-        <w:t>실사용</w:t>
-      </w:r>
-      <w:r>
-        <w:rPr>
-          <w:sz w:val="18"/>
-          <w:lang w:eastAsia="ko-KR"/>
-        </w:rPr>
-        <w:t xml:space="preserve"> </w:t>
-      </w:r>
-      <w:r>
-        <w:rPr>
-          <w:sz w:val="18"/>
-          <w:lang w:eastAsia="ko-KR"/>
-        </w:rPr>
-        <w:t>트래픽에서</w:t>
-      </w:r>
-      <w:r>
-        <w:rPr>
-          <w:sz w:val="18"/>
-          <w:lang w:eastAsia="ko-KR"/>
-        </w:rPr>
-        <w:t xml:space="preserve"> </w:t>
-      </w:r>
-      <w:r>
-        <w:rPr>
-          <w:sz w:val="18"/>
-          <w:lang w:eastAsia="ko-KR"/>
-        </w:rPr>
-        <w:t>운영</w:t>
-      </w:r>
-      <w:r>
-        <w:rPr>
-          <w:sz w:val="18"/>
-          <w:lang w:eastAsia="ko-KR"/>
-        </w:rPr>
-        <w:t>.</w:t>
-      </w:r>
-    </w:p>
-    <w:p>
-      <w:pPr>
-        <w:pStyle w:val="a0"/>
-        <w:spacing w:after="10" w:line="184" w:lineRule="auto"/>
-        <w:ind w:left="240" w:hanging="240"/>
-        <w:rPr>
-          <w:sz w:val="18"/>
-          <w:lang w:eastAsia="ko-KR"/>
-        </w:rPr>
-      </w:pPr>
-      <w:proofErr w:type="spellStart"/>
-      <w:r>
-        <w:rPr>
-          <w:b/>
-          <w:sz w:val="18"/>
-          <w:lang w:eastAsia="ko-KR"/>
-        </w:rPr>
-        <w:t>Bithabit</w:t>
-      </w:r>
-      <w:proofErr w:type="spellEnd"/>
-      <w:r>
-        <w:rPr>
-          <w:b/>
-          <w:sz w:val="18"/>
-          <w:lang w:eastAsia="ko-KR"/>
-        </w:rPr>
-        <w:t xml:space="preserve"> </w:t>
-      </w:r>
-      <w:r>
-        <w:rPr>
-          <w:b/>
-          <w:sz w:val="18"/>
-          <w:lang w:eastAsia="ko-KR"/>
-        </w:rPr>
-        <w:t>습관</w:t>
-      </w:r>
-      <w:r>
-        <w:rPr>
-          <w:b/>
-          <w:sz w:val="18"/>
-          <w:lang w:eastAsia="ko-KR"/>
-        </w:rPr>
-        <w:t xml:space="preserve"> </w:t>
-      </w:r>
-      <w:r>
-        <w:rPr>
-          <w:b/>
-          <w:sz w:val="18"/>
-          <w:lang w:eastAsia="ko-KR"/>
-        </w:rPr>
-        <w:t>형성</w:t>
-      </w:r>
-      <w:r>
-        <w:rPr>
-          <w:b/>
-          <w:sz w:val="18"/>
-          <w:lang w:eastAsia="ko-KR"/>
-        </w:rPr>
-        <w:t xml:space="preserve"> </w:t>
-      </w:r>
-      <w:r>
-        <w:rPr>
-          <w:b/>
-          <w:sz w:val="18"/>
-          <w:lang w:eastAsia="ko-KR"/>
-        </w:rPr>
-        <w:t>서비스</w:t>
-      </w:r>
-      <w:r>
-        <w:rPr>
-          <w:sz w:val="18"/>
-          <w:lang w:eastAsia="ko-KR"/>
-        </w:rPr>
-        <w:t xml:space="preserve"> — IITP </w:t>
-      </w:r>
-      <w:proofErr w:type="spellStart"/>
-      <w:r>
-        <w:rPr>
-          <w:sz w:val="18"/>
-          <w:lang w:eastAsia="ko-KR"/>
-        </w:rPr>
-        <w:t>해커톤</w:t>
-      </w:r>
-      <w:proofErr w:type="spellEnd"/>
-      <w:r>
-        <w:rPr>
-          <w:sz w:val="18"/>
-          <w:lang w:eastAsia="ko-KR"/>
-        </w:rPr>
-        <w:t xml:space="preserve"> 2</w:t>
-      </w:r>
-      <w:r>
-        <w:rPr>
-          <w:sz w:val="18"/>
-          <w:lang w:eastAsia="ko-KR"/>
-        </w:rPr>
-        <w:t>위</w:t>
-      </w:r>
-      <w:r>
-        <w:rPr>
-          <w:sz w:val="18"/>
-          <w:lang w:eastAsia="ko-KR"/>
-        </w:rPr>
-        <w:t>, 2</w:t>
-      </w:r>
-      <w:r>
-        <w:rPr>
-          <w:sz w:val="18"/>
-          <w:lang w:eastAsia="ko-KR"/>
-        </w:rPr>
-        <w:t>년</w:t>
-      </w:r>
-      <w:r>
-        <w:rPr>
-          <w:sz w:val="18"/>
-          <w:lang w:eastAsia="ko-KR"/>
-        </w:rPr>
-        <w:t xml:space="preserve"> </w:t>
-      </w:r>
-      <w:r>
-        <w:rPr>
-          <w:sz w:val="18"/>
-          <w:lang w:eastAsia="ko-KR"/>
-        </w:rPr>
-        <w:t>이상</w:t>
-      </w:r>
-      <w:r>
-        <w:rPr>
-          <w:sz w:val="18"/>
-          <w:lang w:eastAsia="ko-KR"/>
-        </w:rPr>
-        <w:t xml:space="preserve"> </w:t>
-      </w:r>
-      <w:r>
-        <w:rPr>
-          <w:sz w:val="18"/>
-          <w:lang w:eastAsia="ko-KR"/>
-        </w:rPr>
-        <w:t>실사용</w:t>
-      </w:r>
-      <w:r>
-        <w:rPr>
-          <w:sz w:val="18"/>
-          <w:lang w:eastAsia="ko-KR"/>
-        </w:rPr>
-        <w:t xml:space="preserve"> </w:t>
-      </w:r>
-      <w:r>
-        <w:rPr>
-          <w:sz w:val="18"/>
-          <w:lang w:eastAsia="ko-KR"/>
-        </w:rPr>
-        <w:t>서비스로</w:t>
-      </w:r>
-      <w:r>
-        <w:rPr>
-          <w:sz w:val="18"/>
-          <w:lang w:eastAsia="ko-KR"/>
-        </w:rPr>
-        <w:t xml:space="preserve"> </w:t>
-      </w:r>
-      <w:r>
-        <w:rPr>
-          <w:sz w:val="18"/>
-          <w:lang w:eastAsia="ko-KR"/>
-        </w:rPr>
-        <w:t>운영</w:t>
-      </w:r>
-      <w:r>
-        <w:rPr>
-          <w:sz w:val="18"/>
-          <w:lang w:eastAsia="ko-KR"/>
-        </w:rPr>
-        <w:t xml:space="preserve"> </w:t>
-      </w:r>
-      <w:r>
-        <w:rPr>
-          <w:sz w:val="18"/>
-          <w:lang w:eastAsia="ko-KR"/>
-        </w:rPr>
-        <w:t>중</w:t>
-      </w:r>
-      <w:r>
-        <w:rPr>
-          <w:sz w:val="18"/>
-          <w:lang w:eastAsia="ko-KR"/>
-        </w:rPr>
-        <w:t xml:space="preserve">. </w:t>
-      </w:r>
-      <w:r>
-        <w:rPr>
-          <w:sz w:val="18"/>
-          <w:lang w:eastAsia="ko-KR"/>
-        </w:rPr>
-        <w:t>서버</w:t>
-      </w:r>
-      <w:r>
-        <w:rPr>
-          <w:sz w:val="18"/>
-          <w:lang w:eastAsia="ko-KR"/>
-        </w:rPr>
-        <w:t xml:space="preserve"> </w:t>
-      </w:r>
-      <w:r>
-        <w:rPr>
-          <w:sz w:val="18"/>
-          <w:lang w:eastAsia="ko-KR"/>
-        </w:rPr>
-        <w:t>비용</w:t>
-      </w:r>
-      <w:r>
-        <w:rPr>
-          <w:sz w:val="18"/>
-          <w:lang w:eastAsia="ko-KR"/>
-        </w:rPr>
-        <w:t xml:space="preserve"> </w:t>
-      </w:r>
-      <w:r>
-        <w:rPr>
-          <w:sz w:val="18"/>
-          <w:lang w:eastAsia="ko-KR"/>
-        </w:rPr>
-        <w:t>절감을</w:t>
-      </w:r>
-      <w:r>
-        <w:rPr>
-          <w:sz w:val="18"/>
-          <w:lang w:eastAsia="ko-KR"/>
-        </w:rPr>
-        <w:t xml:space="preserve"> </w:t>
-      </w:r>
-      <w:r>
-        <w:rPr>
-          <w:sz w:val="18"/>
-          <w:lang w:eastAsia="ko-KR"/>
-        </w:rPr>
-        <w:t>위해</w:t>
-      </w:r>
-      <w:r>
-        <w:rPr>
-          <w:sz w:val="18"/>
-          <w:lang w:eastAsia="ko-KR"/>
-        </w:rPr>
-        <w:t xml:space="preserve"> </w:t>
-      </w:r>
-      <w:proofErr w:type="spellStart"/>
-      <w:r>
-        <w:rPr>
-          <w:sz w:val="18"/>
-          <w:lang w:eastAsia="ko-KR"/>
-        </w:rPr>
-        <w:t>타임랩스</w:t>
-      </w:r>
-      <w:proofErr w:type="spellEnd"/>
-      <w:r>
-        <w:rPr>
-          <w:sz w:val="18"/>
-          <w:lang w:eastAsia="ko-KR"/>
-        </w:rPr>
-        <w:t xml:space="preserve"> GIF </w:t>
-      </w:r>
-      <w:r>
-        <w:rPr>
-          <w:sz w:val="18"/>
-          <w:lang w:eastAsia="ko-KR"/>
-        </w:rPr>
-        <w:t>생성을</w:t>
-      </w:r>
-      <w:r>
-        <w:rPr>
-          <w:sz w:val="18"/>
-          <w:lang w:eastAsia="ko-KR"/>
-        </w:rPr>
-        <w:t xml:space="preserve"> </w:t>
-      </w:r>
-      <w:r>
-        <w:rPr>
-          <w:sz w:val="18"/>
-          <w:lang w:eastAsia="ko-KR"/>
-        </w:rPr>
-        <w:t>클라이언트로</w:t>
-      </w:r>
-      <w:r>
-        <w:rPr>
-          <w:sz w:val="18"/>
-          <w:lang w:eastAsia="ko-KR"/>
-        </w:rPr>
-        <w:t xml:space="preserve"> </w:t>
-      </w:r>
-      <w:r>
-        <w:rPr>
-          <w:sz w:val="18"/>
-          <w:lang w:eastAsia="ko-KR"/>
-        </w:rPr>
-        <w:t>이전</w:t>
-      </w:r>
-      <w:r>
-        <w:rPr>
-          <w:sz w:val="18"/>
-          <w:lang w:eastAsia="ko-KR"/>
-        </w:rPr>
-        <w:t>.</w:t>
-      </w:r>
-    </w:p>
-    <w:p>
-      <w:pPr>
-        <w:pStyle w:val="a0"/>
-        <w:spacing w:after="10" w:line="184" w:lineRule="auto"/>
-        <w:ind w:left="240" w:hanging="240"/>
-        <w:rPr>
-          <w:sz w:val="18"/>
-          <w:lang w:eastAsia="ko-KR"/>
-        </w:rPr>
-      </w:pPr>
-      <w:proofErr w:type="spellStart"/>
-      <w:r>
-        <w:rPr>
-          <w:b/>
-          <w:sz w:val="18"/>
-          <w:lang w:eastAsia="ko-KR"/>
-        </w:rPr>
-        <w:t>BookToss</w:t>
-      </w:r>
-      <w:proofErr w:type="spellEnd"/>
-      <w:r>
-        <w:rPr>
-          <w:b/>
-          <w:sz w:val="18"/>
-          <w:lang w:eastAsia="ko-KR"/>
-        </w:rPr>
-        <w:t xml:space="preserve"> — </w:t>
-      </w:r>
-      <w:proofErr w:type="spellStart"/>
-      <w:r>
-        <w:rPr>
-          <w:bCs/>
-          <w:sz w:val="18"/>
-          <w:lang w:eastAsia="ko-KR"/>
-        </w:rPr>
-        <w:t>LangGraph</w:t>
-      </w:r>
-      <w:proofErr w:type="spellEnd"/>
-      <w:r>
-        <w:rPr>
-          <w:bCs/>
-          <w:sz w:val="18"/>
-          <w:lang w:eastAsia="ko-KR"/>
-        </w:rPr>
-        <w:t xml:space="preserve"> </w:t>
-      </w:r>
-      <w:r>
-        <w:rPr>
-          <w:bCs/>
-          <w:sz w:val="18"/>
-          <w:lang w:eastAsia="ko-KR"/>
-        </w:rPr>
-        <w:t>에이전트로</w:t>
-      </w:r>
-      <w:r>
-        <w:rPr>
-          <w:bCs/>
-          <w:sz w:val="18"/>
-          <w:lang w:eastAsia="ko-KR"/>
-        </w:rPr>
-        <w:t xml:space="preserve"> </w:t>
-      </w:r>
-      <w:r>
-        <w:rPr>
-          <w:bCs/>
-          <w:sz w:val="18"/>
-          <w:lang w:eastAsia="ko-KR"/>
-        </w:rPr>
-        <w:t>도서관</w:t>
-      </w:r>
-      <w:r>
-        <w:rPr>
-          <w:bCs/>
-          <w:sz w:val="18"/>
-          <w:lang w:eastAsia="ko-KR"/>
-        </w:rPr>
-        <w:t xml:space="preserve"> 25</w:t>
-      </w:r>
-      <w:r>
-        <w:rPr>
-          <w:bCs/>
-          <w:sz w:val="18"/>
-          <w:lang w:eastAsia="ko-KR"/>
-        </w:rPr>
-        <w:t>곳</w:t>
-      </w:r>
-      <w:r>
-        <w:rPr>
-          <w:bCs/>
-          <w:sz w:val="18"/>
-          <w:lang w:eastAsia="ko-KR"/>
-        </w:rPr>
-        <w:t xml:space="preserve"> </w:t>
-      </w:r>
-      <w:r>
-        <w:rPr>
-          <w:bCs/>
-          <w:sz w:val="18"/>
-          <w:lang w:eastAsia="ko-KR"/>
-        </w:rPr>
-        <w:t>통합검색</w:t>
-      </w:r>
-      <w:r>
-        <w:rPr>
-          <w:bCs/>
-          <w:sz w:val="18"/>
-          <w:lang w:eastAsia="ko-KR"/>
-        </w:rPr>
-        <w:t>(5</w:t>
-      </w:r>
-      <w:r>
-        <w:rPr>
-          <w:bCs/>
-          <w:sz w:val="18"/>
-          <w:lang w:eastAsia="ko-KR"/>
-        </w:rPr>
-        <w:t>분</w:t>
-      </w:r>
-      <w:r>
-        <w:rPr>
-          <w:bCs/>
-          <w:sz w:val="18"/>
-          <w:lang w:eastAsia="ko-KR"/>
-        </w:rPr>
-        <w:t>→1</w:t>
-      </w:r>
-      <w:r>
-        <w:rPr>
-          <w:bCs/>
-          <w:sz w:val="18"/>
-          <w:lang w:eastAsia="ko-KR"/>
-        </w:rPr>
-        <w:t>분</w:t>
-      </w:r>
-      <w:r>
-        <w:rPr>
-          <w:bCs/>
-          <w:sz w:val="18"/>
-          <w:lang w:eastAsia="ko-KR"/>
-        </w:rPr>
-        <w:t>), Upstage Solar API</w:t>
-      </w:r>
-      <w:r>
-        <w:rPr>
-          <w:bCs/>
-          <w:sz w:val="18"/>
-          <w:lang w:eastAsia="ko-KR"/>
-        </w:rPr>
-        <w:t>로</w:t>
-      </w:r>
-      <w:r>
-        <w:rPr>
-          <w:bCs/>
-          <w:sz w:val="18"/>
-          <w:lang w:eastAsia="ko-KR"/>
-        </w:rPr>
-        <w:t xml:space="preserve"> </w:t>
-      </w:r>
-      <w:r>
-        <w:rPr>
-          <w:bCs/>
-          <w:sz w:val="18"/>
-          <w:lang w:eastAsia="ko-KR"/>
-        </w:rPr>
-        <w:t>재구축</w:t>
-      </w:r>
-      <w:r>
-        <w:rPr>
-          <w:bCs/>
-          <w:sz w:val="18"/>
-          <w:lang w:eastAsia="ko-KR"/>
-        </w:rPr>
-        <w:t xml:space="preserve"> </w:t>
-      </w:r>
-      <w:r>
-        <w:rPr>
-          <w:bCs/>
-          <w:sz w:val="18"/>
-          <w:lang w:eastAsia="ko-KR"/>
-        </w:rPr>
-        <w:t>중</w:t>
-      </w:r>
-      <w:r>
-        <w:rPr>
-          <w:bCs/>
-          <w:sz w:val="18"/>
-          <w:lang w:eastAsia="ko-KR"/>
-        </w:rPr>
-        <w:t>.</w:t>
-      </w:r>
-    </w:p>
-    <w:p>
-      <w:pPr>
-        <w:pStyle w:val="a0"/>
-        <w:spacing w:after="10" w:line="184" w:lineRule="auto"/>
-        <w:ind w:left="240" w:hanging="240"/>
-        <w:rPr>
-          <w:sz w:val="18"/>
-          <w:lang w:eastAsia="ko-KR"/>
-        </w:rPr>
-      </w:pPr>
-      <w:r>
-        <w:rPr>
-          <w:b/>
-          <w:sz w:val="18"/>
-          <w:lang w:eastAsia="ko-KR"/>
-        </w:rPr>
-        <w:t xml:space="preserve">Sentinel — </w:t>
-      </w:r>
-      <w:r>
-        <w:rPr>
-          <w:bCs/>
-          <w:sz w:val="18"/>
-          <w:lang w:eastAsia="ko-KR"/>
-        </w:rPr>
-        <w:t>메가존클라우드</w:t>
-      </w:r>
-      <w:r>
-        <w:rPr>
-          <w:bCs/>
-          <w:sz w:val="18"/>
-          <w:lang w:eastAsia="ko-KR"/>
-        </w:rPr>
-        <w:t xml:space="preserve"> </w:t>
-      </w:r>
-      <w:r>
-        <w:rPr>
-          <w:bCs/>
-          <w:sz w:val="18"/>
-          <w:lang w:eastAsia="ko-KR"/>
-        </w:rPr>
-        <w:t>해커톤</w:t>
-      </w:r>
-      <w:r>
-        <w:rPr>
-          <w:bCs/>
-          <w:sz w:val="18"/>
-          <w:lang w:eastAsia="ko-KR"/>
-        </w:rPr>
-        <w:t xml:space="preserve"> 1</w:t>
-      </w:r>
-      <w:r>
-        <w:rPr>
-          <w:bCs/>
-          <w:sz w:val="18"/>
-          <w:lang w:eastAsia="ko-KR"/>
-        </w:rPr>
-        <w:t>위</w:t>
-      </w:r>
-      <w:r>
-        <w:rPr>
-          <w:bCs/>
-          <w:sz w:val="18"/>
-          <w:lang w:eastAsia="ko-KR"/>
-        </w:rPr>
-        <w:t xml:space="preserve">, </w:t>
-      </w:r>
-      <w:r>
-        <w:rPr>
-          <w:bCs/>
-          <w:sz w:val="18"/>
-          <w:lang w:eastAsia="ko-KR"/>
-        </w:rPr>
-        <w:t>로컬</w:t>
-      </w:r>
-      <w:r>
-        <w:rPr>
-          <w:bCs/>
-          <w:sz w:val="18"/>
-          <w:lang w:eastAsia="ko-KR"/>
-        </w:rPr>
-        <w:t xml:space="preserve"> NumPy </w:t>
-      </w:r>
-      <w:r>
-        <w:rPr>
-          <w:bCs/>
-          <w:sz w:val="18"/>
-          <w:lang w:eastAsia="ko-KR"/>
-        </w:rPr>
-        <w:t>추론으로</w:t>
-      </w:r>
-      <w:r>
-        <w:rPr>
-          <w:bCs/>
-          <w:sz w:val="18"/>
-          <w:lang w:eastAsia="ko-KR"/>
-        </w:rPr>
-        <w:t xml:space="preserve"> </w:t>
-      </w:r>
-      <w:r>
-        <w:rPr>
-          <w:bCs/>
-          <w:sz w:val="18"/>
-          <w:lang w:eastAsia="ko-KR"/>
-        </w:rPr>
-        <w:t>비용</w:t>
-      </w:r>
-      <w:r>
-        <w:rPr>
-          <w:bCs/>
-          <w:sz w:val="18"/>
-          <w:lang w:eastAsia="ko-KR"/>
-        </w:rPr>
-        <w:t xml:space="preserve"> $0·</w:t>
-      </w:r>
-      <w:r>
-        <w:rPr>
-          <w:bCs/>
-          <w:sz w:val="18"/>
-          <w:lang w:eastAsia="ko-KR"/>
-        </w:rPr>
-        <w:t>지연</w:t>
-      </w:r>
-      <w:r>
-        <w:rPr>
-          <w:bCs/>
-          <w:sz w:val="18"/>
-          <w:lang w:eastAsia="ko-KR"/>
-        </w:rPr>
-        <w:t xml:space="preserve"> 10ms </w:t>
-      </w:r>
-      <w:r>
-        <w:rPr>
-          <w:bCs/>
-          <w:sz w:val="18"/>
-          <w:lang w:eastAsia="ko-KR"/>
-        </w:rPr>
-        <w:t>미만</w:t>
-      </w:r>
-      <w:r>
-        <w:rPr>
-          <w:bCs/>
-          <w:sz w:val="18"/>
-          <w:lang w:eastAsia="ko-KR"/>
-        </w:rPr>
-        <w:t>.</w:t>
-      </w:r>
-    </w:p>
-    <w:p>
-      <w:pPr>
-        <w:pStyle w:val="21"/>
-        <w:spacing w:before="70" w:after="30" w:line="210" w:lineRule="auto"/>
-        <w:rPr>
-          <w:rFonts w:ascii="맑은 고딕" w:eastAsia="맑은 고딕" w:hAnsi="맑은 고딕"/>
-          <w:lang w:eastAsia="ko-KR"/>
-        </w:rPr>
-      </w:pPr>
-      <w:r>
-        <w:rPr>
-          <w:rFonts w:ascii="맑은 고딕" w:eastAsia="맑은 고딕" w:hAnsi="맑은 고딕"/>
-          <w:sz w:val="21"/>
-        </w:rPr>
-        <w:t>Concentrix Korea (Microsoft M365) | Technical Success Advisor</w:t>
-      </w:r>
-      <w:r>
-        <w:rPr>
-          <w:rFonts w:ascii="맑은 고딕" w:eastAsia="맑은 고딕" w:hAnsi="맑은 고딕"/>
-          <w:b w:val="0"/>
-          <w:i/>
-          <w:color w:val="595959"/>
-          <w:sz w:val="18"/>
-        </w:rPr>
-        <w:tab/>
-      </w:r>
-      <w:r>
-        <w:rPr>
-          <w:rFonts w:ascii="맑은 고딕" w:eastAsia="맑은 고딕" w:hAnsi="맑은 고딕"/>
-          <w:b w:val="0"/>
-          <w:i/>
-          <w:color w:val="595959"/>
-          <w:sz w:val="18"/>
-        </w:rPr>
-        <w:tab/>
-      </w:r>
-      <w:r>
-        <w:rPr>
-          <w:rFonts w:ascii="맑은 고딕" w:eastAsia="맑은 고딕" w:hAnsi="맑은 고딕"/>
-          <w:b w:val="0"/>
-          <w:i/>
-          <w:color w:val="595959"/>
-          <w:sz w:val="18"/>
-        </w:rPr>
-        <w:tab/>
-      </w:r>
-      <w:r>
-        <w:rPr>
-          <w:rFonts w:ascii="맑은 고딕" w:eastAsia="맑은 고딕" w:hAnsi="맑은 고딕"/>
-          <w:b w:val="0"/>
-          <w:i/>
-          <w:color w:val="595959"/>
-          <w:sz w:val="18"/>
-        </w:rPr>
-        <w:tab/>
-      </w:r>
-      <w:r>
-        <w:rPr>
-          <w:rFonts w:ascii="맑은 고딕" w:eastAsia="맑은 고딕" w:hAnsi="맑은 고딕" w:hint="eastAsia"/>
-          <w:b w:val="0"/>
-          <w:i/>
-          <w:color w:val="595959"/>
-          <w:sz w:val="18"/>
-          <w:lang w:eastAsia="ko-KR"/>
-        </w:rPr>
-        <w:t xml:space="preserve">      </w:t>
-      </w:r>
-      <w:r>
-        <w:rPr>
-          <w:rFonts w:ascii="맑은 고딕" w:eastAsia="맑은 고딕" w:hAnsi="맑은 고딕"/>
-          <w:b w:val="0"/>
-          <w:i/>
-          <w:color w:val="595959"/>
-          <w:sz w:val="18"/>
-        </w:rPr>
-        <w:t>2025.08 – 2025.11</w:t>
-      </w:r>
-    </w:p>
-    <w:p>
-      <w:pPr>
-        <w:pStyle w:val="a0"/>
-        <w:spacing w:after="10" w:line="184" w:lineRule="auto"/>
-        <w:ind w:left="240" w:hanging="240"/>
-        <w:rPr>
-          <w:sz w:val="18"/>
-          <w:lang w:eastAsia="ko-KR"/>
-        </w:rPr>
-      </w:pPr>
-      <w:r>
-        <w:rPr>
-          <w:b/>
-          <w:sz w:val="18"/>
-          <w:lang w:eastAsia="ko-KR"/>
-        </w:rPr>
-        <w:t>글로벌</w:t>
-      </w:r>
-      <w:r>
-        <w:rPr>
-          <w:b/>
-          <w:sz w:val="18"/>
-          <w:lang w:eastAsia="ko-KR"/>
-        </w:rPr>
-        <w:t xml:space="preserve"> </w:t>
-      </w:r>
-      <w:r>
-        <w:rPr>
-          <w:b/>
-          <w:sz w:val="18"/>
-          <w:lang w:eastAsia="ko-KR"/>
-        </w:rPr>
-        <w:t>고객</w:t>
-      </w:r>
-      <w:r>
-        <w:rPr>
-          <w:b/>
-          <w:sz w:val="18"/>
-          <w:lang w:eastAsia="ko-KR"/>
-        </w:rPr>
-        <w:t xml:space="preserve"> </w:t>
-      </w:r>
-      <w:r>
-        <w:rPr>
-          <w:b/>
-          <w:sz w:val="18"/>
-          <w:lang w:eastAsia="ko-KR"/>
-        </w:rPr>
-        <w:t>기술지원</w:t>
-      </w:r>
-      <w:r>
-        <w:rPr>
-          <w:b/>
-          <w:sz w:val="18"/>
-          <w:lang w:eastAsia="ko-KR"/>
-        </w:rPr>
-        <w:t xml:space="preserve"> </w:t>
-      </w:r>
-      <w:r>
-        <w:rPr>
-          <w:b/>
-          <w:sz w:val="18"/>
-          <w:lang w:eastAsia="ko-KR"/>
-        </w:rPr>
-        <w:t>전</w:t>
-      </w:r>
-      <w:r>
-        <w:rPr>
-          <w:b/>
-          <w:sz w:val="18"/>
-          <w:lang w:eastAsia="ko-KR"/>
-        </w:rPr>
-        <w:t xml:space="preserve"> </w:t>
-      </w:r>
-      <w:r>
-        <w:rPr>
-          <w:b/>
-          <w:sz w:val="18"/>
-          <w:lang w:eastAsia="ko-KR"/>
-        </w:rPr>
-        <w:t>지표</w:t>
-      </w:r>
-      <w:r>
-        <w:rPr>
-          <w:b/>
-          <w:sz w:val="18"/>
-          <w:lang w:eastAsia="ko-KR"/>
-        </w:rPr>
-        <w:t xml:space="preserve"> </w:t>
-      </w:r>
-      <w:r>
-        <w:rPr>
-          <w:b/>
-          <w:sz w:val="18"/>
-          <w:lang w:eastAsia="ko-KR"/>
-        </w:rPr>
-        <w:t>팀</w:t>
-      </w:r>
-      <w:r>
-        <w:rPr>
-          <w:b/>
-          <w:sz w:val="18"/>
-          <w:lang w:eastAsia="ko-KR"/>
-        </w:rPr>
-        <w:t xml:space="preserve"> 1</w:t>
-      </w:r>
-      <w:r>
-        <w:rPr>
-          <w:b/>
-          <w:sz w:val="18"/>
-          <w:lang w:eastAsia="ko-KR"/>
-        </w:rPr>
-        <w:t>위</w:t>
-      </w:r>
-      <w:r>
-        <w:rPr>
-          <w:sz w:val="18"/>
-          <w:lang w:eastAsia="ko-KR"/>
-        </w:rPr>
-        <w:t xml:space="preserve"> — </w:t>
-      </w:r>
-      <w:r>
-        <w:rPr>
-          <w:sz w:val="18"/>
-          <w:lang w:eastAsia="ko-KR"/>
-        </w:rPr>
-        <w:t>문제</w:t>
-      </w:r>
-      <w:r>
-        <w:rPr>
-          <w:sz w:val="18"/>
-          <w:lang w:eastAsia="ko-KR"/>
-        </w:rPr>
-        <w:t xml:space="preserve"> </w:t>
-      </w:r>
-      <w:proofErr w:type="spellStart"/>
-      <w:r>
-        <w:rPr>
-          <w:sz w:val="18"/>
-          <w:lang w:eastAsia="ko-KR"/>
-        </w:rPr>
-        <w:t>해결률</w:t>
-      </w:r>
-      <w:proofErr w:type="spellEnd"/>
-      <w:r>
-        <w:rPr>
-          <w:sz w:val="18"/>
-          <w:lang w:eastAsia="ko-KR"/>
-        </w:rPr>
-        <w:t xml:space="preserve"> 92.7%, </w:t>
-      </w:r>
-      <w:r>
-        <w:rPr>
-          <w:sz w:val="18"/>
-          <w:lang w:eastAsia="ko-KR"/>
-        </w:rPr>
-        <w:t>불만족</w:t>
-      </w:r>
-      <w:r>
-        <w:rPr>
-          <w:sz w:val="18"/>
-          <w:lang w:eastAsia="ko-KR"/>
-        </w:rPr>
-        <w:t xml:space="preserve">(DSAT) 0%, </w:t>
-      </w:r>
-      <w:r>
-        <w:rPr>
-          <w:sz w:val="18"/>
-          <w:lang w:eastAsia="ko-KR"/>
-        </w:rPr>
-        <w:t>고객</w:t>
-      </w:r>
-      <w:r>
-        <w:rPr>
-          <w:sz w:val="18"/>
-          <w:lang w:eastAsia="ko-KR"/>
-        </w:rPr>
-        <w:t xml:space="preserve"> </w:t>
-      </w:r>
-      <w:proofErr w:type="spellStart"/>
-      <w:r>
-        <w:rPr>
-          <w:sz w:val="18"/>
-          <w:lang w:eastAsia="ko-KR"/>
-        </w:rPr>
-        <w:t>별점</w:t>
-      </w:r>
-      <w:proofErr w:type="spellEnd"/>
-      <w:r>
-        <w:rPr>
-          <w:sz w:val="18"/>
-          <w:lang w:eastAsia="ko-KR"/>
-        </w:rPr>
-        <w:t xml:space="preserve"> 42</w:t>
-      </w:r>
-      <w:r>
-        <w:rPr>
-          <w:sz w:val="18"/>
-          <w:lang w:eastAsia="ko-KR"/>
-        </w:rPr>
-        <w:t>건</w:t>
-      </w:r>
-      <w:r>
-        <w:rPr>
-          <w:sz w:val="18"/>
-          <w:lang w:eastAsia="ko-KR"/>
-        </w:rPr>
-        <w:t>. Microsoft Global Tester</w:t>
-      </w:r>
-      <w:r>
-        <w:rPr>
-          <w:sz w:val="18"/>
-          <w:lang w:eastAsia="ko-KR"/>
-        </w:rPr>
-        <w:t>로</w:t>
-      </w:r>
-      <w:r>
-        <w:rPr>
-          <w:sz w:val="18"/>
-          <w:lang w:eastAsia="ko-KR"/>
-        </w:rPr>
-        <w:t xml:space="preserve"> </w:t>
-      </w:r>
-      <w:r>
-        <w:rPr>
-          <w:sz w:val="18"/>
-          <w:lang w:eastAsia="ko-KR"/>
-        </w:rPr>
-        <w:t>선발</w:t>
-      </w:r>
-      <w:r>
-        <w:rPr>
-          <w:sz w:val="18"/>
-          <w:lang w:eastAsia="ko-KR"/>
-        </w:rPr>
-        <w:t>.</w:t>
-      </w:r>
-    </w:p>
-    <w:p>
-      <w:pPr>
-        <w:pStyle w:val="a0"/>
-        <w:spacing w:after="10" w:line="184" w:lineRule="auto"/>
-        <w:ind w:left="240" w:hanging="240"/>
-        <w:rPr>
-          <w:sz w:val="18"/>
-          <w:lang w:eastAsia="ko-KR"/>
-        </w:rPr>
-      </w:pPr>
-      <w:r>
-        <w:rPr>
-          <w:sz w:val="18"/>
-          <w:lang w:eastAsia="ko-KR"/>
-        </w:rPr>
-        <w:t>라이선스</w:t>
-      </w:r>
-      <w:r>
-        <w:rPr>
-          <w:sz w:val="18"/>
-          <w:lang w:eastAsia="ko-KR"/>
-        </w:rPr>
-        <w:t>·</w:t>
-      </w:r>
-      <w:r>
-        <w:rPr>
-          <w:sz w:val="18"/>
-          <w:lang w:eastAsia="ko-KR"/>
-        </w:rPr>
-        <w:t>인증</w:t>
-      </w:r>
-      <w:r>
-        <w:rPr>
-          <w:sz w:val="18"/>
-          <w:lang w:eastAsia="ko-KR"/>
-        </w:rPr>
-        <w:t>·</w:t>
-      </w:r>
-      <w:r>
-        <w:rPr>
-          <w:sz w:val="18"/>
-          <w:lang w:eastAsia="ko-KR"/>
-        </w:rPr>
-        <w:t>권한</w:t>
-      </w:r>
-      <w:r>
-        <w:rPr>
-          <w:sz w:val="18"/>
-          <w:lang w:eastAsia="ko-KR"/>
-        </w:rPr>
-        <w:t>(OAuth·</w:t>
-      </w:r>
-      <w:proofErr w:type="spellStart"/>
-      <w:r>
-        <w:rPr>
-          <w:sz w:val="18"/>
-          <w:lang w:eastAsia="ko-KR"/>
-        </w:rPr>
-        <w:t>테넌트</w:t>
-      </w:r>
-      <w:proofErr w:type="spellEnd"/>
-      <w:r>
-        <w:rPr>
-          <w:sz w:val="18"/>
-          <w:lang w:eastAsia="ko-KR"/>
-        </w:rPr>
-        <w:t xml:space="preserve"> </w:t>
-      </w:r>
-      <w:r>
-        <w:rPr>
-          <w:sz w:val="18"/>
-          <w:lang w:eastAsia="ko-KR"/>
-        </w:rPr>
-        <w:t>관리</w:t>
-      </w:r>
-      <w:r>
-        <w:rPr>
-          <w:sz w:val="18"/>
-          <w:lang w:eastAsia="ko-KR"/>
-        </w:rPr>
-        <w:t xml:space="preserve">) </w:t>
-      </w:r>
-      <w:r>
-        <w:rPr>
-          <w:sz w:val="18"/>
-          <w:lang w:eastAsia="ko-KR"/>
-        </w:rPr>
-        <w:t>및</w:t>
-      </w:r>
-      <w:r>
-        <w:rPr>
-          <w:sz w:val="18"/>
-          <w:lang w:eastAsia="ko-KR"/>
-        </w:rPr>
-        <w:t xml:space="preserve"> </w:t>
-      </w:r>
-      <w:r>
-        <w:rPr>
-          <w:sz w:val="18"/>
-          <w:lang w:eastAsia="ko-KR"/>
-        </w:rPr>
-        <w:t>네트워크</w:t>
-      </w:r>
-      <w:r>
-        <w:rPr>
-          <w:sz w:val="18"/>
-          <w:lang w:eastAsia="ko-KR"/>
-        </w:rPr>
-        <w:t xml:space="preserve"> </w:t>
-      </w:r>
-      <w:r>
-        <w:rPr>
-          <w:sz w:val="18"/>
-          <w:lang w:eastAsia="ko-KR"/>
-        </w:rPr>
-        <w:t>이슈를</w:t>
-      </w:r>
-      <w:r>
-        <w:rPr>
-          <w:sz w:val="18"/>
-          <w:lang w:eastAsia="ko-KR"/>
-        </w:rPr>
-        <w:t xml:space="preserve"> </w:t>
-      </w:r>
-      <w:r>
-        <w:rPr>
-          <w:sz w:val="18"/>
-          <w:lang w:eastAsia="ko-KR"/>
-        </w:rPr>
-        <w:t>진단하고</w:t>
-      </w:r>
-      <w:r>
-        <w:rPr>
-          <w:sz w:val="18"/>
-          <w:lang w:eastAsia="ko-KR"/>
-        </w:rPr>
-        <w:t xml:space="preserve">, </w:t>
-      </w:r>
-      <w:r>
-        <w:rPr>
-          <w:sz w:val="18"/>
-          <w:lang w:eastAsia="ko-KR"/>
-        </w:rPr>
-        <w:t>재현</w:t>
-      </w:r>
-      <w:r>
-        <w:rPr>
-          <w:sz w:val="18"/>
-          <w:lang w:eastAsia="ko-KR"/>
-        </w:rPr>
-        <w:t xml:space="preserve"> </w:t>
-      </w:r>
-      <w:r>
-        <w:rPr>
-          <w:sz w:val="18"/>
-          <w:lang w:eastAsia="ko-KR"/>
-        </w:rPr>
-        <w:t>절차와</w:t>
-      </w:r>
-      <w:r>
-        <w:rPr>
-          <w:sz w:val="18"/>
-          <w:lang w:eastAsia="ko-KR"/>
-        </w:rPr>
-        <w:t xml:space="preserve"> </w:t>
-      </w:r>
-      <w:r>
-        <w:rPr>
-          <w:sz w:val="18"/>
-          <w:lang w:eastAsia="ko-KR"/>
-        </w:rPr>
-        <w:t>해결</w:t>
-      </w:r>
-      <w:r>
-        <w:rPr>
-          <w:sz w:val="18"/>
-          <w:lang w:eastAsia="ko-KR"/>
-        </w:rPr>
-        <w:t xml:space="preserve"> </w:t>
-      </w:r>
-      <w:r>
-        <w:rPr>
-          <w:sz w:val="18"/>
-          <w:lang w:eastAsia="ko-KR"/>
-        </w:rPr>
-        <w:t>과정을</w:t>
-      </w:r>
-      <w:r>
-        <w:rPr>
-          <w:sz w:val="18"/>
-          <w:lang w:eastAsia="ko-KR"/>
-        </w:rPr>
-        <w:t xml:space="preserve"> </w:t>
-      </w:r>
-      <w:r>
-        <w:rPr>
-          <w:sz w:val="18"/>
-          <w:lang w:eastAsia="ko-KR"/>
-        </w:rPr>
-        <w:t>문서화해</w:t>
-      </w:r>
-      <w:r>
-        <w:rPr>
-          <w:sz w:val="18"/>
-          <w:lang w:eastAsia="ko-KR"/>
-        </w:rPr>
-        <w:t xml:space="preserve"> </w:t>
-      </w:r>
-      <w:r>
-        <w:rPr>
-          <w:sz w:val="18"/>
-          <w:lang w:eastAsia="ko-KR"/>
-        </w:rPr>
-        <w:t>팀</w:t>
-      </w:r>
-      <w:r>
-        <w:rPr>
-          <w:sz w:val="18"/>
-          <w:lang w:eastAsia="ko-KR"/>
-        </w:rPr>
-        <w:t xml:space="preserve"> </w:t>
-      </w:r>
-      <w:r>
-        <w:rPr>
-          <w:sz w:val="18"/>
-          <w:lang w:eastAsia="ko-KR"/>
-        </w:rPr>
-        <w:t>자산으로</w:t>
-      </w:r>
-      <w:r>
-        <w:rPr>
-          <w:sz w:val="18"/>
-          <w:lang w:eastAsia="ko-KR"/>
-        </w:rPr>
-        <w:t xml:space="preserve"> </w:t>
-      </w:r>
-      <w:r>
-        <w:rPr>
-          <w:sz w:val="18"/>
-          <w:lang w:eastAsia="ko-KR"/>
-        </w:rPr>
-        <w:t>축적</w:t>
-      </w:r>
-      <w:r>
-        <w:rPr>
-          <w:sz w:val="18"/>
-          <w:lang w:eastAsia="ko-KR"/>
-        </w:rPr>
-        <w:t>.</w:t>
-      </w:r>
-    </w:p>
-    <w:p>
-      <w:pPr>
-        <w:pStyle w:val="21"/>
-        <w:spacing w:before="70" w:after="30" w:line="210" w:lineRule="auto"/>
-        <w:rPr>
-          <w:rFonts w:ascii="맑은 고딕" w:eastAsia="맑은 고딕" w:hAnsi="맑은 고딕"/>
-          <w:b w:val="0"/>
-          <w:bCs w:val="0"/>
-          <w:lang w:eastAsia="ko-KR"/>
-        </w:rPr>
-      </w:pPr>
-      <w:r>
-        <w:rPr>
-          <w:rFonts w:ascii="맑은 고딕" w:eastAsia="맑은 고딕" w:hAnsi="맑은 고딕"/>
-          <w:sz w:val="21"/>
-        </w:rPr>
-        <w:t>FPT Software Korea | Embedded Support Engineer</w:t>
-      </w:r>
-      <w:r>
-        <w:rPr>
-          <w:rFonts w:ascii="맑은 고딕" w:eastAsia="맑은 고딕" w:hAnsi="맑은 고딕"/>
-          <w:i/>
-          <w:color w:val="595959"/>
-          <w:sz w:val="18"/>
-        </w:rPr>
-        <w:tab/>
-      </w:r>
-      <w:r>
-        <w:rPr>
-          <w:rFonts w:ascii="맑은 고딕" w:eastAsia="맑은 고딕" w:hAnsi="맑은 고딕"/>
-          <w:i/>
-          <w:color w:val="595959"/>
-          <w:sz w:val="18"/>
-        </w:rPr>
-        <w:tab/>
-      </w:r>
-      <w:r>
-        <w:rPr>
-          <w:rFonts w:ascii="맑은 고딕" w:eastAsia="맑은 고딕" w:hAnsi="맑은 고딕"/>
-          <w:i/>
-          <w:color w:val="595959"/>
-          <w:sz w:val="18"/>
-        </w:rPr>
-        <w:tab/>
-      </w:r>
-      <w:r>
-        <w:rPr>
-          <w:rFonts w:ascii="맑은 고딕" w:eastAsia="맑은 고딕" w:hAnsi="맑은 고딕"/>
-          <w:i/>
-          <w:color w:val="595959"/>
-          <w:sz w:val="18"/>
-        </w:rPr>
-        <w:tab/>
-      </w:r>
-      <w:r>
-        <w:rPr>
-          <w:rFonts w:ascii="맑은 고딕" w:eastAsia="맑은 고딕" w:hAnsi="맑은 고딕"/>
-          <w:i/>
-          <w:color w:val="595959"/>
-          <w:sz w:val="18"/>
-        </w:rPr>
-        <w:tab/>
-      </w:r>
-      <w:r>
-        <w:rPr>
-          <w:rFonts w:ascii="맑은 고딕" w:eastAsia="맑은 고딕" w:hAnsi="맑은 고딕" w:hint="eastAsia"/>
-          <w:i/>
-          <w:color w:val="595959"/>
-          <w:sz w:val="18"/>
-          <w:lang w:eastAsia="ko-KR"/>
-        </w:rPr>
-        <w:t xml:space="preserve">      </w:t>
-      </w:r>
-      <w:r>
-        <w:rPr>
-          <w:rFonts w:ascii="맑은 고딕" w:eastAsia="맑은 고딕" w:hAnsi="맑은 고딕"/>
-          <w:b w:val="0"/>
-          <w:bCs w:val="0"/>
-          <w:i/>
-          <w:color w:val="595959"/>
-          <w:sz w:val="18"/>
-        </w:rPr>
-        <w:t>2024.10 – 2025.07</w:t>
-      </w:r>
-    </w:p>
-    <w:p>
-      <w:pPr>
-        <w:pStyle w:val="a0"/>
-        <w:spacing w:after="10" w:line="184" w:lineRule="auto"/>
-        <w:ind w:left="240" w:hanging="240"/>
-        <w:rPr>
-          <w:sz w:val="18"/>
-          <w:lang w:eastAsia="ko-KR"/>
-        </w:rPr>
-      </w:pPr>
-      <w:proofErr w:type="spellStart"/>
-      <w:r>
-        <w:rPr>
-          <w:sz w:val="18"/>
-          <w:lang w:eastAsia="ko-KR"/>
-        </w:rPr>
-        <w:t>현대오토에버</w:t>
-      </w:r>
-      <w:proofErr w:type="spellEnd"/>
-      <w:r>
-        <w:rPr>
-          <w:sz w:val="18"/>
-          <w:lang w:eastAsia="ko-KR"/>
-        </w:rPr>
-        <w:t xml:space="preserve"> </w:t>
-      </w:r>
-      <w:r>
-        <w:rPr>
-          <w:sz w:val="18"/>
-          <w:lang w:eastAsia="ko-KR"/>
-        </w:rPr>
-        <w:t>차량</w:t>
-      </w:r>
-      <w:r>
-        <w:rPr>
-          <w:sz w:val="18"/>
-          <w:lang w:eastAsia="ko-KR"/>
-        </w:rPr>
-        <w:t xml:space="preserve"> </w:t>
-      </w:r>
-      <w:r>
-        <w:rPr>
-          <w:sz w:val="18"/>
-          <w:lang w:eastAsia="ko-KR"/>
-        </w:rPr>
-        <w:t>보안</w:t>
-      </w:r>
-      <w:r>
-        <w:rPr>
-          <w:sz w:val="18"/>
-          <w:lang w:eastAsia="ko-KR"/>
-        </w:rPr>
-        <w:t xml:space="preserve"> </w:t>
-      </w:r>
-      <w:r>
-        <w:rPr>
-          <w:sz w:val="18"/>
-          <w:lang w:eastAsia="ko-KR"/>
-        </w:rPr>
-        <w:t>모듈</w:t>
-      </w:r>
-      <w:r>
-        <w:rPr>
-          <w:sz w:val="18"/>
-          <w:lang w:eastAsia="ko-KR"/>
-        </w:rPr>
-        <w:t xml:space="preserve"> </w:t>
-      </w:r>
-      <w:r>
-        <w:rPr>
-          <w:sz w:val="18"/>
-          <w:lang w:eastAsia="ko-KR"/>
-        </w:rPr>
-        <w:t>진단</w:t>
-      </w:r>
-      <w:r>
-        <w:rPr>
-          <w:sz w:val="18"/>
-          <w:lang w:eastAsia="ko-KR"/>
-        </w:rPr>
-        <w:t xml:space="preserve"> </w:t>
-      </w:r>
-      <w:r>
-        <w:rPr>
-          <w:sz w:val="18"/>
-          <w:lang w:eastAsia="ko-KR"/>
-        </w:rPr>
-        <w:t>및</w:t>
-      </w:r>
-      <w:r>
-        <w:rPr>
-          <w:sz w:val="18"/>
-          <w:lang w:eastAsia="ko-KR"/>
-        </w:rPr>
-        <w:t xml:space="preserve"> </w:t>
-      </w:r>
-      <w:r>
-        <w:rPr>
-          <w:sz w:val="18"/>
-          <w:lang w:eastAsia="ko-KR"/>
-        </w:rPr>
-        <w:t>리눅스</w:t>
-      </w:r>
-      <w:r>
-        <w:rPr>
-          <w:sz w:val="18"/>
-          <w:lang w:eastAsia="ko-KR"/>
-        </w:rPr>
-        <w:t xml:space="preserve"> </w:t>
-      </w:r>
-      <w:r>
-        <w:rPr>
-          <w:sz w:val="18"/>
-          <w:lang w:eastAsia="ko-KR"/>
-        </w:rPr>
-        <w:t>환경</w:t>
-      </w:r>
-      <w:r>
-        <w:rPr>
-          <w:sz w:val="18"/>
-          <w:lang w:eastAsia="ko-KR"/>
-        </w:rPr>
-        <w:t xml:space="preserve"> </w:t>
-      </w:r>
-      <w:r>
-        <w:rPr>
-          <w:sz w:val="18"/>
-          <w:lang w:eastAsia="ko-KR"/>
-        </w:rPr>
-        <w:t>트러블슈팅</w:t>
-      </w:r>
-      <w:r>
-        <w:rPr>
-          <w:sz w:val="18"/>
-          <w:lang w:eastAsia="ko-KR"/>
-        </w:rPr>
-        <w:t xml:space="preserve"> </w:t>
-      </w:r>
-      <w:r>
-        <w:rPr>
-          <w:sz w:val="18"/>
-          <w:lang w:eastAsia="ko-KR"/>
-        </w:rPr>
-        <w:t>지원</w:t>
-      </w:r>
-      <w:r>
-        <w:rPr>
-          <w:sz w:val="18"/>
-          <w:lang w:eastAsia="ko-KR"/>
-        </w:rPr>
-        <w:t xml:space="preserve">. </w:t>
-      </w:r>
-      <w:r>
-        <w:rPr>
-          <w:sz w:val="18"/>
-          <w:lang w:eastAsia="ko-KR"/>
-        </w:rPr>
-        <w:t>담당</w:t>
-      </w:r>
-      <w:r>
-        <w:rPr>
-          <w:sz w:val="18"/>
-          <w:lang w:eastAsia="ko-KR"/>
-        </w:rPr>
-        <w:t xml:space="preserve"> </w:t>
-      </w:r>
-      <w:r>
-        <w:rPr>
-          <w:sz w:val="18"/>
-          <w:lang w:eastAsia="ko-KR"/>
-        </w:rPr>
-        <w:t>범위를</w:t>
-      </w:r>
-      <w:r>
-        <w:rPr>
-          <w:sz w:val="18"/>
-          <w:lang w:eastAsia="ko-KR"/>
-        </w:rPr>
-        <w:t xml:space="preserve"> </w:t>
-      </w:r>
-      <w:r>
-        <w:rPr>
-          <w:sz w:val="18"/>
-          <w:lang w:eastAsia="ko-KR"/>
-        </w:rPr>
-        <w:t>넘어</w:t>
-      </w:r>
-      <w:r>
-        <w:rPr>
-          <w:sz w:val="18"/>
-          <w:lang w:eastAsia="ko-KR"/>
-        </w:rPr>
-        <w:t xml:space="preserve"> </w:t>
-      </w:r>
-      <w:r>
-        <w:rPr>
-          <w:sz w:val="18"/>
-          <w:lang w:eastAsia="ko-KR"/>
-        </w:rPr>
-        <w:t>팀원들의</w:t>
-      </w:r>
-      <w:r>
-        <w:rPr>
-          <w:sz w:val="18"/>
-          <w:lang w:eastAsia="ko-KR"/>
-        </w:rPr>
-        <w:t xml:space="preserve"> </w:t>
-      </w:r>
-      <w:r>
-        <w:rPr>
-          <w:sz w:val="18"/>
-          <w:lang w:eastAsia="ko-KR"/>
-        </w:rPr>
-        <w:t>환경</w:t>
-      </w:r>
-      <w:r>
-        <w:rPr>
-          <w:sz w:val="18"/>
-          <w:lang w:eastAsia="ko-KR"/>
-        </w:rPr>
-        <w:t xml:space="preserve"> </w:t>
-      </w:r>
-      <w:r>
-        <w:rPr>
-          <w:sz w:val="18"/>
-          <w:lang w:eastAsia="ko-KR"/>
-        </w:rPr>
-        <w:t>이슈</w:t>
-      </w:r>
-      <w:r>
-        <w:rPr>
-          <w:sz w:val="18"/>
-          <w:lang w:eastAsia="ko-KR"/>
-        </w:rPr>
-        <w:t xml:space="preserve"> </w:t>
-      </w:r>
-      <w:r>
-        <w:rPr>
-          <w:sz w:val="18"/>
-          <w:lang w:eastAsia="ko-KR"/>
-        </w:rPr>
-        <w:t>해결을</w:t>
-      </w:r>
-      <w:r>
-        <w:rPr>
-          <w:sz w:val="18"/>
-          <w:lang w:eastAsia="ko-KR"/>
-        </w:rPr>
-        <w:t xml:space="preserve"> </w:t>
-      </w:r>
-      <w:r>
-        <w:rPr>
-          <w:sz w:val="18"/>
-          <w:lang w:eastAsia="ko-KR"/>
-        </w:rPr>
-        <w:t>상시</w:t>
-      </w:r>
-      <w:r>
-        <w:rPr>
-          <w:sz w:val="18"/>
-          <w:lang w:eastAsia="ko-KR"/>
-        </w:rPr>
-        <w:t xml:space="preserve"> </w:t>
-      </w:r>
-      <w:r>
-        <w:rPr>
-          <w:sz w:val="18"/>
-          <w:lang w:eastAsia="ko-KR"/>
-        </w:rPr>
-        <w:t>지원</w:t>
-      </w:r>
-      <w:r>
-        <w:rPr>
-          <w:sz w:val="18"/>
-          <w:lang w:eastAsia="ko-KR"/>
-        </w:rPr>
-        <w:t>.</w:t>
-      </w:r>
-    </w:p>
-    <w:p>
-      <w:pPr>
-        <w:pStyle w:val="21"/>
-        <w:spacing w:before="70" w:after="30" w:line="210" w:lineRule="auto"/>
-        <w:rPr>
-          <w:rFonts w:ascii="맑은 고딕" w:eastAsia="맑은 고딕" w:hAnsi="맑은 고딕"/>
-          <w:lang w:eastAsia="ko-KR"/>
-        </w:rPr>
-      </w:pPr>
-      <w:proofErr w:type="spellStart"/>
-      <w:r>
-        <w:rPr>
-          <w:rFonts w:ascii="맑은 고딕" w:eastAsia="맑은 고딕" w:hAnsi="맑은 고딕"/>
-          <w:sz w:val="21"/>
-        </w:rPr>
-        <w:t>가마솥</w:t>
-      </w:r>
-      <w:proofErr w:type="spellEnd"/>
-      <w:r>
-        <w:rPr>
-          <w:rFonts w:ascii="맑은 고딕" w:eastAsia="맑은 고딕" w:hAnsi="맑은 고딕"/>
-          <w:sz w:val="21"/>
-        </w:rPr>
-        <w:t xml:space="preserve"> </w:t>
-      </w:r>
-      <w:proofErr w:type="spellStart"/>
-      <w:r>
-        <w:rPr>
-          <w:rFonts w:ascii="맑은 고딕" w:eastAsia="맑은 고딕" w:hAnsi="맑은 고딕"/>
-          <w:sz w:val="21"/>
-        </w:rPr>
-        <w:t>화상영어</w:t>
-      </w:r>
-      <w:proofErr w:type="spellEnd"/>
-      <w:r>
-        <w:rPr>
-          <w:rFonts w:ascii="맑은 고딕" w:eastAsia="맑은 고딕" w:hAnsi="맑은 고딕"/>
-          <w:sz w:val="21"/>
-        </w:rPr>
-        <w:t xml:space="preserve"> (</w:t>
-      </w:r>
-      <w:proofErr w:type="spellStart"/>
-      <w:r>
-        <w:rPr>
-          <w:rFonts w:ascii="맑은 고딕" w:eastAsia="맑은 고딕" w:hAnsi="맑은 고딕"/>
-          <w:sz w:val="21"/>
-        </w:rPr>
-        <w:t>베트남</w:t>
-      </w:r>
-      <w:proofErr w:type="spellEnd"/>
-      <w:r>
-        <w:rPr>
-          <w:rFonts w:ascii="맑은 고딕" w:eastAsia="맑은 고딕" w:hAnsi="맑은 고딕"/>
-          <w:sz w:val="21"/>
-        </w:rPr>
-        <w:t xml:space="preserve"> </w:t>
-      </w:r>
-      <w:proofErr w:type="spellStart"/>
-      <w:r>
-        <w:rPr>
-          <w:rFonts w:ascii="맑은 고딕" w:eastAsia="맑은 고딕" w:hAnsi="맑은 고딕"/>
-          <w:sz w:val="21"/>
-        </w:rPr>
-        <w:t>하노이</w:t>
-      </w:r>
-      <w:proofErr w:type="spellEnd"/>
-      <w:r>
-        <w:rPr>
-          <w:rFonts w:ascii="맑은 고딕" w:eastAsia="맑은 고딕" w:hAnsi="맑은 고딕"/>
-          <w:sz w:val="21"/>
-        </w:rPr>
-        <w:t>) | Founder &amp; Operator</w:t>
-      </w:r>
-      <w:r>
-        <w:rPr>
-          <w:rFonts w:ascii="맑은 고딕" w:eastAsia="맑은 고딕" w:hAnsi="맑은 고딕"/>
-          <w:sz w:val="21"/>
-        </w:rPr>
-        <w:tab/>
-      </w:r>
-      <w:r>
-        <w:rPr>
-          <w:rFonts w:ascii="맑은 고딕" w:eastAsia="맑은 고딕" w:hAnsi="맑은 고딕"/>
-          <w:sz w:val="21"/>
-        </w:rPr>
-        <w:tab/>
-      </w:r>
-      <w:r>
-        <w:rPr>
-          <w:rFonts w:ascii="맑은 고딕" w:eastAsia="맑은 고딕" w:hAnsi="맑은 고딕"/>
-          <w:sz w:val="21"/>
-        </w:rPr>
-        <w:tab/>
-      </w:r>
-      <w:r>
-        <w:rPr>
-          <w:rFonts w:ascii="맑은 고딕" w:eastAsia="맑은 고딕" w:hAnsi="맑은 고딕"/>
-          <w:sz w:val="21"/>
-        </w:rPr>
-        <w:tab/>
-      </w:r>
-      <w:r>
-        <w:rPr>
-          <w:rFonts w:ascii="맑은 고딕" w:eastAsia="맑은 고딕" w:hAnsi="맑은 고딕"/>
-          <w:sz w:val="21"/>
-        </w:rPr>
-        <w:tab/>
-      </w:r>
-      <w:r>
-        <w:rPr>
-          <w:rFonts w:ascii="맑은 고딕" w:eastAsia="맑은 고딕" w:hAnsi="맑은 고딕" w:hint="eastAsia"/>
-          <w:sz w:val="21"/>
-          <w:lang w:eastAsia="ko-KR"/>
-        </w:rPr>
-        <w:t xml:space="preserve">         </w:t>
-      </w:r>
-      <w:r>
-        <w:rPr>
-          <w:rFonts w:ascii="맑은 고딕" w:eastAsia="맑은 고딕" w:hAnsi="맑은 고딕"/>
-          <w:b w:val="0"/>
-          <w:i/>
-          <w:color w:val="595959"/>
-          <w:sz w:val="18"/>
-        </w:rPr>
-        <w:tab/>
-        <w:t>2018 – 2022</w:t>
-      </w:r>
-    </w:p>
-    <w:p>
-      <w:pPr>
-        <w:pStyle w:val="a0"/>
-        <w:spacing w:after="10" w:line="184" w:lineRule="auto"/>
-        <w:ind w:left="240" w:hanging="240"/>
-        <w:rPr>
-          <w:sz w:val="18"/>
-          <w:lang w:eastAsia="ko-KR"/>
-        </w:rPr>
-      </w:pPr>
-      <w:r>
-        <w:rPr>
-          <w:sz w:val="18"/>
-          <w:lang w:eastAsia="ko-KR"/>
-        </w:rPr>
-        <w:t>한국</w:t>
-      </w:r>
-      <w:r>
-        <w:rPr>
-          <w:sz w:val="18"/>
-          <w:lang w:eastAsia="ko-KR"/>
-        </w:rPr>
-        <w:t xml:space="preserve"> </w:t>
-      </w:r>
-      <w:r>
-        <w:rPr>
-          <w:sz w:val="18"/>
-          <w:lang w:eastAsia="ko-KR"/>
-        </w:rPr>
-        <w:t>학생과</w:t>
-      </w:r>
-      <w:r>
-        <w:rPr>
-          <w:sz w:val="18"/>
-          <w:lang w:eastAsia="ko-KR"/>
-        </w:rPr>
-        <w:t xml:space="preserve"> </w:t>
-      </w:r>
-      <w:r>
-        <w:rPr>
-          <w:sz w:val="18"/>
-          <w:lang w:eastAsia="ko-KR"/>
-        </w:rPr>
-        <w:t>필리핀</w:t>
-      </w:r>
-      <w:r>
-        <w:rPr>
-          <w:sz w:val="18"/>
-          <w:lang w:eastAsia="ko-KR"/>
-        </w:rPr>
-        <w:t xml:space="preserve"> </w:t>
-      </w:r>
-      <w:r>
-        <w:rPr>
-          <w:sz w:val="18"/>
-          <w:lang w:eastAsia="ko-KR"/>
-        </w:rPr>
-        <w:t>교사를</w:t>
-      </w:r>
-      <w:r>
-        <w:rPr>
-          <w:sz w:val="18"/>
-          <w:lang w:eastAsia="ko-KR"/>
-        </w:rPr>
-        <w:t xml:space="preserve"> </w:t>
-      </w:r>
-      <w:r>
-        <w:rPr>
-          <w:sz w:val="18"/>
-          <w:lang w:eastAsia="ko-KR"/>
-        </w:rPr>
-        <w:t>연결하는</w:t>
-      </w:r>
-      <w:r>
-        <w:rPr>
-          <w:sz w:val="18"/>
-          <w:lang w:eastAsia="ko-KR"/>
-        </w:rPr>
-        <w:t xml:space="preserve"> </w:t>
-      </w:r>
-      <w:r>
-        <w:rPr>
-          <w:sz w:val="18"/>
-          <w:lang w:eastAsia="ko-KR"/>
-        </w:rPr>
-        <w:t>완전</w:t>
-      </w:r>
-      <w:r>
-        <w:rPr>
-          <w:sz w:val="18"/>
-          <w:lang w:eastAsia="ko-KR"/>
-        </w:rPr>
-        <w:t xml:space="preserve"> </w:t>
-      </w:r>
-      <w:proofErr w:type="spellStart"/>
-      <w:r>
-        <w:rPr>
-          <w:sz w:val="18"/>
-          <w:lang w:eastAsia="ko-KR"/>
-        </w:rPr>
-        <w:t>비대면</w:t>
-      </w:r>
-      <w:proofErr w:type="spellEnd"/>
-      <w:r>
-        <w:rPr>
-          <w:sz w:val="18"/>
-          <w:lang w:eastAsia="ko-KR"/>
-        </w:rPr>
-        <w:t xml:space="preserve"> </w:t>
-      </w:r>
-      <w:r>
-        <w:rPr>
-          <w:sz w:val="18"/>
-          <w:lang w:eastAsia="ko-KR"/>
-        </w:rPr>
-        <w:t>교육</w:t>
-      </w:r>
-      <w:r>
-        <w:rPr>
-          <w:sz w:val="18"/>
-          <w:lang w:eastAsia="ko-KR"/>
-        </w:rPr>
-        <w:t xml:space="preserve"> </w:t>
-      </w:r>
-      <w:r>
-        <w:rPr>
-          <w:sz w:val="18"/>
-          <w:lang w:eastAsia="ko-KR"/>
-        </w:rPr>
-        <w:t>사업을</w:t>
-      </w:r>
-      <w:r>
-        <w:rPr>
-          <w:sz w:val="18"/>
-          <w:lang w:eastAsia="ko-KR"/>
-        </w:rPr>
-        <w:t xml:space="preserve"> 4</w:t>
-      </w:r>
-      <w:r>
-        <w:rPr>
-          <w:sz w:val="18"/>
-          <w:lang w:eastAsia="ko-KR"/>
-        </w:rPr>
-        <w:t>년간</w:t>
-      </w:r>
-      <w:r>
-        <w:rPr>
-          <w:sz w:val="18"/>
-          <w:lang w:eastAsia="ko-KR"/>
-        </w:rPr>
-        <w:t xml:space="preserve"> </w:t>
-      </w:r>
-      <w:r>
-        <w:rPr>
-          <w:sz w:val="18"/>
-          <w:lang w:eastAsia="ko-KR"/>
-        </w:rPr>
-        <w:t>운영</w:t>
-      </w:r>
-      <w:r>
-        <w:rPr>
-          <w:sz w:val="18"/>
-          <w:lang w:eastAsia="ko-KR"/>
-        </w:rPr>
-        <w:t xml:space="preserve">. </w:t>
-      </w:r>
-    </w:p>
-    <w:p>
-      <w:pPr>
-        <w:pStyle w:val="a0"/>
-        <w:spacing w:after="10" w:line="184" w:lineRule="auto"/>
-        <w:ind w:left="240" w:hanging="240"/>
-        <w:rPr>
-          <w:sz w:val="18"/>
-          <w:lang w:eastAsia="ko-KR"/>
-        </w:rPr>
-      </w:pPr>
-      <w:r>
-        <w:rPr>
-          <w:sz w:val="18"/>
-          <w:lang w:eastAsia="ko-KR"/>
-        </w:rPr>
-        <w:t>다국적</w:t>
-      </w:r>
-      <w:r>
-        <w:rPr>
-          <w:sz w:val="18"/>
-          <w:lang w:eastAsia="ko-KR"/>
-        </w:rPr>
-        <w:t xml:space="preserve"> </w:t>
-      </w:r>
-      <w:r>
-        <w:rPr>
-          <w:sz w:val="18"/>
-          <w:lang w:eastAsia="ko-KR"/>
-        </w:rPr>
-        <w:t>파트너</w:t>
-      </w:r>
-      <w:r>
-        <w:rPr>
-          <w:sz w:val="18"/>
-          <w:lang w:eastAsia="ko-KR"/>
-        </w:rPr>
-        <w:t>(</w:t>
-      </w:r>
-      <w:r>
-        <w:rPr>
-          <w:sz w:val="18"/>
-          <w:lang w:eastAsia="ko-KR"/>
-        </w:rPr>
-        <w:t>교사</w:t>
-      </w:r>
-      <w:r>
-        <w:rPr>
-          <w:sz w:val="18"/>
-          <w:lang w:eastAsia="ko-KR"/>
-        </w:rPr>
-        <w:t xml:space="preserve">) </w:t>
-      </w:r>
-      <w:r>
-        <w:rPr>
-          <w:sz w:val="18"/>
-          <w:lang w:eastAsia="ko-KR"/>
-        </w:rPr>
-        <w:t>채용</w:t>
-      </w:r>
-      <w:r>
-        <w:rPr>
-          <w:sz w:val="18"/>
-          <w:lang w:eastAsia="ko-KR"/>
-        </w:rPr>
-        <w:t>·</w:t>
-      </w:r>
-      <w:r>
-        <w:rPr>
-          <w:sz w:val="18"/>
-          <w:lang w:eastAsia="ko-KR"/>
-        </w:rPr>
-        <w:t>교육</w:t>
-      </w:r>
-      <w:r>
-        <w:rPr>
-          <w:sz w:val="18"/>
-          <w:lang w:eastAsia="ko-KR"/>
-        </w:rPr>
-        <w:t>·</w:t>
-      </w:r>
-      <w:r>
-        <w:rPr>
-          <w:sz w:val="18"/>
-          <w:lang w:eastAsia="ko-KR"/>
-        </w:rPr>
-        <w:t>품질</w:t>
-      </w:r>
-      <w:r>
-        <w:rPr>
-          <w:sz w:val="18"/>
-          <w:lang w:eastAsia="ko-KR"/>
-        </w:rPr>
-        <w:t xml:space="preserve"> </w:t>
-      </w:r>
-      <w:r>
-        <w:rPr>
-          <w:sz w:val="18"/>
-          <w:lang w:eastAsia="ko-KR"/>
-        </w:rPr>
-        <w:t>관리</w:t>
-      </w:r>
-      <w:r>
-        <w:rPr>
-          <w:sz w:val="18"/>
-          <w:lang w:eastAsia="ko-KR"/>
-        </w:rPr>
-        <w:t xml:space="preserve">, </w:t>
-      </w:r>
-      <w:r>
-        <w:rPr>
-          <w:sz w:val="18"/>
-          <w:lang w:eastAsia="ko-KR"/>
-        </w:rPr>
-        <w:t>사용자</w:t>
-      </w:r>
-      <w:r>
-        <w:rPr>
-          <w:sz w:val="18"/>
-          <w:lang w:eastAsia="ko-KR"/>
-        </w:rPr>
-        <w:t xml:space="preserve"> </w:t>
-      </w:r>
-      <w:r>
-        <w:rPr>
-          <w:sz w:val="18"/>
-          <w:lang w:eastAsia="ko-KR"/>
-        </w:rPr>
-        <w:t>피드백</w:t>
-      </w:r>
-      <w:r>
-        <w:rPr>
-          <w:sz w:val="18"/>
-          <w:lang w:eastAsia="ko-KR"/>
-        </w:rPr>
-        <w:t xml:space="preserve"> </w:t>
-      </w:r>
-      <w:r>
-        <w:rPr>
-          <w:sz w:val="18"/>
-          <w:lang w:eastAsia="ko-KR"/>
-        </w:rPr>
-        <w:t>수집</w:t>
-      </w:r>
-      <w:r>
-        <w:rPr>
-          <w:sz w:val="18"/>
-          <w:lang w:eastAsia="ko-KR"/>
-        </w:rPr>
-        <w:t>·</w:t>
-      </w:r>
-      <w:r>
-        <w:rPr>
-          <w:sz w:val="18"/>
-          <w:lang w:eastAsia="ko-KR"/>
-        </w:rPr>
-        <w:t>반영</w:t>
-      </w:r>
-      <w:r>
-        <w:rPr>
-          <w:sz w:val="18"/>
-          <w:lang w:eastAsia="ko-KR"/>
-        </w:rPr>
-        <w:t xml:space="preserve"> </w:t>
-      </w:r>
-      <w:r>
-        <w:rPr>
-          <w:sz w:val="18"/>
-          <w:lang w:eastAsia="ko-KR"/>
-        </w:rPr>
-        <w:t>루프</w:t>
-      </w:r>
-      <w:r>
-        <w:rPr>
-          <w:sz w:val="18"/>
-          <w:lang w:eastAsia="ko-KR"/>
-        </w:rPr>
-        <w:t xml:space="preserve"> </w:t>
-      </w:r>
-      <w:r>
-        <w:rPr>
-          <w:sz w:val="18"/>
-          <w:lang w:eastAsia="ko-KR"/>
-        </w:rPr>
-        <w:t>운영</w:t>
-      </w:r>
-      <w:r>
-        <w:rPr>
-          <w:rFonts w:hint="eastAsia"/>
-          <w:sz w:val="18"/>
-          <w:lang w:eastAsia="ko-KR"/>
-        </w:rPr>
-        <w:t>.</w:t>
-      </w:r>
-    </w:p>
-    <w:p>
-      <w:pPr>
-        <w:pStyle w:val="a0"/>
-        <w:spacing w:after="10" w:line="184" w:lineRule="auto"/>
-        <w:ind w:left="240" w:hanging="240"/>
-        <w:rPr>
-          <w:sz w:val="18"/>
-          <w:lang w:eastAsia="ko-KR"/>
-        </w:rPr>
-      </w:pPr>
-      <w:r>
-        <w:rPr>
-          <w:sz w:val="18"/>
-          <w:lang w:eastAsia="ko-KR"/>
-        </w:rPr>
-        <w:t>교사</w:t>
-      </w:r>
-      <w:r>
-        <w:rPr>
-          <w:sz w:val="18"/>
-          <w:lang w:eastAsia="ko-KR"/>
-        </w:rPr>
-        <w:t xml:space="preserve"> </w:t>
-      </w:r>
-      <w:r>
-        <w:rPr>
-          <w:sz w:val="18"/>
-          <w:lang w:eastAsia="ko-KR"/>
-        </w:rPr>
-        <w:t>관리</w:t>
-      </w:r>
-      <w:r>
-        <w:rPr>
-          <w:sz w:val="18"/>
-          <w:lang w:eastAsia="ko-KR"/>
-        </w:rPr>
-        <w:t xml:space="preserve"> </w:t>
-      </w:r>
-      <w:r>
-        <w:rPr>
-          <w:sz w:val="18"/>
-          <w:lang w:eastAsia="ko-KR"/>
-        </w:rPr>
-        <w:t>도구</w:t>
-      </w:r>
-      <w:r>
-        <w:rPr>
-          <w:sz w:val="18"/>
-          <w:lang w:eastAsia="ko-KR"/>
-        </w:rPr>
-        <w:t xml:space="preserve"> </w:t>
-      </w:r>
-      <w:r>
-        <w:rPr>
-          <w:sz w:val="18"/>
-          <w:lang w:eastAsia="ko-KR"/>
-        </w:rPr>
-        <w:t>및</w:t>
-      </w:r>
-      <w:r>
-        <w:rPr>
-          <w:sz w:val="18"/>
-          <w:lang w:eastAsia="ko-KR"/>
-        </w:rPr>
-        <w:t xml:space="preserve"> Unity </w:t>
-      </w:r>
-      <w:r>
-        <w:rPr>
-          <w:sz w:val="18"/>
-          <w:lang w:eastAsia="ko-KR"/>
-        </w:rPr>
-        <w:t>학습</w:t>
-      </w:r>
-      <w:r>
-        <w:rPr>
-          <w:sz w:val="18"/>
-          <w:lang w:eastAsia="ko-KR"/>
-        </w:rPr>
-        <w:t xml:space="preserve"> </w:t>
-      </w:r>
-      <w:r>
-        <w:rPr>
-          <w:sz w:val="18"/>
-          <w:lang w:eastAsia="ko-KR"/>
-        </w:rPr>
-        <w:t>게임</w:t>
-      </w:r>
-      <w:r>
-        <w:rPr>
-          <w:sz w:val="18"/>
-          <w:lang w:eastAsia="ko-KR"/>
-        </w:rPr>
-        <w:t xml:space="preserve"> </w:t>
-      </w:r>
-      <w:r>
-        <w:rPr>
-          <w:sz w:val="18"/>
-          <w:lang w:eastAsia="ko-KR"/>
-        </w:rPr>
-        <w:t>자체</w:t>
-      </w:r>
-      <w:r>
-        <w:rPr>
-          <w:sz w:val="18"/>
-          <w:lang w:eastAsia="ko-KR"/>
-        </w:rPr>
-        <w:t xml:space="preserve"> </w:t>
-      </w:r>
-      <w:r>
-        <w:rPr>
-          <w:sz w:val="18"/>
-          <w:lang w:eastAsia="ko-KR"/>
-        </w:rPr>
-        <w:t>개발</w:t>
-      </w:r>
-      <w:r>
-        <w:rPr>
-          <w:sz w:val="18"/>
-          <w:lang w:eastAsia="ko-KR"/>
-        </w:rPr>
-        <w:t>.</w:t>
-      </w:r>
-    </w:p>
-    <w:p>
-      <w:pPr>
-        <w:pStyle w:val="1"/>
-        <w:spacing w:before="80" w:after="20" w:line="240" w:lineRule="auto"/>
-        <w:rPr>
-          <w:rFonts w:ascii="맑은 고딕" w:eastAsia="맑은 고딕" w:hAnsi="맑은 고딕"/>
-        </w:rPr>
-      </w:pPr>
-      <w:proofErr w:type="spellStart"/>
-      <w:r>
-        <w:rPr>
-          <w:rFonts w:ascii="맑은 고딕" w:eastAsia="맑은 고딕" w:hAnsi="맑은 고딕" w:cs="맑은 고딕" w:hint="eastAsia"/>
-        </w:rPr>
-        <w:t>기술</w:t>
-      </w:r>
-      <w:proofErr w:type="spellEnd"/>
-      <w:r>
-        <w:rPr>
-          <w:rFonts w:ascii="맑은 고딕" w:eastAsia="맑은 고딕" w:hAnsi="맑은 고딕" w:hint="eastAsia"/>
-        </w:rPr>
-        <w:t xml:space="preserve"> </w:t>
-      </w:r>
-      <w:proofErr w:type="spellStart"/>
-      <w:r>
-        <w:rPr>
-          <w:rFonts w:ascii="맑은 고딕" w:eastAsia="맑은 고딕" w:hAnsi="맑은 고딕" w:cs="맑은 고딕" w:hint="eastAsia"/>
-        </w:rPr>
-        <w:t>스택</w:t>
       </w:r>
       <w:proofErr w:type="spellEnd"/>
     </w:p>
     <w:p>
       <w:pPr>
         <w:pStyle w:val="a0"/>
-        <w:spacing w:after="10" w:line="184" w:lineRule="auto"/>
-        <w:ind w:left="240" w:hanging="240"/>
-        <w:rPr>
-          <w:sz w:val="18"/>
+        <w:spacing w:after="20" w:line="220" w:lineRule="auto"/>
+        <w:rPr>
+          <w:lang w:eastAsia="ko-KR"/>
         </w:rPr>
       </w:pPr>
       <w:r>
         <w:rPr>
           <w:b/>
-          <w:sz w:val="18"/>
-        </w:rPr>
-        <w:t>Infra &amp; Ops</w:t>
-      </w:r>
-      <w:r>
-        <w:rPr>
-          <w:sz w:val="18"/>
-        </w:rPr>
-        <w:t xml:space="preserve">: Kubernetes(k3s), Docker, </w:t>
-      </w:r>
-      <w:proofErr w:type="gramStart"/>
-      <w:r>
-        <w:rPr>
-          <w:sz w:val="18"/>
-        </w:rPr>
-        <w:t>ArgoCD(</w:t>
-      </w:r>
-      <w:proofErr w:type="gramEnd"/>
-      <w:r>
-        <w:rPr>
-          <w:sz w:val="18"/>
-        </w:rPr>
-        <w:t xml:space="preserve">GitOps), Prometheus, </w:t>
-      </w:r>
-      <w:proofErr w:type="gramStart"/>
-      <w:r>
-        <w:rPr>
-          <w:sz w:val="18"/>
-        </w:rPr>
-        <w:t>Linux(</w:t>
-      </w:r>
-      <w:proofErr w:type="gramEnd"/>
-      <w:r>
-        <w:rPr>
-          <w:sz w:val="18"/>
-        </w:rPr>
-        <w:t>Ubuntu), Oracle Cloud, GitHub Actions CI/CD, Nginx</w:t>
+          <w:lang w:eastAsia="ko-KR"/>
+        </w:rPr>
+        <w:t>부경대학교</w:t>
+      </w:r>
+      <w:r>
+        <w:rPr>
+          <w:lang w:eastAsia="ko-KR"/>
+        </w:rPr>
+        <w:t xml:space="preserve"> — 산업공학 학사 (2007.03 – 2014.02)</w:t>
       </w:r>
     </w:p>
     <w:p>
       <w:pPr>
         <w:pStyle w:val="a0"/>
-        <w:spacing w:after="10" w:line="184" w:lineRule="auto"/>
-        <w:ind w:left="240" w:hanging="240"/>
-        <w:rPr>
-          <w:sz w:val="18"/>
-        </w:rPr>
+        <w:spacing w:after="20" w:line="220" w:lineRule="auto"/>
       </w:pPr>
       <w:r>
         <w:rPr>
           <w:b/>
-          <w:sz w:val="18"/>
-        </w:rPr>
-        <w:t>Language &amp; Scripting</w:t>
-      </w:r>
-      <w:r>
-        <w:rPr>
-          <w:sz w:val="18"/>
-        </w:rPr>
-        <w:t>: Python, Bash, TypeScript/JavaScript, C</w:t>
+        </w:rPr>
+        <w:t xml:space="preserve">AI </w:t>
+      </w:r>
+      <w:proofErr w:type="spellStart"/>
+      <w:r>
+        <w:rPr>
+          <w:b/>
+        </w:rPr>
+        <w:t>부트캠프</w:t>
+      </w:r>
+      <w:proofErr w:type="spellEnd"/>
+      <w:r>
+        <w:rPr>
+          <w:b/>
+        </w:rPr>
+        <w:t xml:space="preserve"> </w:t>
+      </w:r>
+      <w:proofErr w:type="spellStart"/>
+      <w:r>
+        <w:rPr>
+          <w:b/>
+        </w:rPr>
+        <w:t>수료</w:t>
+      </w:r>
+      <w:proofErr w:type="spellEnd"/>
+      <w:r>
+        <w:t xml:space="preserve"> — LLM API·Document AI 실습</w:t>
       </w:r>
     </w:p>
     <w:p>
       <w:pPr>
         <w:pStyle w:val="a0"/>
-        <w:spacing w:after="10" w:line="184" w:lineRule="auto"/>
-        <w:ind w:left="240" w:hanging="240"/>
-        <w:rPr>
-          <w:sz w:val="18"/>
+        <w:spacing w:after="20" w:line="220" w:lineRule="auto"/>
+        <w:rPr>
+          <w:lang w:eastAsia="ko-KR"/>
         </w:rPr>
       </w:pPr>
       <w:r>
         <w:rPr>
-          <w:b/>
-          <w:sz w:val="18"/>
-        </w:rPr>
-        <w:t>AI &amp; LLM</w:t>
-      </w:r>
-      <w:r>
-        <w:rPr>
-          <w:sz w:val="18"/>
-        </w:rPr>
-        <w:t xml:space="preserve">: Solar API, LangGraph, RAG, Claude Code / Codex </w:t>
-      </w:r>
-      <w:r>
-        <w:rPr>
-          <w:sz w:val="18"/>
-        </w:rPr>
-        <w:t>기반</w:t>
-      </w:r>
-      <w:r>
-        <w:rPr>
-          <w:sz w:val="18"/>
-        </w:rPr>
-        <w:t xml:space="preserve"> </w:t>
-      </w:r>
-      <w:r>
-        <w:rPr>
-          <w:sz w:val="18"/>
-        </w:rPr>
-        <w:t>에이전트</w:t>
-      </w:r>
-      <w:r>
-        <w:rPr>
-          <w:sz w:val="18"/>
-        </w:rPr>
-        <w:t xml:space="preserve"> </w:t>
-      </w:r>
-      <w:r>
-        <w:rPr>
-          <w:sz w:val="18"/>
-        </w:rPr>
-        <w:t>워크플로우</w:t>
-      </w:r>
-      <w:r>
-        <w:rPr>
-          <w:sz w:val="18"/>
-        </w:rPr>
-        <w:t>, Browser-use, Playwright</w:t>
-      </w:r>
-    </w:p>
-    <w:p>
-      <w:pPr>
-        <w:pStyle w:val="a0"/>
-        <w:spacing w:after="10" w:line="184" w:lineRule="auto"/>
-        <w:ind w:left="240" w:hanging="240"/>
-        <w:rPr>
-          <w:sz w:val="18"/>
-        </w:rPr>
-      </w:pPr>
-      <w:r>
-        <w:rPr>
-          <w:b/>
-          <w:sz w:val="18"/>
-        </w:rPr>
-        <w:t>Web &amp; Data</w:t>
-      </w:r>
-      <w:r>
-        <w:rPr>
-          <w:sz w:val="18"/>
-        </w:rPr>
-        <w:t xml:space="preserve">: HTTP/REST, JSON, JWT·OAuth </w:t>
-      </w:r>
-      <w:r>
-        <w:rPr>
-          <w:sz w:val="18"/>
-        </w:rPr>
-        <w:t>인증</w:t>
-      </w:r>
-      <w:r>
-        <w:rPr>
-          <w:sz w:val="18"/>
-        </w:rPr>
-        <w:t>, Next.js, Streamlit, Flutter, SQLite/PostgreSQL</w:t>
-      </w:r>
-    </w:p>
-    <w:p>
-      <w:pPr>
-        <w:pStyle w:val="a0"/>
-        <w:spacing w:after="10" w:line="184" w:lineRule="auto"/>
-        <w:ind w:left="240" w:hanging="240"/>
-        <w:rPr>
-          <w:sz w:val="18"/>
-          <w:lang w:eastAsia="ko-KR"/>
-        </w:rPr>
-      </w:pPr>
-      <w:r>
-        <w:rPr>
-          <w:b/>
-          <w:sz w:val="18"/>
-          <w:lang w:eastAsia="ko-KR"/>
-        </w:rPr>
-        <w:t>Communication</w:t>
-      </w:r>
-      <w:r>
-        <w:rPr>
-          <w:sz w:val="18"/>
-          <w:lang w:eastAsia="ko-KR"/>
-        </w:rPr>
-        <w:t xml:space="preserve">: </w:t>
-      </w:r>
-      <w:r>
-        <w:rPr>
-          <w:sz w:val="18"/>
-          <w:lang w:eastAsia="ko-KR"/>
-        </w:rPr>
-        <w:t>비즈니스</w:t>
-      </w:r>
-      <w:r>
-        <w:rPr>
-          <w:sz w:val="18"/>
-          <w:lang w:eastAsia="ko-KR"/>
-        </w:rPr>
-        <w:t xml:space="preserve"> </w:t>
-      </w:r>
-      <w:r>
-        <w:rPr>
-          <w:sz w:val="18"/>
-          <w:lang w:eastAsia="ko-KR"/>
-        </w:rPr>
-        <w:t>영어</w:t>
-      </w:r>
-      <w:r>
-        <w:rPr>
-          <w:sz w:val="18"/>
-          <w:lang w:eastAsia="ko-KR"/>
-        </w:rPr>
-        <w:t xml:space="preserve"> (</w:t>
-      </w:r>
-      <w:r>
-        <w:rPr>
-          <w:sz w:val="18"/>
-          <w:lang w:eastAsia="ko-KR"/>
-        </w:rPr>
-        <w:t>글로벌</w:t>
-      </w:r>
-      <w:r>
-        <w:rPr>
-          <w:sz w:val="18"/>
-          <w:lang w:eastAsia="ko-KR"/>
-        </w:rPr>
-        <w:t xml:space="preserve"> </w:t>
-      </w:r>
-      <w:r>
-        <w:rPr>
-          <w:sz w:val="18"/>
-          <w:lang w:eastAsia="ko-KR"/>
-        </w:rPr>
-        <w:t>기술지원</w:t>
-      </w:r>
-      <w:r>
-        <w:rPr>
-          <w:sz w:val="18"/>
-          <w:lang w:eastAsia="ko-KR"/>
-        </w:rPr>
-        <w:t>·</w:t>
-      </w:r>
-      <w:r>
-        <w:rPr>
-          <w:sz w:val="18"/>
-          <w:lang w:eastAsia="ko-KR"/>
-        </w:rPr>
-        <w:t>해외</w:t>
-      </w:r>
-      <w:r>
-        <w:rPr>
-          <w:sz w:val="18"/>
-          <w:lang w:eastAsia="ko-KR"/>
-        </w:rPr>
-        <w:t xml:space="preserve"> </w:t>
-      </w:r>
-      <w:r>
-        <w:rPr>
-          <w:sz w:val="18"/>
-          <w:lang w:eastAsia="ko-KR"/>
-        </w:rPr>
-        <w:t>파트너</w:t>
-      </w:r>
-      <w:r>
-        <w:rPr>
-          <w:sz w:val="18"/>
-          <w:lang w:eastAsia="ko-KR"/>
-        </w:rPr>
-        <w:t xml:space="preserve"> </w:t>
-      </w:r>
-      <w:r>
-        <w:rPr>
-          <w:sz w:val="18"/>
-          <w:lang w:eastAsia="ko-KR"/>
-        </w:rPr>
-        <w:t>운영</w:t>
-      </w:r>
-      <w:r>
-        <w:rPr>
-          <w:sz w:val="18"/>
-          <w:lang w:eastAsia="ko-KR"/>
-        </w:rPr>
-        <w:t xml:space="preserve">), </w:t>
-      </w:r>
-      <w:r>
-        <w:rPr>
-          <w:sz w:val="18"/>
-          <w:lang w:eastAsia="ko-KR"/>
-        </w:rPr>
-        <w:t>기술</w:t>
-      </w:r>
-      <w:r>
-        <w:rPr>
-          <w:sz w:val="18"/>
-          <w:lang w:eastAsia="ko-KR"/>
-        </w:rPr>
-        <w:t xml:space="preserve"> </w:t>
-      </w:r>
-      <w:r>
-        <w:rPr>
-          <w:sz w:val="18"/>
-          <w:lang w:eastAsia="ko-KR"/>
-        </w:rPr>
-        <w:t>문서</w:t>
-      </w:r>
-      <w:r>
-        <w:rPr>
-          <w:sz w:val="18"/>
-          <w:lang w:eastAsia="ko-KR"/>
-        </w:rPr>
-        <w:t xml:space="preserve"> </w:t>
-      </w:r>
-      <w:r>
-        <w:rPr>
-          <w:sz w:val="18"/>
-          <w:lang w:eastAsia="ko-KR"/>
-        </w:rPr>
-        <w:t>작성</w:t>
-      </w:r>
-    </w:p>
-    <w:p>
-      <w:pPr>
-        <w:pStyle w:val="1"/>
-        <w:spacing w:before="80" w:after="20" w:line="240" w:lineRule="auto"/>
-        <w:rPr>
-          <w:rFonts w:ascii="맑은 고딕" w:eastAsia="맑은 고딕" w:hAnsi="맑은 고딕"/>
-        </w:rPr>
-      </w:pPr>
+          <w:lang w:eastAsia="ko-KR"/>
+        </w:rPr>
+        <w:t>개발자 모임·</w:t>
+      </w:r>
       <w:proofErr w:type="spellStart"/>
       <w:r>
         <w:rPr>
-          <w:rFonts w:ascii="맑은 고딕" w:eastAsia="맑은 고딕" w:hAnsi="맑은 고딕" w:cs="맑은 고딕" w:hint="eastAsia"/>
-        </w:rPr>
-        <w:t>학력</w:t>
+          <w:lang w:eastAsia="ko-KR"/>
+        </w:rPr>
+        <w:t>해커톤</w:t>
       </w:r>
       <w:proofErr w:type="spellEnd"/>
       <w:r>
         <w:rPr>
-          <w:rFonts w:ascii="맑은 고딕" w:eastAsia="맑은 고딕" w:hAnsi="맑은 고딕" w:hint="eastAsia"/>
-        </w:rPr>
-        <w:t xml:space="preserve"> &amp; </w:t>
-      </w:r>
-      <w:proofErr w:type="spellStart"/>
-      <w:r>
-        <w:rPr>
-          <w:rFonts w:ascii="맑은 고딕" w:eastAsia="맑은 고딕" w:hAnsi="맑은 고딕" w:cs="맑은 고딕" w:hint="eastAsia"/>
-        </w:rPr>
-        <w:t>활동</w:t>
-      </w:r>
-      <w:proofErr w:type="spellEnd"/>
-    </w:p>
-    <w:p>
-      <w:pPr>
-        <w:pStyle w:val="a0"/>
-        <w:spacing w:after="10" w:line="184" w:lineRule="auto"/>
-        <w:ind w:left="240" w:hanging="240"/>
-        <w:rPr>
-          <w:sz w:val="18"/>
-        </w:rPr>
-      </w:pPr>
-      <w:r>
-        <w:rPr>
-          <w:b/>
-          <w:sz w:val="18"/>
-        </w:rPr>
-        <w:t>École 42 Seoul</w:t>
-      </w:r>
-      <w:r>
-        <w:rPr>
-          <w:sz w:val="18"/>
-        </w:rPr>
-        <w:t xml:space="preserve"> — Computer Science (2022.10 – 2024.10). UNIX </w:t>
-      </w:r>
-      <w:r>
-        <w:rPr>
-          <w:sz w:val="18"/>
-        </w:rPr>
-        <w:t>시스템</w:t>
-      </w:r>
-      <w:r>
-        <w:rPr>
-          <w:sz w:val="18"/>
-        </w:rPr>
-        <w:t>·</w:t>
-      </w:r>
-      <w:r>
-        <w:rPr>
-          <w:sz w:val="18"/>
-        </w:rPr>
-        <w:t>네트워크</w:t>
-      </w:r>
-      <w:r>
-        <w:rPr>
-          <w:sz w:val="18"/>
-        </w:rPr>
-        <w:t xml:space="preserve"> </w:t>
-      </w:r>
-      <w:r>
-        <w:rPr>
-          <w:sz w:val="18"/>
-        </w:rPr>
-        <w:t>프로그래밍</w:t>
-      </w:r>
-      <w:r>
-        <w:rPr>
-          <w:sz w:val="18"/>
-        </w:rPr>
-        <w:t xml:space="preserve">. </w:t>
-      </w:r>
-    </w:p>
-    <w:p>
-      <w:pPr>
-        <w:pStyle w:val="a0"/>
-        <w:spacing w:after="10" w:line="184" w:lineRule="auto"/>
-        <w:ind w:left="240" w:hanging="240"/>
-        <w:rPr>
-          <w:sz w:val="18"/>
-          <w:lang w:eastAsia="ko-KR"/>
-        </w:rPr>
-      </w:pPr>
-      <w:r>
-        <w:rPr>
-          <w:b/>
-          <w:sz w:val="18"/>
-          <w:lang w:eastAsia="ko-KR"/>
-        </w:rPr>
-        <w:t>부경대학교</w:t>
-      </w:r>
-      <w:r>
-        <w:rPr>
-          <w:sz w:val="18"/>
-          <w:lang w:eastAsia="ko-KR"/>
-        </w:rPr>
-        <w:t xml:space="preserve"> — </w:t>
-      </w:r>
-      <w:r>
-        <w:rPr>
-          <w:sz w:val="18"/>
-          <w:lang w:eastAsia="ko-KR"/>
-        </w:rPr>
-        <w:t>산업공학</w:t>
-      </w:r>
-      <w:r>
-        <w:rPr>
-          <w:sz w:val="18"/>
-          <w:lang w:eastAsia="ko-KR"/>
-        </w:rPr>
-        <w:t xml:space="preserve"> </w:t>
-      </w:r>
-      <w:r>
-        <w:rPr>
-          <w:sz w:val="18"/>
-          <w:lang w:eastAsia="ko-KR"/>
-        </w:rPr>
-        <w:t>학사</w:t>
-      </w:r>
-      <w:r>
-        <w:rPr>
-          <w:sz w:val="18"/>
-          <w:lang w:eastAsia="ko-KR"/>
-        </w:rPr>
-        <w:t xml:space="preserve"> (2007.03 – 2014.02)</w:t>
-      </w:r>
-    </w:p>
-    <w:p>
-      <w:pPr>
-        <w:pStyle w:val="a0"/>
-        <w:spacing w:after="10" w:line="184" w:lineRule="auto"/>
-        <w:ind w:left="240" w:hanging="240"/>
-        <w:rPr>
-          <w:sz w:val="18"/>
-        </w:rPr>
-      </w:pPr>
-      <w:r>
-        <w:rPr>
-          <w:b/>
-          <w:sz w:val="18"/>
-        </w:rPr>
-        <w:t xml:space="preserve">Fast Campus × Upstage AI Lab </w:t>
-      </w:r>
-      <w:r>
-        <w:rPr>
-          <w:b/>
-          <w:sz w:val="18"/>
-        </w:rPr>
-        <w:t>수료</w:t>
-      </w:r>
-      <w:r>
-        <w:rPr>
-          <w:sz w:val="18"/>
-        </w:rPr>
-        <w:t xml:space="preserve"> — Solar, Document Parse </w:t>
-      </w:r>
-      <w:r>
-        <w:rPr>
-          <w:sz w:val="18"/>
-        </w:rPr>
-        <w:t>실습</w:t>
-      </w:r>
-    </w:p>
-    <w:p>
-      <w:pPr>
-        <w:pStyle w:val="a0"/>
-        <w:spacing w:after="10" w:line="184" w:lineRule="auto"/>
-        <w:ind w:left="240" w:hanging="240"/>
-        <w:rPr>
-          <w:sz w:val="18"/>
-          <w:lang w:eastAsia="ko-KR"/>
-        </w:rPr>
-      </w:pPr>
-      <w:r>
-        <w:rPr>
-          <w:sz w:val="18"/>
-          <w:lang w:eastAsia="ko-KR"/>
-        </w:rPr>
-        <w:t>개발자</w:t>
-      </w:r>
-      <w:r>
-        <w:rPr>
-          <w:sz w:val="18"/>
-          <w:lang w:eastAsia="ko-KR"/>
-        </w:rPr>
-        <w:t xml:space="preserve"> </w:t>
-      </w:r>
-      <w:r>
-        <w:rPr>
-          <w:sz w:val="18"/>
-          <w:lang w:eastAsia="ko-KR"/>
-        </w:rPr>
-        <w:t>모임</w:t>
-      </w:r>
-      <w:r>
-        <w:rPr>
-          <w:sz w:val="18"/>
-          <w:lang w:eastAsia="ko-KR"/>
-        </w:rPr>
-        <w:t>·</w:t>
-      </w:r>
-      <w:proofErr w:type="spellStart"/>
-      <w:r>
-        <w:rPr>
-          <w:sz w:val="18"/>
-          <w:lang w:eastAsia="ko-KR"/>
-        </w:rPr>
-        <w:t>해커톤</w:t>
-      </w:r>
-      <w:proofErr w:type="spellEnd"/>
-      <w:r>
-        <w:rPr>
-          <w:sz w:val="18"/>
-          <w:lang w:eastAsia="ko-KR"/>
-        </w:rPr>
-        <w:t xml:space="preserve"> </w:t>
-      </w:r>
-      <w:r>
-        <w:rPr>
-          <w:sz w:val="18"/>
-          <w:lang w:eastAsia="ko-KR"/>
-        </w:rPr>
-        <w:t>자원봉사</w:t>
-      </w:r>
-      <w:r>
-        <w:rPr>
-          <w:sz w:val="18"/>
-          <w:lang w:eastAsia="ko-KR"/>
-        </w:rPr>
-        <w:t xml:space="preserve"> </w:t>
-      </w:r>
-      <w:r>
-        <w:rPr>
-          <w:sz w:val="18"/>
-          <w:lang w:eastAsia="ko-KR"/>
-        </w:rPr>
-        <w:t>다수</w:t>
+          <w:lang w:eastAsia="ko-KR"/>
+        </w:rPr>
+        <w:t xml:space="preserve"> 자원봉사 다수. 국내 출장 가능.</w:t>
       </w:r>
     </w:p>
     <w:sectPr>
-      <w:headerReference w:type="even" r:id="rId11"/>
-      <w:headerReference w:type="default" r:id="rId12"/>
-      <w:footerReference w:type="even" r:id="rId13"/>
-      <w:footerReference w:type="default" r:id="rId14"/>
-      <w:headerReference w:type="first" r:id="rId15"/>
-      <w:footerReference w:type="first" r:id="rId16"/>
+      <w:headerReference w:type="even" r:id="rId28"/>
+      <w:headerReference w:type="default" r:id="rId29"/>
+      <w:footerReference w:type="even" r:id="rId30"/>
+      <w:footerReference w:type="default" r:id="rId31"/>
+      <w:headerReference w:type="first" r:id="rId32"/>
+      <w:footerReference w:type="first" r:id="rId33"/>
       <w:pgSz w:w="11906" w:h="16838"/>
       <w:pgMar w:top="320" w:right="680" w:bottom="220" w:left="680" w:header="720" w:footer="720" w:gutter="0"/>
       <w:cols w:space="720"/>
@@ -7458,7 +2800,7 @@
       <w:spacing w:after="40"/>
     </w:pPr>
     <w:rPr>
-      <w:rFonts w:ascii="Calibri" w:eastAsia="맑은 고딕" w:hAnsi="Calibri"/>
+      <w:rFonts w:ascii="맑은 고딕" w:eastAsia="맑은 고딕" w:hAnsi="맑은 고딕"/>
       <w:sz w:val="20"/>
     </w:rPr>
   </w:style>
@@ -7471,11 +2813,12 @@
     <w:qFormat/>
     <w:rsid w:val="00FC693F"/>
     <w:pPr>
-      <w:spacing w:before="200" w:after="60"/>
+      <w:keepNext/>
+      <w:spacing w:before="80"/>
       <w:outlineLvl w:val="0"/>
     </w:pPr>
     <w:rPr>
-      <w:rFonts w:asciiTheme="majorHAnsi" w:eastAsiaTheme="majorEastAsia" w:hAnsiTheme="majorHAnsi" w:cstheme="majorBidi"/>
+      <w:rFonts w:cstheme="majorBidi"/>
       <w:b/>
       <w:bCs/>
       <w:color w:val="1A1A1A"/>
@@ -7493,11 +2836,12 @@
     <w:qFormat/>
     <w:rsid w:val="00FC693F"/>
     <w:pPr>
-      <w:spacing w:before="120" w:after="60"/>
+      <w:keepNext/>
+      <w:spacing w:before="80"/>
       <w:outlineLvl w:val="1"/>
     </w:pPr>
     <w:rPr>
-      <w:rFonts w:asciiTheme="majorHAnsi" w:eastAsiaTheme="majorEastAsia" w:hAnsiTheme="majorHAnsi" w:cstheme="majorBidi"/>
+      <w:rFonts w:cstheme="majorBidi"/>
       <w:b/>
       <w:bCs/>
       <w:color w:val="1A1A1A"/>
@@ -7517,11 +2861,11 @@
     <w:pPr>
       <w:keepNext/>
       <w:keepLines/>
-      <w:spacing w:before="120" w:after="60"/>
+      <w:spacing w:before="40" w:after="0"/>
       <w:outlineLvl w:val="2"/>
     </w:pPr>
     <w:rPr>
-      <w:rFonts w:asciiTheme="majorHAnsi" w:eastAsiaTheme="majorEastAsia" w:hAnsiTheme="majorHAnsi" w:cstheme="majorBidi"/>
+      <w:rFonts w:cstheme="majorBidi"/>
       <w:b/>
       <w:bCs/>
       <w:color w:val="1A1A1A"/>
@@ -7752,7 +3096,7 @@
     <w:uiPriority w:val="9"/>
     <w:rsid w:val="00FC693F"/>
     <w:rPr>
-      <w:rFonts w:asciiTheme="majorHAnsi" w:eastAsiaTheme="majorEastAsia" w:hAnsiTheme="majorHAnsi" w:cstheme="majorBidi"/>
+      <w:rFonts w:ascii="맑은 고딕" w:eastAsia="맑은 고딕" w:hAnsi="맑은 고딕" w:cstheme="majorBidi"/>
       <w:b/>
       <w:bCs/>
       <w:color w:val="1A1A1A"/>
@@ -7767,7 +3111,7 @@
     <w:uiPriority w:val="9"/>
     <w:rsid w:val="00FC693F"/>
     <w:rPr>
-      <w:rFonts w:asciiTheme="majorHAnsi" w:eastAsiaTheme="majorEastAsia" w:hAnsiTheme="majorHAnsi" w:cstheme="majorBidi"/>
+      <w:rFonts w:ascii="맑은 고딕" w:eastAsia="맑은 고딕" w:hAnsi="맑은 고딕" w:cstheme="majorBidi"/>
       <w:b/>
       <w:bCs/>
       <w:color w:val="1A1A1A"/>
@@ -7781,10 +3125,11 @@
     <w:uiPriority w:val="9"/>
     <w:rsid w:val="00FC693F"/>
     <w:rPr>
-      <w:rFonts w:asciiTheme="majorHAnsi" w:eastAsiaTheme="majorEastAsia" w:hAnsiTheme="majorHAnsi" w:cstheme="majorBidi"/>
+      <w:rFonts w:ascii="맑은 고딕" w:eastAsia="맑은 고딕" w:hAnsi="맑은 고딕" w:cstheme="majorBidi"/>
       <w:b/>
       <w:bCs/>
-      <w:color w:val="4F81BD" w:themeColor="accent1"/>
+      <w:color w:val="1A1A1A"/>
+      <w:sz w:val="20"/>
     </w:rPr>
   </w:style>
   <w:style w:type="paragraph" w:styleId="a8">
@@ -7983,6 +3328,9 @@
       </w:numPr>
       <w:contextualSpacing/>
     </w:pPr>
+    <w:rPr>
+      <w:sz w:val="18"/>
+    </w:rPr>
   </w:style>
   <w:style w:type="paragraph" w:styleId="20">
     <w:name w:val="List Bullet 2"/>
@@ -18795,6 +14143,9 @@
   <wetp:taskpane dockstate="right" visibility="0" width="350" row="0">
     <wetp:webextensionref xmlns:r="http://schemas.openxmlformats.org/officeDocument/2006/relationships" r:id="rId1"/>
   </wetp:taskpane>
+  <wetp:taskpane dockstate="right" visibility="0" width="350" row="0">
+    <wetp:webextensionref xmlns:r="http://schemas.openxmlformats.org/officeDocument/2006/relationships" r:id="rId2"/>
+  </wetp:taskpane>
 </wetp:taskpanes>
 </file>
 
@@ -18812,6 +14163,20 @@
 </we:webextension>
 </file>
 
+<file path=word/webextensions/webextension2.xml><?xml version="1.0" encoding="utf-8"?>
+<we:webextension xmlns:we="http://schemas.microsoft.com/office/webextensions/webextension/2010/11" id="{DFB45BFD-60ED-434A-9F94-C3C57CAF026B}">
+  <we:reference id="wa200010725" version="1.0.0.1" store="ko-KR" storeType="OMEX"/>
+  <we:alternateReferences>
+    <we:reference id="wa200010725" version="1.0.0.1" store="wa200010725" storeType="OMEX"/>
+  </we:alternateReferences>
+  <we:properties>
+    <we:property name="claude.fileId" value="&quot;25833165-8516-4745-96a9-bb6812d97c39&quot;"/>
+  </we:properties>
+  <we:bindings/>
+  <we:snapshot xmlns:r="http://schemas.openxmlformats.org/officeDocument/2006/relationships"/>
+</we:webextension>
+</file>
+
 <file path=customXml/item1.xml><?xml version="1.0" encoding="utf-8"?>
 <b:Sources xmlns:b="http://schemas.openxmlformats.org/officeDocument/2006/bibliography" xmlns="http://schemas.openxmlformats.org/officeDocument/2006/bibliography" SelectedStyle="/APA.XSL" StyleName="APA"/>
 </file>
